--- a/storage/app/templates/SURAT KETERANGAN KEMATIAN.docx
+++ b/storage/app/templates/SURAT KETERANGAN KEMATIAN.docx
@@ -1,6 +1,6 @@
 
 <file path=word/document.xml><?xml version="1.0" encoding="utf-8"?>
-<w:document xmlns:mc="http://schemas.openxmlformats.org/markup-compatibility/2006" xmlns:ve="http://schemas.openxmlformats.org/markup-compatibility/2006" xmlns:o="urn:schemas-microsoft-com:office:office" xmlns:r="http://schemas.openxmlformats.org/officeDocument/2006/relationships" xmlns:m="http://schemas.openxmlformats.org/officeDocument/2006/math" xmlns:v="urn:schemas-microsoft-com:vml" xmlns:wp="http://schemas.openxmlformats.org/drawingml/2006/wordprocessingDrawing" xmlns:w10="urn:schemas-microsoft-com:office:word" xmlns:w="http://schemas.openxmlformats.org/wordprocessingml/2006/main" xmlns:wne="http://schemas.microsoft.com/office/word/2006/wordml" xmlns:a="http://schemas.openxmlformats.org/drawingml/2006/main" xmlns:pic="http://schemas.openxmlformats.org/drawingml/2006/picture" xmlns:wpg="http://schemas.microsoft.com/office/word/2010/wordprocessingGroup" xmlns:wps="http://schemas.microsoft.com/office/word/2010/wordprocessingShape" xmlns:w14="http://schemas.microsoft.com/office/word/2010/wordml" mc:Ignorable="w14" xml:space="preserve">
+<w:document xmlns:wpc="http://schemas.microsoft.com/office/word/2010/wordprocessingCanvas" xmlns:cx="http://schemas.microsoft.com/office/drawing/2014/chartex" xmlns:cx1="http://schemas.microsoft.com/office/drawing/2015/9/8/chartex" xmlns:cx2="http://schemas.microsoft.com/office/drawing/2015/10/21/chartex" xmlns:cx3="http://schemas.microsoft.com/office/drawing/2016/5/9/chartex" xmlns:cx4="http://schemas.microsoft.com/office/drawing/2016/5/10/chartex" xmlns:cx5="http://schemas.microsoft.com/office/drawing/2016/5/11/chartex" xmlns:cx6="http://schemas.microsoft.com/office/drawing/2016/5/12/chartex" xmlns:cx7="http://schemas.microsoft.com/office/drawing/2016/5/13/chartex" xmlns:cx8="http://schemas.microsoft.com/office/drawing/2016/5/14/chartex" xmlns:mc="http://schemas.openxmlformats.org/markup-compatibility/2006" xmlns:aink="http://schemas.microsoft.com/office/drawing/2016/ink" xmlns:am3d="http://schemas.microsoft.com/office/drawing/2017/model3d" xmlns:o="urn:schemas-microsoft-com:office:office" xmlns:oel="http://schemas.microsoft.com/office/2019/extlst" xmlns:r="http://schemas.openxmlformats.org/officeDocument/2006/relationships" xmlns:m="http://schemas.openxmlformats.org/officeDocument/2006/math" xmlns:v="urn:schemas-microsoft-com:vml" xmlns:wp14="http://schemas.microsoft.com/office/word/2010/wordprocessingDrawing" xmlns:wp="http://schemas.openxmlformats.org/drawingml/2006/wordprocessingDrawing" xmlns:w10="urn:schemas-microsoft-com:office:word" xmlns:w="http://schemas.openxmlformats.org/wordprocessingml/2006/main" xmlns:w14="http://schemas.microsoft.com/office/word/2010/wordml" xmlns:w15="http://schemas.microsoft.com/office/word/2012/wordml" xmlns:w16cex="http://schemas.microsoft.com/office/word/2018/wordml/cex" xmlns:w16cid="http://schemas.microsoft.com/office/word/2016/wordml/cid" xmlns:w16="http://schemas.microsoft.com/office/word/2018/wordml" xmlns:w16du="http://schemas.microsoft.com/office/word/2023/wordml/word16du" xmlns:w16sdtdh="http://schemas.microsoft.com/office/word/2020/wordml/sdtdatahash" xmlns:w16sdtfl="http://schemas.microsoft.com/office/word/2024/wordml/sdtformatlock" xmlns:w16se="http://schemas.microsoft.com/office/word/2015/wordml/symex" xmlns:wpg="http://schemas.microsoft.com/office/word/2010/wordprocessingGroup" xmlns:wpi="http://schemas.microsoft.com/office/word/2010/wordprocessingInk" xmlns:wne="http://schemas.microsoft.com/office/word/2006/wordml" xmlns:wps="http://schemas.microsoft.com/office/word/2010/wordprocessingShape" mc:Ignorable="w14 w15 w16se w16cid w16 w16cex w16sdtdh w16sdtfl w16du wp14">
   <w:body>
     <w:p>
       <w:pPr>
@@ -15,12 +15,13 @@
       <w:r>
         <w:rPr>
           <w:rFonts w:ascii="Arial MT"/>
+          <w:noProof/>
           <w:sz w:val="36"/>
         </w:rPr>
         <mc:AlternateContent>
-          <mc:Choice Requires="wps">
+          <mc:Choice Requires="wpg">
             <w:drawing>
-              <wp:anchor distT="0" distB="0" distL="0" distR="0" allowOverlap="1" layoutInCell="1" locked="0" behindDoc="1" simplePos="0" relativeHeight="487507968">
+              <wp:anchor distT="0" distB="0" distL="0" distR="0" simplePos="0" relativeHeight="487507968" behindDoc="1" locked="0" layoutInCell="1" allowOverlap="1" wp14:anchorId="45487582" wp14:editId="07D0D878">
                 <wp:simplePos x="0" y="0"/>
                 <wp:positionH relativeFrom="page">
                   <wp:posOffset>522757</wp:posOffset>
@@ -33,27 +34,29 @@
                 <wp:wrapNone/>
                 <wp:docPr id="1" name="Group 1"/>
                 <wp:cNvGraphicFramePr>
-                  <a:graphicFrameLocks/>
+                  <a:graphicFrameLocks xmlns:a="http://schemas.openxmlformats.org/drawingml/2006/main"/>
                 </wp:cNvGraphicFramePr>
-                <a:graphic>
+                <a:graphic xmlns:a="http://schemas.openxmlformats.org/drawingml/2006/main">
                   <a:graphicData uri="http://schemas.microsoft.com/office/word/2010/wordprocessingGroup">
                     <wpg:wgp>
-                      <wpg:cNvPr id="1" name="Group 1"/>
-                      <wpg:cNvGrpSpPr/>
+                      <wpg:cNvGrpSpPr>
+                        <a:grpSpLocks/>
+                      </wpg:cNvGrpSpPr>
                       <wpg:grpSpPr>
                         <a:xfrm>
                           <a:off x="0" y="0"/>
                           <a:ext cx="835025" cy="1088390"/>
+                          <a:chOff x="0" y="0"/>
                           <a:chExt cx="835025" cy="1088390"/>
                         </a:xfrm>
                       </wpg:grpSpPr>
-                      <pic:pic>
+                      <pic:pic xmlns:pic="http://schemas.openxmlformats.org/drawingml/2006/picture">
                         <pic:nvPicPr>
                           <pic:cNvPr id="2" name="Image 2"/>
                           <pic:cNvPicPr/>
                         </pic:nvPicPr>
                         <pic:blipFill>
-                          <a:blip r:embed="rId5" cstate="print"/>
+                          <a:blip r:embed="rId4" cstate="print"/>
                           <a:stretch>
                             <a:fillRect/>
                           </a:stretch>
@@ -85,8 +88,7 @@
                             <w:p>
                               <w:pPr>
                                 <w:spacing w:before="3"/>
-                                <w:ind w:left="20" w:right="0" w:firstLine="0"/>
-                                <w:jc w:val="left"/>
+                                <w:ind w:left="20"/>
                                 <w:rPr>
                                   <w:rFonts w:ascii="Palatino Linotype"/>
                                   <w:b/>
@@ -119,22 +121,40 @@
           </mc:Choice>
           <mc:Fallback>
             <w:pict>
-              <v:group style="position:absolute;margin-left:41.161995pt;margin-top:-.432501pt;width:65.75pt;height:85.7pt;mso-position-horizontal-relative:page;mso-position-vertical-relative:paragraph;z-index:-15808512" id="docshapegroup1" coordorigin="823,-9" coordsize="1315,1714">
-                <v:shape style="position:absolute;left:823;top:-9;width:1315;height:1714" type="#_x0000_t75" id="docshape2" stroked="false">
+              <v:group w14:anchorId="45487582" id="Group 1" o:spid="_x0000_s1026" style="position:absolute;left:0;text-align:left;margin-left:41.15pt;margin-top:-.45pt;width:65.75pt;height:85.7pt;z-index:-15808512;mso-wrap-distance-left:0;mso-wrap-distance-right:0;mso-position-horizontal-relative:page" coordsize="8350,10883" o:gfxdata="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">
+                <v:shapetype id="_x0000_t75" coordsize="21600,21600" o:spt="75" o:preferrelative="t" path="m@4@5l@4@11@9@11@9@5xe" filled="f" stroked="f">
+                  <v:stroke joinstyle="miter"/>
+                  <v:formulas>
+                    <v:f eqn="if lineDrawn pixelLineWidth 0"/>
+                    <v:f eqn="sum @0 1 0"/>
+                    <v:f eqn="sum 0 0 @1"/>
+                    <v:f eqn="prod @2 1 2"/>
+                    <v:f eqn="prod @3 21600 pixelWidth"/>
+                    <v:f eqn="prod @3 21600 pixelHeight"/>
+                    <v:f eqn="sum @0 0 1"/>
+                    <v:f eqn="prod @6 1 2"/>
+                    <v:f eqn="prod @7 21600 pixelWidth"/>
+                    <v:f eqn="sum @8 21600 0"/>
+                    <v:f eqn="prod @7 21600 pixelHeight"/>
+                    <v:f eqn="sum @10 21600 0"/>
+                  </v:formulas>
+                  <v:path o:extrusionok="f" gradientshapeok="t" o:connecttype="rect"/>
+                  <o:lock v:ext="edit" aspectratio="t"/>
+                </v:shapetype>
+                <v:shape id="Image 2" o:spid="_x0000_s1027" type="#_x0000_t75" style="position:absolute;width:8348;height:10883;visibility:visible;mso-wrap-style:square" o:gfxdata="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">
                   <v:imagedata r:id="rId5" o:title=""/>
                 </v:shape>
-                <v:shapetype id="_x0000_t202" o:spt="202" coordsize="21600,21600" path="m,l,21600r21600,l21600,xe">
+                <v:shapetype id="_x0000_t202" coordsize="21600,21600" o:spt="202" path="m,l,21600r21600,l21600,xe">
                   <v:stroke joinstyle="miter"/>
                   <v:path gradientshapeok="t" o:connecttype="rect"/>
                 </v:shapetype>
-                <v:shape style="position:absolute;left:1424;top:1360;width:66;height:92" type="#_x0000_t202" id="docshape3" filled="false" stroked="false">
+                <v:shape id="Textbox 3" o:spid="_x0000_s1028" type="#_x0000_t202" style="position:absolute;left:3818;top:8695;width:419;height:584;visibility:visible;mso-wrap-style:square;v-text-anchor:top" o:gfxdata="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" filled="f" stroked="f">
                   <v:textbox inset="0,0,0,0">
                     <w:txbxContent>
                       <w:p>
                         <w:pPr>
                           <w:spacing w:before="3"/>
-                          <w:ind w:left="20" w:right="0" w:firstLine="0"/>
-                          <w:jc w:val="left"/>
+                          <w:ind w:left="20"/>
                           <w:rPr>
                             <w:rFonts w:ascii="Palatino Linotype"/>
                             <w:b/>
@@ -155,9 +175,8 @@
                       </w:p>
                     </w:txbxContent>
                   </v:textbox>
-                  <w10:wrap type="none"/>
                 </v:shape>
-                <w10:wrap type="none"/>
+                <w10:wrap anchorx="page"/>
               </v:group>
             </w:pict>
           </mc:Fallback>
@@ -176,7 +195,7 @@
           <w:spacing w:val="-1"/>
           <w:sz w:val="36"/>
         </w:rPr>
-        <w:t> </w:t>
+        <w:t xml:space="preserve"> </w:t>
       </w:r>
       <w:r>
         <w:rPr>
@@ -191,7 +210,7 @@
           <w:spacing w:val="-4"/>
           <w:sz w:val="36"/>
         </w:rPr>
-        <w:t> </w:t>
+        <w:t xml:space="preserve"> </w:t>
       </w:r>
       <w:r>
         <w:rPr>
@@ -207,11 +226,13 @@
         <w:pStyle w:val="Title"/>
       </w:pPr>
       <w:r>
-        <w:rPr/>
+        <w:rPr>
+          <w:noProof/>
+        </w:rPr>
         <mc:AlternateContent>
           <mc:Choice Requires="wps">
             <w:drawing>
-              <wp:anchor distT="0" distB="0" distL="0" distR="0" allowOverlap="1" layoutInCell="1" locked="0" behindDoc="0" simplePos="0" relativeHeight="15729664">
+              <wp:anchor distT="0" distB="0" distL="0" distR="0" simplePos="0" relativeHeight="15729664" behindDoc="0" locked="0" layoutInCell="1" allowOverlap="1" wp14:anchorId="720D232C" wp14:editId="7D0B35EF">
                 <wp:simplePos x="0" y="0"/>
                 <wp:positionH relativeFrom="page">
                   <wp:posOffset>888781</wp:posOffset>
@@ -224,13 +245,14 @@
                 <wp:wrapNone/>
                 <wp:docPr id="4" name="Textbox 4"/>
                 <wp:cNvGraphicFramePr>
-                  <a:graphicFrameLocks/>
+                  <a:graphicFrameLocks xmlns:a="http://schemas.openxmlformats.org/drawingml/2006/main"/>
                 </wp:cNvGraphicFramePr>
-                <a:graphic>
+                <a:graphic xmlns:a="http://schemas.openxmlformats.org/drawingml/2006/main">
                   <a:graphicData uri="http://schemas.microsoft.com/office/word/2010/wordprocessingShape">
                     <wps:wsp>
-                      <wps:cNvPr id="4" name="Textbox 4"/>
-                      <wps:cNvSpPr txBox="1"/>
+                      <wps:cNvSpPr txBox="1">
+                        <a:spLocks/>
+                      </wps:cNvSpPr>
                       <wps:spPr>
                         <a:xfrm rot="240000">
                           <a:off x="0" y="0"/>
@@ -244,9 +266,7 @@
                         <w:txbxContent>
                           <w:p>
                             <w:pPr>
-                              <w:spacing w:line="48" w:lineRule="exact" w:before="0"/>
-                              <w:ind w:left="0" w:right="0" w:firstLine="0"/>
-                              <w:jc w:val="left"/>
+                              <w:spacing w:line="48" w:lineRule="exact"/>
                               <w:rPr>
                                 <w:rFonts w:ascii="Palatino Linotype"/>
                                 <w:b/>
@@ -278,21 +298,46 @@
           </mc:Choice>
           <mc:Fallback>
             <w:pict>
-              <v:shape style="position:absolute;margin-left:69.982758pt;margin-top:17.45521pt;width:1.8pt;height:2.450pt;mso-position-horizontal-relative:page;mso-position-vertical-relative:paragraph;z-index:15729664;rotation:4" type="#_x0000_t136" fillcolor="#23211c" stroked="f">
-                <o:extrusion v:ext="view" autorotationcenter="t"/>
-                <v:textpath style="font-family:&quot;Palatino Linotype&quot;;font-size:2pt;v-text-kern:t;mso-text-shadow:auto;font-weight:bold" string="A"/>
-                <w10:wrap type="none"/>
+              <v:shape w14:anchorId="720D232C" id="Textbox 4" o:spid="_x0000_s1029" type="#_x0000_t202" style="position:absolute;left:0;text-align:left;margin-left:70pt;margin-top:17.45pt;width:1.8pt;height:2.45pt;rotation:4;z-index:15729664;visibility:visible;mso-wrap-style:square;mso-wrap-distance-left:0;mso-wrap-distance-top:0;mso-wrap-distance-right:0;mso-wrap-distance-bottom:0;mso-position-horizontal:absolute;mso-position-horizontal-relative:page;mso-position-vertical:absolute;mso-position-vertical-relative:text;v-text-anchor:top" o:gfxdata="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" filled="f" stroked="f">
+                <v:textbox inset="0,0,0,0">
+                  <w:txbxContent>
+                    <w:p>
+                      <w:pPr>
+                        <w:spacing w:line="48" w:lineRule="exact"/>
+                        <w:rPr>
+                          <w:rFonts w:ascii="Palatino Linotype"/>
+                          <w:b/>
+                          <w:sz w:val="5"/>
+                        </w:rPr>
+                      </w:pPr>
+                      <w:r>
+                        <w:rPr>
+                          <w:rFonts w:ascii="Palatino Linotype"/>
+                          <w:b/>
+                          <w:color w:val="23211C"/>
+                          <w:spacing w:val="-10"/>
+                          <w:w w:val="90"/>
+                          <w:sz w:val="5"/>
+                        </w:rPr>
+                        <w:t>A</w:t>
+                      </w:r>
+                    </w:p>
+                  </w:txbxContent>
+                </v:textbox>
+                <w10:wrap anchorx="page"/>
               </v:shape>
             </w:pict>
           </mc:Fallback>
         </mc:AlternateContent>
       </w:r>
       <w:r>
-        <w:rPr/>
+        <w:rPr>
+          <w:noProof/>
+        </w:rPr>
         <mc:AlternateContent>
           <mc:Choice Requires="wps">
             <w:drawing>
-              <wp:anchor distT="0" distB="0" distL="0" distR="0" allowOverlap="1" layoutInCell="1" locked="0" behindDoc="0" simplePos="0" relativeHeight="15730176">
+              <wp:anchor distT="0" distB="0" distL="0" distR="0" simplePos="0" relativeHeight="15730176" behindDoc="0" locked="0" layoutInCell="1" allowOverlap="1" wp14:anchorId="322101D8" wp14:editId="3750843A">
                 <wp:simplePos x="0" y="0"/>
                 <wp:positionH relativeFrom="page">
                   <wp:posOffset>869075</wp:posOffset>
@@ -305,13 +350,14 @@
                 <wp:wrapNone/>
                 <wp:docPr id="5" name="Textbox 5"/>
                 <wp:cNvGraphicFramePr>
-                  <a:graphicFrameLocks/>
+                  <a:graphicFrameLocks xmlns:a="http://schemas.openxmlformats.org/drawingml/2006/main"/>
                 </wp:cNvGraphicFramePr>
-                <a:graphic>
+                <a:graphic xmlns:a="http://schemas.openxmlformats.org/drawingml/2006/main">
                   <a:graphicData uri="http://schemas.microsoft.com/office/word/2010/wordprocessingShape">
                     <wps:wsp>
-                      <wps:cNvPr id="5" name="Textbox 5"/>
-                      <wps:cNvSpPr txBox="1"/>
+                      <wps:cNvSpPr txBox="1">
+                        <a:spLocks/>
+                      </wps:cNvSpPr>
                       <wps:spPr>
                         <a:xfrm rot="300000">
                           <a:off x="0" y="0"/>
@@ -325,9 +371,7 @@
                         <w:txbxContent>
                           <w:p>
                             <w:pPr>
-                              <w:spacing w:line="48" w:lineRule="exact" w:before="0"/>
-                              <w:ind w:left="0" w:right="0" w:firstLine="0"/>
-                              <w:jc w:val="left"/>
+                              <w:spacing w:line="48" w:lineRule="exact"/>
                               <w:rPr>
                                 <w:rFonts w:ascii="Palatino Linotype"/>
                                 <w:b/>
@@ -358,21 +402,45 @@
           </mc:Choice>
           <mc:Fallback>
             <w:pict>
-              <v:shape style="position:absolute;margin-left:68.431152pt;margin-top:17.479225pt;width:1.75pt;height:2.450pt;mso-position-horizontal-relative:page;mso-position-vertical-relative:paragraph;z-index:15730176;rotation:5" type="#_x0000_t136" fillcolor="#23211c" stroked="f">
-                <o:extrusion v:ext="view" autorotationcenter="t"/>
-                <v:textpath style="font-family:&quot;Palatino Linotype&quot;;font-size:2pt;v-text-kern:t;mso-text-shadow:auto;font-weight:bold" string="Y"/>
-                <w10:wrap type="none"/>
+              <v:shape w14:anchorId="322101D8" id="Textbox 5" o:spid="_x0000_s1030" type="#_x0000_t202" style="position:absolute;left:0;text-align:left;margin-left:68.45pt;margin-top:17.5pt;width:1.75pt;height:2.45pt;rotation:5;z-index:15730176;visibility:visible;mso-wrap-style:square;mso-wrap-distance-left:0;mso-wrap-distance-top:0;mso-wrap-distance-right:0;mso-wrap-distance-bottom:0;mso-position-horizontal:absolute;mso-position-horizontal-relative:page;mso-position-vertical:absolute;mso-position-vertical-relative:text;v-text-anchor:top" o:gfxdata="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" filled="f" stroked="f">
+                <v:textbox inset="0,0,0,0">
+                  <w:txbxContent>
+                    <w:p>
+                      <w:pPr>
+                        <w:spacing w:line="48" w:lineRule="exact"/>
+                        <w:rPr>
+                          <w:rFonts w:ascii="Palatino Linotype"/>
+                          <w:b/>
+                          <w:sz w:val="5"/>
+                        </w:rPr>
+                      </w:pPr>
+                      <w:r>
+                        <w:rPr>
+                          <w:rFonts w:ascii="Palatino Linotype"/>
+                          <w:b/>
+                          <w:color w:val="23211C"/>
+                          <w:spacing w:val="-10"/>
+                          <w:sz w:val="5"/>
+                        </w:rPr>
+                        <w:t>Y</w:t>
+                      </w:r>
+                    </w:p>
+                  </w:txbxContent>
+                </v:textbox>
+                <w10:wrap anchorx="page"/>
               </v:shape>
             </w:pict>
           </mc:Fallback>
         </mc:AlternateContent>
       </w:r>
       <w:r>
-        <w:rPr/>
+        <w:rPr>
+          <w:noProof/>
+        </w:rPr>
         <mc:AlternateContent>
           <mc:Choice Requires="wps">
             <w:drawing>
-              <wp:anchor distT="0" distB="0" distL="0" distR="0" allowOverlap="1" layoutInCell="1" locked="0" behindDoc="0" simplePos="0" relativeHeight="15730688">
+              <wp:anchor distT="0" distB="0" distL="0" distR="0" simplePos="0" relativeHeight="15730688" behindDoc="0" locked="0" layoutInCell="1" allowOverlap="1" wp14:anchorId="26ED66DC" wp14:editId="7C8FCBD4">
                 <wp:simplePos x="0" y="0"/>
                 <wp:positionH relativeFrom="page">
                   <wp:posOffset>846327</wp:posOffset>
@@ -385,13 +453,14 @@
                 <wp:wrapNone/>
                 <wp:docPr id="6" name="Textbox 6"/>
                 <wp:cNvGraphicFramePr>
-                  <a:graphicFrameLocks/>
+                  <a:graphicFrameLocks xmlns:a="http://schemas.openxmlformats.org/drawingml/2006/main"/>
                 </wp:cNvGraphicFramePr>
-                <a:graphic>
+                <a:graphic xmlns:a="http://schemas.openxmlformats.org/drawingml/2006/main">
                   <a:graphicData uri="http://schemas.microsoft.com/office/word/2010/wordprocessingShape">
                     <wps:wsp>
-                      <wps:cNvPr id="6" name="Textbox 6"/>
-                      <wps:cNvSpPr txBox="1"/>
+                      <wps:cNvSpPr txBox="1">
+                        <a:spLocks/>
+                      </wps:cNvSpPr>
                       <wps:spPr>
                         <a:xfrm rot="420000">
                           <a:off x="0" y="0"/>
@@ -405,9 +474,7 @@
                         <w:txbxContent>
                           <w:p>
                             <w:pPr>
-                              <w:spacing w:line="48" w:lineRule="exact" w:before="0"/>
-                              <w:ind w:left="0" w:right="0" w:firstLine="0"/>
-                              <w:jc w:val="left"/>
+                              <w:spacing w:line="48" w:lineRule="exact"/>
                               <w:rPr>
                                 <w:rFonts w:ascii="Palatino Linotype"/>
                                 <w:b/>
@@ -438,21 +505,45 @@
           </mc:Choice>
           <mc:Fallback>
             <w:pict>
-              <v:shape style="position:absolute;margin-left:66.639999pt;margin-top:17.012314pt;width:1.7pt;height:2.450pt;mso-position-horizontal-relative:page;mso-position-vertical-relative:paragraph;z-index:15730688;rotation:7" type="#_x0000_t136" fillcolor="#23211c" stroked="f">
-                <o:extrusion v:ext="view" autorotationcenter="t"/>
-                <v:textpath style="font-family:&quot;Palatino Linotype&quot;;font-size:2pt;v-text-kern:t;mso-text-shadow:auto;font-weight:bold" string="R"/>
-                <w10:wrap type="none"/>
+              <v:shape w14:anchorId="26ED66DC" id="Textbox 6" o:spid="_x0000_s1031" type="#_x0000_t202" style="position:absolute;left:0;text-align:left;margin-left:66.65pt;margin-top:17pt;width:1.7pt;height:2.45pt;rotation:7;z-index:15730688;visibility:visible;mso-wrap-style:square;mso-wrap-distance-left:0;mso-wrap-distance-top:0;mso-wrap-distance-right:0;mso-wrap-distance-bottom:0;mso-position-horizontal:absolute;mso-position-horizontal-relative:page;mso-position-vertical:absolute;mso-position-vertical-relative:text;v-text-anchor:top" o:gfxdata="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" filled="f" stroked="f">
+                <v:textbox inset="0,0,0,0">
+                  <w:txbxContent>
+                    <w:p>
+                      <w:pPr>
+                        <w:spacing w:line="48" w:lineRule="exact"/>
+                        <w:rPr>
+                          <w:rFonts w:ascii="Palatino Linotype"/>
+                          <w:b/>
+                          <w:sz w:val="5"/>
+                        </w:rPr>
+                      </w:pPr>
+                      <w:r>
+                        <w:rPr>
+                          <w:rFonts w:ascii="Palatino Linotype"/>
+                          <w:b/>
+                          <w:color w:val="23211C"/>
+                          <w:spacing w:val="-13"/>
+                          <w:sz w:val="5"/>
+                        </w:rPr>
+                        <w:t>R</w:t>
+                      </w:r>
+                    </w:p>
+                  </w:txbxContent>
+                </v:textbox>
+                <w10:wrap anchorx="page"/>
               </v:shape>
             </w:pict>
           </mc:Fallback>
         </mc:AlternateContent>
       </w:r>
       <w:r>
-        <w:rPr/>
+        <w:rPr>
+          <w:noProof/>
+        </w:rPr>
         <mc:AlternateContent>
           <mc:Choice Requires="wps">
             <w:drawing>
-              <wp:anchor distT="0" distB="0" distL="0" distR="0" allowOverlap="1" layoutInCell="1" locked="0" behindDoc="0" simplePos="0" relativeHeight="15731200">
+              <wp:anchor distT="0" distB="0" distL="0" distR="0" simplePos="0" relativeHeight="15731200" behindDoc="0" locked="0" layoutInCell="1" allowOverlap="1" wp14:anchorId="338B6FEA" wp14:editId="07512D11">
                 <wp:simplePos x="0" y="0"/>
                 <wp:positionH relativeFrom="page">
                   <wp:posOffset>801904</wp:posOffset>
@@ -465,13 +556,14 @@
                 <wp:wrapNone/>
                 <wp:docPr id="7" name="Textbox 7"/>
                 <wp:cNvGraphicFramePr>
-                  <a:graphicFrameLocks/>
+                  <a:graphicFrameLocks xmlns:a="http://schemas.openxmlformats.org/drawingml/2006/main"/>
                 </wp:cNvGraphicFramePr>
-                <a:graphic>
+                <a:graphic xmlns:a="http://schemas.openxmlformats.org/drawingml/2006/main">
                   <a:graphicData uri="http://schemas.microsoft.com/office/word/2010/wordprocessingShape">
                     <wps:wsp>
-                      <wps:cNvPr id="7" name="Textbox 7"/>
-                      <wps:cNvSpPr txBox="1"/>
+                      <wps:cNvSpPr txBox="1">
+                        <a:spLocks/>
+                      </wps:cNvSpPr>
                       <wps:spPr>
                         <a:xfrm rot="600000">
                           <a:off x="0" y="0"/>
@@ -485,9 +577,7 @@
                         <w:txbxContent>
                           <w:p>
                             <w:pPr>
-                              <w:spacing w:line="48" w:lineRule="exact" w:before="0"/>
-                              <w:ind w:left="0" w:right="0" w:firstLine="0"/>
-                              <w:jc w:val="left"/>
+                              <w:spacing w:line="48" w:lineRule="exact"/>
                               <w:rPr>
                                 <w:rFonts w:ascii="Palatino Linotype"/>
                                 <w:b/>
@@ -519,21 +609,46 @@
           </mc:Choice>
           <mc:Fallback>
             <w:pict>
-              <v:shape style="position:absolute;margin-left:63.142101pt;margin-top:16.853418pt;width:3.8pt;height:2.450pt;mso-position-horizontal-relative:page;mso-position-vertical-relative:paragraph;z-index:15731200;rotation:10" type="#_x0000_t136" fillcolor="#23211c" stroked="f">
-                <o:extrusion v:ext="view" autorotationcenter="t"/>
-                <v:textpath style="font-family:&quot;Palatino Linotype&quot;;font-size:2pt;v-text-kern:t;mso-text-shadow:auto;font-weight:bold" string="KA"/>
-                <w10:wrap type="none"/>
+              <v:shape w14:anchorId="338B6FEA" id="Textbox 7" o:spid="_x0000_s1032" type="#_x0000_t202" style="position:absolute;left:0;text-align:left;margin-left:63.15pt;margin-top:16.85pt;width:3.8pt;height:2.45pt;rotation:10;z-index:15731200;visibility:visible;mso-wrap-style:square;mso-wrap-distance-left:0;mso-wrap-distance-top:0;mso-wrap-distance-right:0;mso-wrap-distance-bottom:0;mso-position-horizontal:absolute;mso-position-horizontal-relative:page;mso-position-vertical:absolute;mso-position-vertical-relative:text;v-text-anchor:top" o:gfxdata="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" filled="f" stroked="f">
+                <v:textbox inset="0,0,0,0">
+                  <w:txbxContent>
+                    <w:p>
+                      <w:pPr>
+                        <w:spacing w:line="48" w:lineRule="exact"/>
+                        <w:rPr>
+                          <w:rFonts w:ascii="Palatino Linotype"/>
+                          <w:b/>
+                          <w:sz w:val="5"/>
+                        </w:rPr>
+                      </w:pPr>
+                      <w:r>
+                        <w:rPr>
+                          <w:rFonts w:ascii="Palatino Linotype"/>
+                          <w:b/>
+                          <w:color w:val="23211C"/>
+                          <w:spacing w:val="-5"/>
+                          <w:w w:val="90"/>
+                          <w:sz w:val="5"/>
+                        </w:rPr>
+                        <w:t>KA</w:t>
+                      </w:r>
+                    </w:p>
+                  </w:txbxContent>
+                </v:textbox>
+                <w10:wrap anchorx="page"/>
               </v:shape>
             </w:pict>
           </mc:Fallback>
         </mc:AlternateContent>
       </w:r>
       <w:r>
-        <w:rPr/>
+        <w:rPr>
+          <w:noProof/>
+        </w:rPr>
         <mc:AlternateContent>
           <mc:Choice Requires="wps">
             <w:drawing>
-              <wp:anchor distT="0" distB="0" distL="0" distR="0" allowOverlap="1" layoutInCell="1" locked="0" behindDoc="0" simplePos="0" relativeHeight="15731712">
+              <wp:anchor distT="0" distB="0" distL="0" distR="0" simplePos="0" relativeHeight="15731712" behindDoc="0" locked="0" layoutInCell="1" allowOverlap="1" wp14:anchorId="503A9C79" wp14:editId="7391A9BE">
                 <wp:simplePos x="0" y="0"/>
                 <wp:positionH relativeFrom="page">
                   <wp:posOffset>770732</wp:posOffset>
@@ -546,13 +661,14 @@
                 <wp:wrapNone/>
                 <wp:docPr id="8" name="Textbox 8"/>
                 <wp:cNvGraphicFramePr>
-                  <a:graphicFrameLocks/>
+                  <a:graphicFrameLocks xmlns:a="http://schemas.openxmlformats.org/drawingml/2006/main"/>
                 </wp:cNvGraphicFramePr>
-                <a:graphic>
+                <a:graphic xmlns:a="http://schemas.openxmlformats.org/drawingml/2006/main">
                   <a:graphicData uri="http://schemas.microsoft.com/office/word/2010/wordprocessingShape">
                     <wps:wsp>
-                      <wps:cNvPr id="8" name="Textbox 8"/>
-                      <wps:cNvSpPr txBox="1"/>
+                      <wps:cNvSpPr txBox="1">
+                        <a:spLocks/>
+                      </wps:cNvSpPr>
                       <wps:spPr>
                         <a:xfrm rot="900000">
                           <a:off x="0" y="0"/>
@@ -566,9 +682,7 @@
                         <w:txbxContent>
                           <w:p>
                             <w:pPr>
-                              <w:spacing w:line="48" w:lineRule="exact" w:before="0"/>
-                              <w:ind w:left="0" w:right="0" w:firstLine="0"/>
-                              <w:jc w:val="left"/>
+                              <w:spacing w:line="48" w:lineRule="exact"/>
                               <w:rPr>
                                 <w:rFonts w:ascii="Palatino Linotype"/>
                                 <w:b/>
@@ -600,21 +714,46 @@
           </mc:Choice>
           <mc:Fallback>
             <w:pict>
-              <v:shape style="position:absolute;margin-left:60.687572pt;margin-top:15.706418pt;width:1.8pt;height:2.450pt;mso-position-horizontal-relative:page;mso-position-vertical-relative:paragraph;z-index:15731712;rotation:15" type="#_x0000_t136" fillcolor="#23211c" stroked="f">
-                <o:extrusion v:ext="view" autorotationcenter="t"/>
-                <v:textpath style="font-family:&quot;Palatino Linotype&quot;;font-size:2pt;v-text-kern:t;mso-text-shadow:auto;font-weight:bold" string="A"/>
-                <w10:wrap type="none"/>
+              <v:shape w14:anchorId="503A9C79" id="Textbox 8" o:spid="_x0000_s1033" type="#_x0000_t202" style="position:absolute;left:0;text-align:left;margin-left:60.7pt;margin-top:15.7pt;width:1.8pt;height:2.45pt;rotation:15;z-index:15731712;visibility:visible;mso-wrap-style:square;mso-wrap-distance-left:0;mso-wrap-distance-top:0;mso-wrap-distance-right:0;mso-wrap-distance-bottom:0;mso-position-horizontal:absolute;mso-position-horizontal-relative:page;mso-position-vertical:absolute;mso-position-vertical-relative:text;v-text-anchor:top" o:gfxdata="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" filled="f" stroked="f">
+                <v:textbox inset="0,0,0,0">
+                  <w:txbxContent>
+                    <w:p>
+                      <w:pPr>
+                        <w:spacing w:line="48" w:lineRule="exact"/>
+                        <w:rPr>
+                          <w:rFonts w:ascii="Palatino Linotype"/>
+                          <w:b/>
+                          <w:sz w:val="5"/>
+                        </w:rPr>
+                      </w:pPr>
+                      <w:r>
+                        <w:rPr>
+                          <w:rFonts w:ascii="Palatino Linotype"/>
+                          <w:b/>
+                          <w:color w:val="23211C"/>
+                          <w:spacing w:val="-10"/>
+                          <w:w w:val="90"/>
+                          <w:sz w:val="5"/>
+                        </w:rPr>
+                        <w:t>A</w:t>
+                      </w:r>
+                    </w:p>
+                  </w:txbxContent>
+                </v:textbox>
+                <w10:wrap anchorx="page"/>
               </v:shape>
             </w:pict>
           </mc:Fallback>
         </mc:AlternateContent>
       </w:r>
       <w:r>
-        <w:rPr/>
+        <w:rPr>
+          <w:noProof/>
+        </w:rPr>
         <mc:AlternateContent>
           <mc:Choice Requires="wps">
             <w:drawing>
-              <wp:anchor distT="0" distB="0" distL="0" distR="0" allowOverlap="1" layoutInCell="1" locked="0" behindDoc="0" simplePos="0" relativeHeight="15732224">
+              <wp:anchor distT="0" distB="0" distL="0" distR="0" simplePos="0" relativeHeight="15732224" behindDoc="0" locked="0" layoutInCell="1" allowOverlap="1" wp14:anchorId="3629CB6B" wp14:editId="7C6DA933">
                 <wp:simplePos x="0" y="0"/>
                 <wp:positionH relativeFrom="page">
                   <wp:posOffset>751014</wp:posOffset>
@@ -627,13 +766,14 @@
                 <wp:wrapNone/>
                 <wp:docPr id="9" name="Textbox 9"/>
                 <wp:cNvGraphicFramePr>
-                  <a:graphicFrameLocks/>
+                  <a:graphicFrameLocks xmlns:a="http://schemas.openxmlformats.org/drawingml/2006/main"/>
                 </wp:cNvGraphicFramePr>
-                <a:graphic>
+                <a:graphic xmlns:a="http://schemas.openxmlformats.org/drawingml/2006/main">
                   <a:graphicData uri="http://schemas.microsoft.com/office/word/2010/wordprocessingShape">
                     <wps:wsp>
-                      <wps:cNvPr id="9" name="Textbox 9"/>
-                      <wps:cNvSpPr txBox="1"/>
+                      <wps:cNvSpPr txBox="1">
+                        <a:spLocks/>
+                      </wps:cNvSpPr>
                       <wps:spPr>
                         <a:xfrm rot="960000">
                           <a:off x="0" y="0"/>
@@ -647,9 +787,7 @@
                         <w:txbxContent>
                           <w:p>
                             <w:pPr>
-                              <w:spacing w:line="48" w:lineRule="exact" w:before="0"/>
-                              <w:ind w:left="0" w:right="0" w:firstLine="0"/>
-                              <w:jc w:val="left"/>
+                              <w:spacing w:line="48" w:lineRule="exact"/>
                               <w:rPr>
                                 <w:rFonts w:ascii="Palatino Linotype"/>
                                 <w:b/>
@@ -681,21 +819,46 @@
           </mc:Choice>
           <mc:Fallback>
             <w:pict>
-              <v:shape style="position:absolute;margin-left:59.135021pt;margin-top:15.253259pt;width:1.85pt;height:2.450pt;mso-position-horizontal-relative:page;mso-position-vertical-relative:paragraph;z-index:15732224;rotation:16" type="#_x0000_t136" fillcolor="#23211c" stroked="f">
-                <o:extrusion v:ext="view" autorotationcenter="t"/>
-                <v:textpath style="font-family:&quot;Palatino Linotype&quot;;font-size:2pt;v-text-kern:t;mso-text-shadow:auto;font-weight:bold" string="N"/>
-                <w10:wrap type="none"/>
+              <v:shape w14:anchorId="3629CB6B" id="Textbox 9" o:spid="_x0000_s1034" type="#_x0000_t202" style="position:absolute;left:0;text-align:left;margin-left:59.15pt;margin-top:15.25pt;width:1.85pt;height:2.45pt;rotation:16;z-index:15732224;visibility:visible;mso-wrap-style:square;mso-wrap-distance-left:0;mso-wrap-distance-top:0;mso-wrap-distance-right:0;mso-wrap-distance-bottom:0;mso-position-horizontal:absolute;mso-position-horizontal-relative:page;mso-position-vertical:absolute;mso-position-vertical-relative:text;v-text-anchor:top" o:gfxdata="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" filled="f" stroked="f">
+                <v:textbox inset="0,0,0,0">
+                  <w:txbxContent>
+                    <w:p>
+                      <w:pPr>
+                        <w:spacing w:line="48" w:lineRule="exact"/>
+                        <w:rPr>
+                          <w:rFonts w:ascii="Palatino Linotype"/>
+                          <w:b/>
+                          <w:sz w:val="5"/>
+                        </w:rPr>
+                      </w:pPr>
+                      <w:r>
+                        <w:rPr>
+                          <w:rFonts w:ascii="Palatino Linotype"/>
+                          <w:b/>
+                          <w:color w:val="23211C"/>
+                          <w:spacing w:val="-10"/>
+                          <w:w w:val="85"/>
+                          <w:sz w:val="5"/>
+                        </w:rPr>
+                        <w:t>N</w:t>
+                      </w:r>
+                    </w:p>
+                  </w:txbxContent>
+                </v:textbox>
+                <w10:wrap anchorx="page"/>
               </v:shape>
             </w:pict>
           </mc:Fallback>
         </mc:AlternateContent>
       </w:r>
       <w:r>
-        <w:rPr/>
+        <w:rPr>
+          <w:noProof/>
+        </w:rPr>
         <mc:AlternateContent>
           <mc:Choice Requires="wps">
             <w:drawing>
-              <wp:anchor distT="0" distB="0" distL="0" distR="0" allowOverlap="1" layoutInCell="1" locked="0" behindDoc="0" simplePos="0" relativeHeight="15732736">
+              <wp:anchor distT="0" distB="0" distL="0" distR="0" simplePos="0" relativeHeight="15732736" behindDoc="0" locked="0" layoutInCell="1" allowOverlap="1" wp14:anchorId="160107DC" wp14:editId="40973FFD">
                 <wp:simplePos x="0" y="0"/>
                 <wp:positionH relativeFrom="page">
                   <wp:posOffset>726662</wp:posOffset>
@@ -708,13 +871,14 @@
                 <wp:wrapNone/>
                 <wp:docPr id="10" name="Textbox 10"/>
                 <wp:cNvGraphicFramePr>
-                  <a:graphicFrameLocks/>
+                  <a:graphicFrameLocks xmlns:a="http://schemas.openxmlformats.org/drawingml/2006/main"/>
                 </wp:cNvGraphicFramePr>
-                <a:graphic>
+                <a:graphic xmlns:a="http://schemas.openxmlformats.org/drawingml/2006/main">
                   <a:graphicData uri="http://schemas.microsoft.com/office/word/2010/wordprocessingShape">
                     <wps:wsp>
-                      <wps:cNvPr id="10" name="Textbox 10"/>
-                      <wps:cNvSpPr txBox="1"/>
+                      <wps:cNvSpPr txBox="1">
+                        <a:spLocks/>
+                      </wps:cNvSpPr>
                       <wps:spPr>
                         <a:xfrm rot="1140000">
                           <a:off x="0" y="0"/>
@@ -728,9 +892,7 @@
                         <w:txbxContent>
                           <w:p>
                             <w:pPr>
-                              <w:spacing w:line="48" w:lineRule="exact" w:before="0"/>
-                              <w:ind w:left="0" w:right="0" w:firstLine="0"/>
-                              <w:jc w:val="left"/>
+                              <w:spacing w:line="48" w:lineRule="exact"/>
                               <w:rPr>
                                 <w:rFonts w:ascii="Palatino Linotype"/>
                                 <w:b/>
@@ -761,21 +923,45 @@
           </mc:Choice>
           <mc:Fallback>
             <w:pict>
-              <v:shape style="position:absolute;margin-left:57.217518pt;margin-top:14.355pt;width:1.85pt;height:2.450pt;mso-position-horizontal-relative:page;mso-position-vertical-relative:paragraph;z-index:15732736;rotation:19" type="#_x0000_t136" fillcolor="#23211c" stroked="f">
-                <o:extrusion v:ext="view" autorotationcenter="t"/>
-                <v:textpath style="font-family:&quot;Palatino Linotype&quot;;font-size:2pt;v-text-kern:t;mso-text-shadow:auto;font-weight:bold" string="U"/>
-                <w10:wrap type="none"/>
+              <v:shape w14:anchorId="160107DC" id="Textbox 10" o:spid="_x0000_s1035" type="#_x0000_t202" style="position:absolute;left:0;text-align:left;margin-left:57.2pt;margin-top:14.35pt;width:1.85pt;height:2.45pt;rotation:19;z-index:15732736;visibility:visible;mso-wrap-style:square;mso-wrap-distance-left:0;mso-wrap-distance-top:0;mso-wrap-distance-right:0;mso-wrap-distance-bottom:0;mso-position-horizontal:absolute;mso-position-horizontal-relative:page;mso-position-vertical:absolute;mso-position-vertical-relative:text;v-text-anchor:top" o:gfxdata="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" filled="f" stroked="f">
+                <v:textbox inset="0,0,0,0">
+                  <w:txbxContent>
+                    <w:p>
+                      <w:pPr>
+                        <w:spacing w:line="48" w:lineRule="exact"/>
+                        <w:rPr>
+                          <w:rFonts w:ascii="Palatino Linotype"/>
+                          <w:b/>
+                          <w:sz w:val="5"/>
+                        </w:rPr>
+                      </w:pPr>
+                      <w:r>
+                        <w:rPr>
+                          <w:rFonts w:ascii="Palatino Linotype"/>
+                          <w:b/>
+                          <w:color w:val="23211C"/>
+                          <w:spacing w:val="-13"/>
+                          <w:sz w:val="5"/>
+                        </w:rPr>
+                        <w:t>U</w:t>
+                      </w:r>
+                    </w:p>
+                  </w:txbxContent>
+                </v:textbox>
+                <w10:wrap anchorx="page"/>
               </v:shape>
             </w:pict>
           </mc:Fallback>
         </mc:AlternateContent>
       </w:r>
       <w:r>
-        <w:rPr/>
+        <w:rPr>
+          <w:noProof/>
+        </w:rPr>
         <mc:AlternateContent>
           <mc:Choice Requires="wps">
             <w:drawing>
-              <wp:anchor distT="0" distB="0" distL="0" distR="0" allowOverlap="1" layoutInCell="1" locked="0" behindDoc="0" simplePos="0" relativeHeight="15733248">
+              <wp:anchor distT="0" distB="0" distL="0" distR="0" simplePos="0" relativeHeight="15733248" behindDoc="0" locked="0" layoutInCell="1" allowOverlap="1" wp14:anchorId="057EA82D" wp14:editId="670682F6">
                 <wp:simplePos x="0" y="0"/>
                 <wp:positionH relativeFrom="page">
                   <wp:posOffset>703738</wp:posOffset>
@@ -788,13 +974,14 @@
                 <wp:wrapNone/>
                 <wp:docPr id="11" name="Textbox 11"/>
                 <wp:cNvGraphicFramePr>
-                  <a:graphicFrameLocks/>
+                  <a:graphicFrameLocks xmlns:a="http://schemas.openxmlformats.org/drawingml/2006/main"/>
                 </wp:cNvGraphicFramePr>
-                <a:graphic>
+                <a:graphic xmlns:a="http://schemas.openxmlformats.org/drawingml/2006/main">
                   <a:graphicData uri="http://schemas.microsoft.com/office/word/2010/wordprocessingShape">
                     <wps:wsp>
-                      <wps:cNvPr id="11" name="Textbox 11"/>
-                      <wps:cNvSpPr txBox="1"/>
+                      <wps:cNvSpPr txBox="1">
+                        <a:spLocks/>
+                      </wps:cNvSpPr>
                       <wps:spPr>
                         <a:xfrm rot="1380000">
                           <a:off x="0" y="0"/>
@@ -808,9 +995,7 @@
                         <w:txbxContent>
                           <w:p>
                             <w:pPr>
-                              <w:spacing w:line="48" w:lineRule="exact" w:before="0"/>
-                              <w:ind w:left="0" w:right="0" w:firstLine="0"/>
-                              <w:jc w:val="left"/>
+                              <w:spacing w:line="48" w:lineRule="exact"/>
                               <w:rPr>
                                 <w:rFonts w:ascii="Palatino Linotype"/>
                                 <w:b/>
@@ -841,21 +1026,45 @@
           </mc:Choice>
           <mc:Fallback>
             <w:pict>
-              <v:shape style="position:absolute;margin-left:55.41251pt;margin-top:13.500305pt;width:2pt;height:2.450pt;mso-position-horizontal-relative:page;mso-position-vertical-relative:paragraph;z-index:15733248;rotation:23" type="#_x0000_t136" fillcolor="#23211c" stroked="f">
-                <o:extrusion v:ext="view" autorotationcenter="t"/>
-                <v:textpath style="font-family:&quot;Palatino Linotype&quot;;font-size:2pt;v-text-kern:t;mso-text-shadow:auto;font-weight:bold" string="G"/>
-                <w10:wrap type="none"/>
+              <v:shape w14:anchorId="057EA82D" id="Textbox 11" o:spid="_x0000_s1036" type="#_x0000_t202" style="position:absolute;left:0;text-align:left;margin-left:55.4pt;margin-top:13.5pt;width:2pt;height:2.45pt;rotation:23;z-index:15733248;visibility:visible;mso-wrap-style:square;mso-wrap-distance-left:0;mso-wrap-distance-top:0;mso-wrap-distance-right:0;mso-wrap-distance-bottom:0;mso-position-horizontal:absolute;mso-position-horizontal-relative:page;mso-position-vertical:absolute;mso-position-vertical-relative:text;v-text-anchor:top" o:gfxdata="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" filled="f" stroked="f">
+                <v:textbox inset="0,0,0,0">
+                  <w:txbxContent>
+                    <w:p>
+                      <w:pPr>
+                        <w:spacing w:line="48" w:lineRule="exact"/>
+                        <w:rPr>
+                          <w:rFonts w:ascii="Palatino Linotype"/>
+                          <w:b/>
+                          <w:sz w:val="5"/>
+                        </w:rPr>
+                      </w:pPr>
+                      <w:r>
+                        <w:rPr>
+                          <w:rFonts w:ascii="Palatino Linotype"/>
+                          <w:b/>
+                          <w:color w:val="23211C"/>
+                          <w:spacing w:val="-13"/>
+                          <w:sz w:val="5"/>
+                        </w:rPr>
+                        <w:t>G</w:t>
+                      </w:r>
+                    </w:p>
+                  </w:txbxContent>
+                </v:textbox>
+                <w10:wrap anchorx="page"/>
               </v:shape>
             </w:pict>
           </mc:Fallback>
         </mc:AlternateContent>
       </w:r>
       <w:r>
-        <w:rPr/>
+        <w:rPr>
+          <w:noProof/>
+        </w:rPr>
         <mc:AlternateContent>
           <mc:Choice Requires="wps">
             <w:drawing>
-              <wp:anchor distT="0" distB="0" distL="0" distR="0" allowOverlap="1" layoutInCell="1" locked="0" behindDoc="0" simplePos="0" relativeHeight="15733760">
+              <wp:anchor distT="0" distB="0" distL="0" distR="0" simplePos="0" relativeHeight="15733760" behindDoc="0" locked="0" layoutInCell="1" allowOverlap="1" wp14:anchorId="7FDB158B" wp14:editId="12D67135">
                 <wp:simplePos x="0" y="0"/>
                 <wp:positionH relativeFrom="page">
                   <wp:posOffset>1158096</wp:posOffset>
@@ -868,13 +1077,14 @@
                 <wp:wrapNone/>
                 <wp:docPr id="12" name="Textbox 12"/>
                 <wp:cNvGraphicFramePr>
-                  <a:graphicFrameLocks/>
+                  <a:graphicFrameLocks xmlns:a="http://schemas.openxmlformats.org/drawingml/2006/main"/>
                 </wp:cNvGraphicFramePr>
-                <a:graphic>
+                <a:graphic xmlns:a="http://schemas.openxmlformats.org/drawingml/2006/main">
                   <a:graphicData uri="http://schemas.microsoft.com/office/word/2010/wordprocessingShape">
                     <wps:wsp>
-                      <wps:cNvPr id="12" name="Textbox 12"/>
-                      <wps:cNvSpPr txBox="1"/>
+                      <wps:cNvSpPr txBox="1">
+                        <a:spLocks/>
+                      </wps:cNvSpPr>
                       <wps:spPr>
                         <a:xfrm rot="20220000">
                           <a:off x="0" y="0"/>
@@ -888,9 +1098,7 @@
                         <w:txbxContent>
                           <w:p>
                             <w:pPr>
-                              <w:spacing w:line="48" w:lineRule="exact" w:before="0"/>
-                              <w:ind w:left="0" w:right="0" w:firstLine="0"/>
-                              <w:jc w:val="left"/>
+                              <w:spacing w:line="48" w:lineRule="exact"/>
                               <w:rPr>
                                 <w:rFonts w:ascii="Palatino Linotype"/>
                                 <w:b/>
@@ -921,21 +1129,45 @@
           </mc:Choice>
           <mc:Fallback>
             <w:pict>
-              <v:shape style="position:absolute;margin-left:91.188683pt;margin-top:13.891745pt;width:.95pt;height:2.450pt;mso-position-horizontal-relative:page;mso-position-vertical-relative:paragraph;z-index:15733760;rotation:337" type="#_x0000_t136" fillcolor="#23211c" stroked="f">
-                <o:extrusion v:ext="view" autorotationcenter="t"/>
-                <v:textpath style="font-family:&quot;Palatino Linotype&quot;;font-size:2pt;v-text-kern:t;mso-text-shadow:auto;font-weight:bold" string="I"/>
-                <w10:wrap type="none"/>
+              <v:shape w14:anchorId="7FDB158B" id="Textbox 12" o:spid="_x0000_s1037" type="#_x0000_t202" style="position:absolute;left:0;text-align:left;margin-left:91.2pt;margin-top:13.9pt;width:.95pt;height:2.45pt;rotation:-23;z-index:15733760;visibility:visible;mso-wrap-style:square;mso-wrap-distance-left:0;mso-wrap-distance-top:0;mso-wrap-distance-right:0;mso-wrap-distance-bottom:0;mso-position-horizontal:absolute;mso-position-horizontal-relative:page;mso-position-vertical:absolute;mso-position-vertical-relative:text;v-text-anchor:top" o:gfxdata="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" filled="f" stroked="f">
+                <v:textbox inset="0,0,0,0">
+                  <w:txbxContent>
+                    <w:p>
+                      <w:pPr>
+                        <w:spacing w:line="48" w:lineRule="exact"/>
+                        <w:rPr>
+                          <w:rFonts w:ascii="Palatino Linotype"/>
+                          <w:b/>
+                          <w:sz w:val="5"/>
+                        </w:rPr>
+                      </w:pPr>
+                      <w:r>
+                        <w:rPr>
+                          <w:rFonts w:ascii="Palatino Linotype"/>
+                          <w:b/>
+                          <w:color w:val="23211C"/>
+                          <w:spacing w:val="-12"/>
+                          <w:sz w:val="5"/>
+                        </w:rPr>
+                        <w:t>I</w:t>
+                      </w:r>
+                    </w:p>
+                  </w:txbxContent>
+                </v:textbox>
+                <w10:wrap anchorx="page"/>
               </v:shape>
             </w:pict>
           </mc:Fallback>
         </mc:AlternateContent>
       </w:r>
       <w:r>
-        <w:rPr/>
+        <w:rPr>
+          <w:noProof/>
+        </w:rPr>
         <mc:AlternateContent>
           <mc:Choice Requires="wps">
             <w:drawing>
-              <wp:anchor distT="0" distB="0" distL="0" distR="0" allowOverlap="1" layoutInCell="1" locked="0" behindDoc="0" simplePos="0" relativeHeight="15734272">
+              <wp:anchor distT="0" distB="0" distL="0" distR="0" simplePos="0" relativeHeight="15734272" behindDoc="0" locked="0" layoutInCell="1" allowOverlap="1" wp14:anchorId="47C1AD89" wp14:editId="6C2B2BD8">
                 <wp:simplePos x="0" y="0"/>
                 <wp:positionH relativeFrom="page">
                   <wp:posOffset>1139848</wp:posOffset>
@@ -948,13 +1180,14 @@
                 <wp:wrapNone/>
                 <wp:docPr id="13" name="Textbox 13"/>
                 <wp:cNvGraphicFramePr>
-                  <a:graphicFrameLocks/>
+                  <a:graphicFrameLocks xmlns:a="http://schemas.openxmlformats.org/drawingml/2006/main"/>
                 </wp:cNvGraphicFramePr>
-                <a:graphic>
+                <a:graphic xmlns:a="http://schemas.openxmlformats.org/drawingml/2006/main">
                   <a:graphicData uri="http://schemas.microsoft.com/office/word/2010/wordprocessingShape">
                     <wps:wsp>
-                      <wps:cNvPr id="13" name="Textbox 13"/>
-                      <wps:cNvSpPr txBox="1"/>
+                      <wps:cNvSpPr txBox="1">
+                        <a:spLocks/>
+                      </wps:cNvSpPr>
                       <wps:spPr>
                         <a:xfrm rot="20280000">
                           <a:off x="0" y="0"/>
@@ -968,9 +1201,7 @@
                         <w:txbxContent>
                           <w:p>
                             <w:pPr>
-                              <w:spacing w:line="48" w:lineRule="exact" w:before="0"/>
-                              <w:ind w:left="0" w:right="0" w:firstLine="0"/>
-                              <w:jc w:val="left"/>
+                              <w:spacing w:line="48" w:lineRule="exact"/>
                               <w:rPr>
                                 <w:rFonts w:ascii="Palatino Linotype"/>
                                 <w:b/>
@@ -1002,21 +1233,46 @@
           </mc:Choice>
           <mc:Fallback>
             <w:pict>
-              <v:shape style="position:absolute;margin-left:89.751816pt;margin-top:14.241367pt;width:1.55pt;height:2.450pt;mso-position-horizontal-relative:page;mso-position-vertical-relative:paragraph;z-index:15734272;rotation:338" type="#_x0000_t136" fillcolor="#23211c" stroked="f">
-                <o:extrusion v:ext="view" autorotationcenter="t"/>
-                <v:textpath style="font-family:&quot;Palatino Linotype&quot;;font-size:2pt;v-text-kern:t;mso-text-shadow:auto;font-weight:bold" string="T"/>
-                <w10:wrap type="none"/>
+              <v:shape w14:anchorId="47C1AD89" id="Textbox 13" o:spid="_x0000_s1038" type="#_x0000_t202" style="position:absolute;left:0;text-align:left;margin-left:89.75pt;margin-top:14.25pt;width:1.55pt;height:2.45pt;rotation:-22;z-index:15734272;visibility:visible;mso-wrap-style:square;mso-wrap-distance-left:0;mso-wrap-distance-top:0;mso-wrap-distance-right:0;mso-wrap-distance-bottom:0;mso-position-horizontal:absolute;mso-position-horizontal-relative:page;mso-position-vertical:absolute;mso-position-vertical-relative:text;v-text-anchor:top" o:gfxdata="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" filled="f" stroked="f">
+                <v:textbox inset="0,0,0,0">
+                  <w:txbxContent>
+                    <w:p>
+                      <w:pPr>
+                        <w:spacing w:line="48" w:lineRule="exact"/>
+                        <w:rPr>
+                          <w:rFonts w:ascii="Palatino Linotype"/>
+                          <w:b/>
+                          <w:sz w:val="5"/>
+                        </w:rPr>
+                      </w:pPr>
+                      <w:r>
+                        <w:rPr>
+                          <w:rFonts w:ascii="Palatino Linotype"/>
+                          <w:b/>
+                          <w:color w:val="23211C"/>
+                          <w:spacing w:val="-10"/>
+                          <w:w w:val="90"/>
+                          <w:sz w:val="5"/>
+                        </w:rPr>
+                        <w:t>T</w:t>
+                      </w:r>
+                    </w:p>
+                  </w:txbxContent>
+                </v:textbox>
+                <w10:wrap anchorx="page"/>
               </v:shape>
             </w:pict>
           </mc:Fallback>
         </mc:AlternateContent>
       </w:r>
       <w:r>
-        <w:rPr/>
+        <w:rPr>
+          <w:noProof/>
+        </w:rPr>
         <mc:AlternateContent>
           <mc:Choice Requires="wps">
             <w:drawing>
-              <wp:anchor distT="0" distB="0" distL="0" distR="0" allowOverlap="1" layoutInCell="1" locked="0" behindDoc="0" simplePos="0" relativeHeight="15734784">
+              <wp:anchor distT="0" distB="0" distL="0" distR="0" simplePos="0" relativeHeight="15734784" behindDoc="0" locked="0" layoutInCell="1" allowOverlap="1" wp14:anchorId="4F3DFDD2" wp14:editId="183F40FA">
                 <wp:simplePos x="0" y="0"/>
                 <wp:positionH relativeFrom="page">
                   <wp:posOffset>1120556</wp:posOffset>
@@ -1029,13 +1285,14 @@
                 <wp:wrapNone/>
                 <wp:docPr id="14" name="Textbox 14"/>
                 <wp:cNvGraphicFramePr>
-                  <a:graphicFrameLocks/>
+                  <a:graphicFrameLocks xmlns:a="http://schemas.openxmlformats.org/drawingml/2006/main"/>
                 </wp:cNvGraphicFramePr>
-                <a:graphic>
+                <a:graphic xmlns:a="http://schemas.openxmlformats.org/drawingml/2006/main">
                   <a:graphicData uri="http://schemas.microsoft.com/office/word/2010/wordprocessingShape">
                     <wps:wsp>
-                      <wps:cNvPr id="14" name="Textbox 14"/>
-                      <wps:cNvSpPr txBox="1"/>
+                      <wps:cNvSpPr txBox="1">
+                        <a:spLocks/>
+                      </wps:cNvSpPr>
                       <wps:spPr>
                         <a:xfrm rot="20580000">
                           <a:off x="0" y="0"/>
@@ -1049,9 +1306,7 @@
                         <w:txbxContent>
                           <w:p>
                             <w:pPr>
-                              <w:spacing w:line="48" w:lineRule="exact" w:before="0"/>
-                              <w:ind w:left="0" w:right="0" w:firstLine="0"/>
-                              <w:jc w:val="left"/>
+                              <w:spacing w:line="48" w:lineRule="exact"/>
                               <w:rPr>
                                 <w:rFonts w:ascii="Palatino Linotype"/>
                                 <w:b/>
@@ -1082,21 +1337,45 @@
           </mc:Choice>
           <mc:Fallback>
             <w:pict>
-              <v:shape style="position:absolute;margin-left:88.232788pt;margin-top:15.21707pt;width:1.85pt;height:2.450pt;mso-position-horizontal-relative:page;mso-position-vertical-relative:paragraph;z-index:15734784;rotation:343" type="#_x0000_t136" fillcolor="#23211c" stroked="f">
-                <o:extrusion v:ext="view" autorotationcenter="t"/>
-                <v:textpath style="font-family:&quot;Palatino Linotype&quot;;font-size:2pt;v-text-kern:t;mso-text-shadow:auto;font-weight:bold" string="K"/>
-                <w10:wrap type="none"/>
+              <v:shape w14:anchorId="4F3DFDD2" id="Textbox 14" o:spid="_x0000_s1039" type="#_x0000_t202" style="position:absolute;left:0;text-align:left;margin-left:88.25pt;margin-top:15.2pt;width:1.85pt;height:2.45pt;rotation:-17;z-index:15734784;visibility:visible;mso-wrap-style:square;mso-wrap-distance-left:0;mso-wrap-distance-top:0;mso-wrap-distance-right:0;mso-wrap-distance-bottom:0;mso-position-horizontal:absolute;mso-position-horizontal-relative:page;mso-position-vertical:absolute;mso-position-vertical-relative:text;v-text-anchor:top" o:gfxdata="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" filled="f" stroked="f">
+                <v:textbox inset="0,0,0,0">
+                  <w:txbxContent>
+                    <w:p>
+                      <w:pPr>
+                        <w:spacing w:line="48" w:lineRule="exact"/>
+                        <w:rPr>
+                          <w:rFonts w:ascii="Palatino Linotype"/>
+                          <w:b/>
+                          <w:sz w:val="5"/>
+                        </w:rPr>
+                      </w:pPr>
+                      <w:r>
+                        <w:rPr>
+                          <w:rFonts w:ascii="Palatino Linotype"/>
+                          <w:b/>
+                          <w:color w:val="23211C"/>
+                          <w:spacing w:val="-13"/>
+                          <w:sz w:val="5"/>
+                        </w:rPr>
+                        <w:t>K</w:t>
+                      </w:r>
+                    </w:p>
+                  </w:txbxContent>
+                </v:textbox>
+                <w10:wrap anchorx="page"/>
               </v:shape>
             </w:pict>
           </mc:Fallback>
         </mc:AlternateContent>
       </w:r>
       <w:r>
-        <w:rPr/>
+        <w:rPr>
+          <w:noProof/>
+        </w:rPr>
         <mc:AlternateContent>
           <mc:Choice Requires="wps">
             <w:drawing>
-              <wp:anchor distT="0" distB="0" distL="0" distR="0" allowOverlap="1" layoutInCell="1" locked="0" behindDoc="0" simplePos="0" relativeHeight="15735296">
+              <wp:anchor distT="0" distB="0" distL="0" distR="0" simplePos="0" relativeHeight="15735296" behindDoc="0" locked="0" layoutInCell="1" allowOverlap="1" wp14:anchorId="4DAC6892" wp14:editId="6A349A41">
                 <wp:simplePos x="0" y="0"/>
                 <wp:positionH relativeFrom="page">
                   <wp:posOffset>1096816</wp:posOffset>
@@ -1109,13 +1388,14 @@
                 <wp:wrapNone/>
                 <wp:docPr id="15" name="Textbox 15"/>
                 <wp:cNvGraphicFramePr>
-                  <a:graphicFrameLocks/>
+                  <a:graphicFrameLocks xmlns:a="http://schemas.openxmlformats.org/drawingml/2006/main"/>
                 </wp:cNvGraphicFramePr>
-                <a:graphic>
+                <a:graphic xmlns:a="http://schemas.openxmlformats.org/drawingml/2006/main">
                   <a:graphicData uri="http://schemas.microsoft.com/office/word/2010/wordprocessingShape">
                     <wps:wsp>
-                      <wps:cNvPr id="15" name="Textbox 15"/>
-                      <wps:cNvSpPr txBox="1"/>
+                      <wps:cNvSpPr txBox="1">
+                        <a:spLocks/>
+                      </wps:cNvSpPr>
                       <wps:spPr>
                         <a:xfrm rot="20640000">
                           <a:off x="0" y="0"/>
@@ -1129,9 +1409,7 @@
                         <w:txbxContent>
                           <w:p>
                             <w:pPr>
-                              <w:spacing w:line="48" w:lineRule="exact" w:before="0"/>
-                              <w:ind w:left="0" w:right="0" w:firstLine="0"/>
-                              <w:jc w:val="left"/>
+                              <w:spacing w:line="48" w:lineRule="exact"/>
                               <w:rPr>
                                 <w:rFonts w:ascii="Palatino Linotype"/>
                                 <w:b/>
@@ -1163,21 +1441,46 @@
           </mc:Choice>
           <mc:Fallback>
             <w:pict>
-              <v:shape style="position:absolute;margin-left:86.363503pt;margin-top:15.718021pt;width:1.8pt;height:2.450pt;mso-position-horizontal-relative:page;mso-position-vertical-relative:paragraph;z-index:15735296;rotation:344" type="#_x0000_t136" fillcolor="#23211c" stroked="f">
-                <o:extrusion v:ext="view" autorotationcenter="t"/>
-                <v:textpath style="font-family:&quot;Palatino Linotype&quot;;font-size:2pt;v-text-kern:t;mso-text-shadow:auto;font-weight:bold" string="A"/>
-                <w10:wrap type="none"/>
+              <v:shape w14:anchorId="4DAC6892" id="Textbox 15" o:spid="_x0000_s1040" type="#_x0000_t202" style="position:absolute;left:0;text-align:left;margin-left:86.35pt;margin-top:15.7pt;width:1.8pt;height:2.45pt;rotation:-16;z-index:15735296;visibility:visible;mso-wrap-style:square;mso-wrap-distance-left:0;mso-wrap-distance-top:0;mso-wrap-distance-right:0;mso-wrap-distance-bottom:0;mso-position-horizontal:absolute;mso-position-horizontal-relative:page;mso-position-vertical:absolute;mso-position-vertical-relative:text;v-text-anchor:top" o:gfxdata="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" filled="f" stroked="f">
+                <v:textbox inset="0,0,0,0">
+                  <w:txbxContent>
+                    <w:p>
+                      <w:pPr>
+                        <w:spacing w:line="48" w:lineRule="exact"/>
+                        <w:rPr>
+                          <w:rFonts w:ascii="Palatino Linotype"/>
+                          <w:b/>
+                          <w:sz w:val="5"/>
+                        </w:rPr>
+                      </w:pPr>
+                      <w:r>
+                        <w:rPr>
+                          <w:rFonts w:ascii="Palatino Linotype"/>
+                          <w:b/>
+                          <w:color w:val="23211C"/>
+                          <w:spacing w:val="-10"/>
+                          <w:w w:val="90"/>
+                          <w:sz w:val="5"/>
+                        </w:rPr>
+                        <w:t>A</w:t>
+                      </w:r>
+                    </w:p>
+                  </w:txbxContent>
+                </v:textbox>
+                <w10:wrap anchorx="page"/>
               </v:shape>
             </w:pict>
           </mc:Fallback>
         </mc:AlternateContent>
       </w:r>
       <w:r>
-        <w:rPr/>
+        <w:rPr>
+          <w:noProof/>
+        </w:rPr>
         <mc:AlternateContent>
           <mc:Choice Requires="wps">
             <w:drawing>
-              <wp:anchor distT="0" distB="0" distL="0" distR="0" allowOverlap="1" layoutInCell="1" locked="0" behindDoc="0" simplePos="0" relativeHeight="15735808">
+              <wp:anchor distT="0" distB="0" distL="0" distR="0" simplePos="0" relativeHeight="15735808" behindDoc="0" locked="0" layoutInCell="1" allowOverlap="1" wp14:anchorId="7F0E9B0F" wp14:editId="6E5F7A6B">
                 <wp:simplePos x="0" y="0"/>
                 <wp:positionH relativeFrom="page">
                   <wp:posOffset>1073990</wp:posOffset>
@@ -1190,13 +1493,14 @@
                 <wp:wrapNone/>
                 <wp:docPr id="16" name="Textbox 16"/>
                 <wp:cNvGraphicFramePr>
-                  <a:graphicFrameLocks/>
+                  <a:graphicFrameLocks xmlns:a="http://schemas.openxmlformats.org/drawingml/2006/main"/>
                 </wp:cNvGraphicFramePr>
-                <a:graphic>
+                <a:graphic xmlns:a="http://schemas.openxmlformats.org/drawingml/2006/main">
                   <a:graphicData uri="http://schemas.microsoft.com/office/word/2010/wordprocessingShape">
                     <wps:wsp>
-                      <wps:cNvPr id="16" name="Textbox 16"/>
-                      <wps:cNvSpPr txBox="1"/>
+                      <wps:cNvSpPr txBox="1">
+                        <a:spLocks/>
+                      </wps:cNvSpPr>
                       <wps:spPr>
                         <a:xfrm rot="20820000">
                           <a:off x="0" y="0"/>
@@ -1210,9 +1514,7 @@
                         <w:txbxContent>
                           <w:p>
                             <w:pPr>
-                              <w:spacing w:line="48" w:lineRule="exact" w:before="0"/>
-                              <w:ind w:left="0" w:right="0" w:firstLine="0"/>
-                              <w:jc w:val="left"/>
+                              <w:spacing w:line="48" w:lineRule="exact"/>
                               <w:rPr>
                                 <w:rFonts w:ascii="Palatino Linotype"/>
                                 <w:b/>
@@ -1244,21 +1546,46 @@
           </mc:Choice>
           <mc:Fallback>
             <w:pict>
-              <v:shape style="position:absolute;margin-left:84.566162pt;margin-top:16.220879pt;width:1.85pt;height:2.450pt;mso-position-horizontal-relative:page;mso-position-vertical-relative:paragraph;z-index:15735808;rotation:347" type="#_x0000_t136" fillcolor="#23211c" stroked="f">
-                <o:extrusion v:ext="view" autorotationcenter="t"/>
-                <v:textpath style="font-family:&quot;Palatino Linotype&quot;;font-size:2pt;v-text-kern:t;mso-text-shadow:auto;font-weight:bold" string="H"/>
-                <w10:wrap type="none"/>
+              <v:shape w14:anchorId="7F0E9B0F" id="Textbox 16" o:spid="_x0000_s1041" type="#_x0000_t202" style="position:absolute;left:0;text-align:left;margin-left:84.55pt;margin-top:16.2pt;width:1.85pt;height:2.45pt;rotation:-13;z-index:15735808;visibility:visible;mso-wrap-style:square;mso-wrap-distance-left:0;mso-wrap-distance-top:0;mso-wrap-distance-right:0;mso-wrap-distance-bottom:0;mso-position-horizontal:absolute;mso-position-horizontal-relative:page;mso-position-vertical:absolute;mso-position-vertical-relative:text;v-text-anchor:top" o:gfxdata="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" filled="f" stroked="f">
+                <v:textbox inset="0,0,0,0">
+                  <w:txbxContent>
+                    <w:p>
+                      <w:pPr>
+                        <w:spacing w:line="48" w:lineRule="exact"/>
+                        <w:rPr>
+                          <w:rFonts w:ascii="Palatino Linotype"/>
+                          <w:b/>
+                          <w:sz w:val="5"/>
+                        </w:rPr>
+                      </w:pPr>
+                      <w:r>
+                        <w:rPr>
+                          <w:rFonts w:ascii="Palatino Linotype"/>
+                          <w:b/>
+                          <w:color w:val="23211C"/>
+                          <w:spacing w:val="-10"/>
+                          <w:w w:val="85"/>
+                          <w:sz w:val="5"/>
+                        </w:rPr>
+                        <w:t>H</w:t>
+                      </w:r>
+                    </w:p>
+                  </w:txbxContent>
+                </v:textbox>
+                <w10:wrap anchorx="page"/>
               </v:shape>
             </w:pict>
           </mc:Fallback>
         </mc:AlternateContent>
       </w:r>
       <w:r>
-        <w:rPr/>
+        <w:rPr>
+          <w:noProof/>
+        </w:rPr>
         <mc:AlternateContent>
           <mc:Choice Requires="wps">
             <w:drawing>
-              <wp:anchor distT="0" distB="0" distL="0" distR="0" allowOverlap="1" layoutInCell="1" locked="0" behindDoc="0" simplePos="0" relativeHeight="15736320">
+              <wp:anchor distT="0" distB="0" distL="0" distR="0" simplePos="0" relativeHeight="15736320" behindDoc="0" locked="0" layoutInCell="1" allowOverlap="1" wp14:anchorId="5FE85155" wp14:editId="6E850A75">
                 <wp:simplePos x="0" y="0"/>
                 <wp:positionH relativeFrom="page">
                   <wp:posOffset>1054522</wp:posOffset>
@@ -1271,13 +1598,14 @@
                 <wp:wrapNone/>
                 <wp:docPr id="17" name="Textbox 17"/>
                 <wp:cNvGraphicFramePr>
-                  <a:graphicFrameLocks/>
+                  <a:graphicFrameLocks xmlns:a="http://schemas.openxmlformats.org/drawingml/2006/main"/>
                 </wp:cNvGraphicFramePr>
-                <a:graphic>
+                <a:graphic xmlns:a="http://schemas.openxmlformats.org/drawingml/2006/main">
                   <a:graphicData uri="http://schemas.microsoft.com/office/word/2010/wordprocessingShape">
                     <wps:wsp>
-                      <wps:cNvPr id="17" name="Textbox 17"/>
-                      <wps:cNvSpPr txBox="1"/>
+                      <wps:cNvSpPr txBox="1">
+                        <a:spLocks/>
+                      </wps:cNvSpPr>
                       <wps:spPr>
                         <a:xfrm rot="20940000">
                           <a:off x="0" y="0"/>
@@ -1291,9 +1619,7 @@
                         <w:txbxContent>
                           <w:p>
                             <w:pPr>
-                              <w:spacing w:line="48" w:lineRule="exact" w:before="0"/>
-                              <w:ind w:left="0" w:right="0" w:firstLine="0"/>
-                              <w:jc w:val="left"/>
+                              <w:spacing w:line="48" w:lineRule="exact"/>
                               <w:rPr>
                                 <w:rFonts w:ascii="Palatino Linotype"/>
                                 <w:b/>
@@ -1325,21 +1651,46 @@
           </mc:Choice>
           <mc:Fallback>
             <w:pict>
-              <v:shape style="position:absolute;margin-left:83.033295pt;margin-top:16.767357pt;width:1.55pt;height:2.450pt;mso-position-horizontal-relative:page;mso-position-vertical-relative:paragraph;z-index:15736320;rotation:349" type="#_x0000_t136" fillcolor="#23211c" stroked="f">
-                <o:extrusion v:ext="view" autorotationcenter="t"/>
-                <v:textpath style="font-family:&quot;Palatino Linotype&quot;;font-size:2pt;v-text-kern:t;mso-text-shadow:auto;font-weight:bold" string="B"/>
-                <w10:wrap type="none"/>
+              <v:shape w14:anchorId="5FE85155" id="Textbox 17" o:spid="_x0000_s1042" type="#_x0000_t202" style="position:absolute;left:0;text-align:left;margin-left:83.05pt;margin-top:16.75pt;width:1.55pt;height:2.45pt;rotation:-11;z-index:15736320;visibility:visible;mso-wrap-style:square;mso-wrap-distance-left:0;mso-wrap-distance-top:0;mso-wrap-distance-right:0;mso-wrap-distance-bottom:0;mso-position-horizontal:absolute;mso-position-horizontal-relative:page;mso-position-vertical:absolute;mso-position-vertical-relative:text;v-text-anchor:top" o:gfxdata="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" filled="f" stroked="f">
+                <v:textbox inset="0,0,0,0">
+                  <w:txbxContent>
+                    <w:p>
+                      <w:pPr>
+                        <w:spacing w:line="48" w:lineRule="exact"/>
+                        <w:rPr>
+                          <w:rFonts w:ascii="Palatino Linotype"/>
+                          <w:b/>
+                          <w:sz w:val="5"/>
+                        </w:rPr>
+                      </w:pPr>
+                      <w:r>
+                        <w:rPr>
+                          <w:rFonts w:ascii="Palatino Linotype"/>
+                          <w:b/>
+                          <w:color w:val="23211C"/>
+                          <w:spacing w:val="-10"/>
+                          <w:w w:val="90"/>
+                          <w:sz w:val="5"/>
+                        </w:rPr>
+                        <w:t>B</w:t>
+                      </w:r>
+                    </w:p>
+                  </w:txbxContent>
+                </v:textbox>
+                <w10:wrap anchorx="page"/>
               </v:shape>
             </w:pict>
           </mc:Fallback>
         </mc:AlternateContent>
       </w:r>
       <w:r>
-        <w:rPr/>
+        <w:rPr>
+          <w:noProof/>
+        </w:rPr>
         <mc:AlternateContent>
           <mc:Choice Requires="wps">
             <w:drawing>
-              <wp:anchor distT="0" distB="0" distL="0" distR="0" allowOverlap="1" layoutInCell="1" locked="0" behindDoc="0" simplePos="0" relativeHeight="15736832">
+              <wp:anchor distT="0" distB="0" distL="0" distR="0" simplePos="0" relativeHeight="15736832" behindDoc="0" locked="0" layoutInCell="1" allowOverlap="1" wp14:anchorId="00EF2FE1" wp14:editId="730C8A80">
                 <wp:simplePos x="0" y="0"/>
                 <wp:positionH relativeFrom="page">
                   <wp:posOffset>1026096</wp:posOffset>
@@ -1352,13 +1703,14 @@
                 <wp:wrapNone/>
                 <wp:docPr id="18" name="Textbox 18"/>
                 <wp:cNvGraphicFramePr>
-                  <a:graphicFrameLocks/>
+                  <a:graphicFrameLocks xmlns:a="http://schemas.openxmlformats.org/drawingml/2006/main"/>
                 </wp:cNvGraphicFramePr>
-                <a:graphic>
+                <a:graphic xmlns:a="http://schemas.openxmlformats.org/drawingml/2006/main">
                   <a:graphicData uri="http://schemas.microsoft.com/office/word/2010/wordprocessingShape">
                     <wps:wsp>
-                      <wps:cNvPr id="18" name="Textbox 18"/>
-                      <wps:cNvSpPr txBox="1"/>
+                      <wps:cNvSpPr txBox="1">
+                        <a:spLocks/>
+                      </wps:cNvSpPr>
                       <wps:spPr>
                         <a:xfrm rot="21120000">
                           <a:off x="0" y="0"/>
@@ -1372,9 +1724,7 @@
                         <w:txbxContent>
                           <w:p>
                             <w:pPr>
-                              <w:spacing w:line="48" w:lineRule="exact" w:before="0"/>
-                              <w:ind w:left="0" w:right="0" w:firstLine="0"/>
-                              <w:jc w:val="left"/>
+                              <w:spacing w:line="48" w:lineRule="exact"/>
                               <w:rPr>
                                 <w:rFonts w:ascii="Palatino Linotype"/>
                                 <w:b/>
@@ -1406,21 +1756,46 @@
           </mc:Choice>
           <mc:Fallback>
             <w:pict>
-              <v:shape style="position:absolute;margin-left:80.795036pt;margin-top:17.267635pt;width:1.8pt;height:2.450pt;mso-position-horizontal-relative:page;mso-position-vertical-relative:paragraph;z-index:15736832;rotation:352" type="#_x0000_t136" fillcolor="#23211c" stroked="f">
-                <o:extrusion v:ext="view" autorotationcenter="t"/>
-                <v:textpath style="font-family:&quot;Palatino Linotype&quot;;font-size:2pt;v-text-kern:t;mso-text-shadow:auto;font-weight:bold" string="A"/>
-                <w10:wrap type="none"/>
+              <v:shape w14:anchorId="00EF2FE1" id="Textbox 18" o:spid="_x0000_s1043" type="#_x0000_t202" style="position:absolute;left:0;text-align:left;margin-left:80.8pt;margin-top:17.25pt;width:1.8pt;height:2.45pt;rotation:-8;z-index:15736832;visibility:visible;mso-wrap-style:square;mso-wrap-distance-left:0;mso-wrap-distance-top:0;mso-wrap-distance-right:0;mso-wrap-distance-bottom:0;mso-position-horizontal:absolute;mso-position-horizontal-relative:page;mso-position-vertical:absolute;mso-position-vertical-relative:text;v-text-anchor:top" o:gfxdata="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" filled="f" stroked="f">
+                <v:textbox inset="0,0,0,0">
+                  <w:txbxContent>
+                    <w:p>
+                      <w:pPr>
+                        <w:spacing w:line="48" w:lineRule="exact"/>
+                        <w:rPr>
+                          <w:rFonts w:ascii="Palatino Linotype"/>
+                          <w:b/>
+                          <w:sz w:val="5"/>
+                        </w:rPr>
+                      </w:pPr>
+                      <w:r>
+                        <w:rPr>
+                          <w:rFonts w:ascii="Palatino Linotype"/>
+                          <w:b/>
+                          <w:color w:val="23211C"/>
+                          <w:spacing w:val="-10"/>
+                          <w:w w:val="90"/>
+                          <w:sz w:val="5"/>
+                        </w:rPr>
+                        <w:t>A</w:t>
+                      </w:r>
+                    </w:p>
+                  </w:txbxContent>
+                </v:textbox>
+                <w10:wrap anchorx="page"/>
               </v:shape>
             </w:pict>
           </mc:Fallback>
         </mc:AlternateContent>
       </w:r>
       <w:r>
-        <w:rPr/>
+        <w:rPr>
+          <w:noProof/>
+        </w:rPr>
         <mc:AlternateContent>
           <mc:Choice Requires="wps">
             <w:drawing>
-              <wp:anchor distT="0" distB="0" distL="0" distR="0" allowOverlap="1" layoutInCell="1" locked="0" behindDoc="0" simplePos="0" relativeHeight="15737344">
+              <wp:anchor distT="0" distB="0" distL="0" distR="0" simplePos="0" relativeHeight="15737344" behindDoc="0" locked="0" layoutInCell="1" allowOverlap="1" wp14:anchorId="432A4072" wp14:editId="46F722AA">
                 <wp:simplePos x="0" y="0"/>
                 <wp:positionH relativeFrom="page">
                   <wp:posOffset>1001806</wp:posOffset>
@@ -1433,13 +1808,14 @@
                 <wp:wrapNone/>
                 <wp:docPr id="19" name="Textbox 19"/>
                 <wp:cNvGraphicFramePr>
-                  <a:graphicFrameLocks/>
+                  <a:graphicFrameLocks xmlns:a="http://schemas.openxmlformats.org/drawingml/2006/main"/>
                 </wp:cNvGraphicFramePr>
-                <a:graphic>
+                <a:graphic xmlns:a="http://schemas.openxmlformats.org/drawingml/2006/main">
                   <a:graphicData uri="http://schemas.microsoft.com/office/word/2010/wordprocessingShape">
                     <wps:wsp>
-                      <wps:cNvPr id="19" name="Textbox 19"/>
-                      <wps:cNvSpPr txBox="1"/>
+                      <wps:cNvSpPr txBox="1">
+                        <a:spLocks/>
+                      </wps:cNvSpPr>
                       <wps:spPr>
                         <a:xfrm rot="21240000">
                           <a:off x="0" y="0"/>
@@ -1453,9 +1829,7 @@
                         <w:txbxContent>
                           <w:p>
                             <w:pPr>
-                              <w:spacing w:line="48" w:lineRule="exact" w:before="0"/>
-                              <w:ind w:left="0" w:right="0" w:firstLine="0"/>
-                              <w:jc w:val="left"/>
+                              <w:spacing w:line="48" w:lineRule="exact"/>
                               <w:rPr>
                                 <w:rFonts w:ascii="Palatino Linotype"/>
                                 <w:b/>
@@ -1487,21 +1861,46 @@
           </mc:Choice>
           <mc:Fallback>
             <w:pict>
-              <v:shape style="position:absolute;margin-left:78.882401pt;margin-top:17.283928pt;width:1.85pt;height:2.450pt;mso-position-horizontal-relative:page;mso-position-vertical-relative:paragraph;z-index:15737344;rotation:354" type="#_x0000_t136" fillcolor="#23211c" stroked="f">
-                <o:extrusion v:ext="view" autorotationcenter="t"/>
-                <v:textpath style="font-family:&quot;Palatino Linotype&quot;;font-size:2pt;v-text-kern:t;mso-text-shadow:auto;font-weight:bold" string="N"/>
-                <w10:wrap type="none"/>
+              <v:shape w14:anchorId="432A4072" id="Textbox 19" o:spid="_x0000_s1044" type="#_x0000_t202" style="position:absolute;left:0;text-align:left;margin-left:78.9pt;margin-top:17.3pt;width:1.85pt;height:2.45pt;rotation:-6;z-index:15737344;visibility:visible;mso-wrap-style:square;mso-wrap-distance-left:0;mso-wrap-distance-top:0;mso-wrap-distance-right:0;mso-wrap-distance-bottom:0;mso-position-horizontal:absolute;mso-position-horizontal-relative:page;mso-position-vertical:absolute;mso-position-vertical-relative:text;v-text-anchor:top" o:gfxdata="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" filled="f" stroked="f">
+                <v:textbox inset="0,0,0,0">
+                  <w:txbxContent>
+                    <w:p>
+                      <w:pPr>
+                        <w:spacing w:line="48" w:lineRule="exact"/>
+                        <w:rPr>
+                          <w:rFonts w:ascii="Palatino Linotype"/>
+                          <w:b/>
+                          <w:sz w:val="5"/>
+                        </w:rPr>
+                      </w:pPr>
+                      <w:r>
+                        <w:rPr>
+                          <w:rFonts w:ascii="Palatino Linotype"/>
+                          <w:b/>
+                          <w:color w:val="23211C"/>
+                          <w:spacing w:val="-10"/>
+                          <w:w w:val="85"/>
+                          <w:sz w:val="5"/>
+                        </w:rPr>
+                        <w:t>N</w:t>
+                      </w:r>
+                    </w:p>
+                  </w:txbxContent>
+                </v:textbox>
+                <w10:wrap anchorx="page"/>
               </v:shape>
             </w:pict>
           </mc:Fallback>
         </mc:AlternateContent>
       </w:r>
       <w:r>
-        <w:rPr/>
+        <w:rPr>
+          <w:noProof/>
+        </w:rPr>
         <mc:AlternateContent>
           <mc:Choice Requires="wps">
             <w:drawing>
-              <wp:anchor distT="0" distB="0" distL="0" distR="0" allowOverlap="1" layoutInCell="1" locked="0" behindDoc="0" simplePos="0" relativeHeight="15737856">
+              <wp:anchor distT="0" distB="0" distL="0" distR="0" simplePos="0" relativeHeight="15737856" behindDoc="0" locked="0" layoutInCell="1" allowOverlap="1" wp14:anchorId="11F9B804" wp14:editId="34152647">
                 <wp:simplePos x="0" y="0"/>
                 <wp:positionH relativeFrom="page">
                   <wp:posOffset>979500</wp:posOffset>
@@ -1514,13 +1913,14 @@
                 <wp:wrapNone/>
                 <wp:docPr id="20" name="Textbox 20"/>
                 <wp:cNvGraphicFramePr>
-                  <a:graphicFrameLocks/>
+                  <a:graphicFrameLocks xmlns:a="http://schemas.openxmlformats.org/drawingml/2006/main"/>
                 </wp:cNvGraphicFramePr>
-                <a:graphic>
+                <a:graphic xmlns:a="http://schemas.openxmlformats.org/drawingml/2006/main">
                   <a:graphicData uri="http://schemas.microsoft.com/office/word/2010/wordprocessingShape">
                     <wps:wsp>
-                      <wps:cNvPr id="20" name="Textbox 20"/>
-                      <wps:cNvSpPr txBox="1"/>
+                      <wps:cNvSpPr txBox="1">
+                        <a:spLocks/>
+                      </wps:cNvSpPr>
                       <wps:spPr>
                         <a:xfrm rot="21360000">
                           <a:off x="0" y="0"/>
@@ -1534,9 +1934,7 @@
                         <w:txbxContent>
                           <w:p>
                             <w:pPr>
-                              <w:spacing w:line="48" w:lineRule="exact" w:before="0"/>
-                              <w:ind w:left="0" w:right="0" w:firstLine="0"/>
-                              <w:jc w:val="left"/>
+                              <w:spacing w:line="48" w:lineRule="exact"/>
                               <w:rPr>
                                 <w:rFonts w:ascii="Palatino Linotype"/>
                                 <w:b/>
@@ -1568,21 +1966,46 @@
           </mc:Choice>
           <mc:Fallback>
             <w:pict>
-              <v:shape style="position:absolute;margin-left:77.125992pt;margin-top:17.322344pt;width:1.8pt;height:2.450pt;mso-position-horizontal-relative:page;mso-position-vertical-relative:paragraph;z-index:15737856;rotation:356" type="#_x0000_t136" fillcolor="#23211c" stroked="f">
-                <o:extrusion v:ext="view" autorotationcenter="t"/>
-                <v:textpath style="font-family:&quot;Palatino Linotype&quot;;font-size:2pt;v-text-kern:t;mso-text-shadow:auto;font-weight:bold" string="A"/>
-                <w10:wrap type="none"/>
+              <v:shape w14:anchorId="11F9B804" id="Textbox 20" o:spid="_x0000_s1045" type="#_x0000_t202" style="position:absolute;left:0;text-align:left;margin-left:77.15pt;margin-top:17.3pt;width:1.8pt;height:2.45pt;rotation:-4;z-index:15737856;visibility:visible;mso-wrap-style:square;mso-wrap-distance-left:0;mso-wrap-distance-top:0;mso-wrap-distance-right:0;mso-wrap-distance-bottom:0;mso-position-horizontal:absolute;mso-position-horizontal-relative:page;mso-position-vertical:absolute;mso-position-vertical-relative:text;v-text-anchor:top" o:gfxdata="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" filled="f" stroked="f">
+                <v:textbox inset="0,0,0,0">
+                  <w:txbxContent>
+                    <w:p>
+                      <w:pPr>
+                        <w:spacing w:line="48" w:lineRule="exact"/>
+                        <w:rPr>
+                          <w:rFonts w:ascii="Palatino Linotype"/>
+                          <w:b/>
+                          <w:sz w:val="5"/>
+                        </w:rPr>
+                      </w:pPr>
+                      <w:r>
+                        <w:rPr>
+                          <w:rFonts w:ascii="Palatino Linotype"/>
+                          <w:b/>
+                          <w:color w:val="23211C"/>
+                          <w:spacing w:val="-10"/>
+                          <w:w w:val="90"/>
+                          <w:sz w:val="5"/>
+                        </w:rPr>
+                        <w:t>A</w:t>
+                      </w:r>
+                    </w:p>
+                  </w:txbxContent>
+                </v:textbox>
+                <w10:wrap anchorx="page"/>
               </v:shape>
             </w:pict>
           </mc:Fallback>
         </mc:AlternateContent>
       </w:r>
       <w:r>
-        <w:rPr/>
+        <w:rPr>
+          <w:noProof/>
+        </w:rPr>
         <mc:AlternateContent>
           <mc:Choice Requires="wps">
             <w:drawing>
-              <wp:anchor distT="0" distB="0" distL="0" distR="0" allowOverlap="1" layoutInCell="1" locked="0" behindDoc="0" simplePos="0" relativeHeight="15738368">
+              <wp:anchor distT="0" distB="0" distL="0" distR="0" simplePos="0" relativeHeight="15738368" behindDoc="0" locked="0" layoutInCell="1" allowOverlap="1" wp14:anchorId="2A6A4DCE" wp14:editId="4B37B3C6">
                 <wp:simplePos x="0" y="0"/>
                 <wp:positionH relativeFrom="page">
                   <wp:posOffset>959584</wp:posOffset>
@@ -1595,13 +2018,14 @@
                 <wp:wrapNone/>
                 <wp:docPr id="21" name="Textbox 21"/>
                 <wp:cNvGraphicFramePr>
-                  <a:graphicFrameLocks/>
+                  <a:graphicFrameLocks xmlns:a="http://schemas.openxmlformats.org/drawingml/2006/main"/>
                 </wp:cNvGraphicFramePr>
-                <a:graphic>
+                <a:graphic xmlns:a="http://schemas.openxmlformats.org/drawingml/2006/main">
                   <a:graphicData uri="http://schemas.microsoft.com/office/word/2010/wordprocessingShape">
                     <wps:wsp>
-                      <wps:cNvPr id="21" name="Textbox 21"/>
-                      <wps:cNvSpPr txBox="1"/>
+                      <wps:cNvSpPr txBox="1">
+                        <a:spLocks/>
+                      </wps:cNvSpPr>
                       <wps:spPr>
                         <a:xfrm rot="21480000">
                           <a:off x="0" y="0"/>
@@ -1615,9 +2039,7 @@
                         <w:txbxContent>
                           <w:p>
                             <w:pPr>
-                              <w:spacing w:line="48" w:lineRule="exact" w:before="0"/>
-                              <w:ind w:left="0" w:right="0" w:firstLine="0"/>
-                              <w:jc w:val="left"/>
+                              <w:spacing w:line="48" w:lineRule="exact"/>
                               <w:rPr>
                                 <w:rFonts w:ascii="Palatino Linotype"/>
                                 <w:b/>
@@ -1648,21 +2070,45 @@
           </mc:Choice>
           <mc:Fallback>
             <w:pict>
-              <v:shape style="position:absolute;margin-left:75.557846pt;margin-top:17.826965pt;width:1.7pt;height:2.450pt;mso-position-horizontal-relative:page;mso-position-vertical-relative:paragraph;z-index:15738368;rotation:358" type="#_x0000_t136" fillcolor="#23211c" stroked="f">
-                <o:extrusion v:ext="view" autorotationcenter="t"/>
-                <v:textpath style="font-family:&quot;Palatino Linotype&quot;;font-size:2pt;v-text-kern:t;mso-text-shadow:auto;font-weight:bold" string="R"/>
-                <w10:wrap type="none"/>
+              <v:shape w14:anchorId="2A6A4DCE" id="Textbox 21" o:spid="_x0000_s1046" type="#_x0000_t202" style="position:absolute;left:0;text-align:left;margin-left:75.55pt;margin-top:17.85pt;width:1.7pt;height:2.45pt;rotation:-2;z-index:15738368;visibility:visible;mso-wrap-style:square;mso-wrap-distance-left:0;mso-wrap-distance-top:0;mso-wrap-distance-right:0;mso-wrap-distance-bottom:0;mso-position-horizontal:absolute;mso-position-horizontal-relative:page;mso-position-vertical:absolute;mso-position-vertical-relative:text;v-text-anchor:top" o:gfxdata="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" filled="f" stroked="f">
+                <v:textbox inset="0,0,0,0">
+                  <w:txbxContent>
+                    <w:p>
+                      <w:pPr>
+                        <w:spacing w:line="48" w:lineRule="exact"/>
+                        <w:rPr>
+                          <w:rFonts w:ascii="Palatino Linotype"/>
+                          <w:b/>
+                          <w:sz w:val="5"/>
+                        </w:rPr>
+                      </w:pPr>
+                      <w:r>
+                        <w:rPr>
+                          <w:rFonts w:ascii="Palatino Linotype"/>
+                          <w:b/>
+                          <w:color w:val="23211C"/>
+                          <w:spacing w:val="-13"/>
+                          <w:sz w:val="5"/>
+                        </w:rPr>
+                        <w:t>R</w:t>
+                      </w:r>
+                    </w:p>
+                  </w:txbxContent>
+                </v:textbox>
+                <w10:wrap anchorx="page"/>
               </v:shape>
             </w:pict>
           </mc:Fallback>
         </mc:AlternateContent>
       </w:r>
       <w:r>
-        <w:rPr/>
+        <w:rPr>
+          <w:noProof/>
+        </w:rPr>
         <mc:AlternateContent>
           <mc:Choice Requires="wps">
             <w:drawing>
-              <wp:anchor distT="0" distB="0" distL="0" distR="0" allowOverlap="1" layoutInCell="1" locked="0" behindDoc="0" simplePos="0" relativeHeight="15738880">
+              <wp:anchor distT="0" distB="0" distL="0" distR="0" simplePos="0" relativeHeight="15738880" behindDoc="0" locked="0" layoutInCell="1" allowOverlap="1" wp14:anchorId="32F887E6" wp14:editId="03825BA6">
                 <wp:simplePos x="0" y="0"/>
                 <wp:positionH relativeFrom="page">
                   <wp:posOffset>935437</wp:posOffset>
@@ -1675,13 +2121,14 @@
                 <wp:wrapNone/>
                 <wp:docPr id="22" name="Textbox 22"/>
                 <wp:cNvGraphicFramePr>
-                  <a:graphicFrameLocks/>
+                  <a:graphicFrameLocks xmlns:a="http://schemas.openxmlformats.org/drawingml/2006/main"/>
                 </wp:cNvGraphicFramePr>
-                <a:graphic>
+                <a:graphic xmlns:a="http://schemas.openxmlformats.org/drawingml/2006/main">
                   <a:graphicData uri="http://schemas.microsoft.com/office/word/2010/wordprocessingShape">
                     <wps:wsp>
-                      <wps:cNvPr id="22" name="Textbox 22"/>
-                      <wps:cNvSpPr txBox="1"/>
+                      <wps:cNvSpPr txBox="1">
+                        <a:spLocks/>
+                      </wps:cNvSpPr>
                       <wps:spPr>
                         <a:xfrm rot="21540000">
                           <a:off x="0" y="0"/>
@@ -1695,9 +2142,7 @@
                         <w:txbxContent>
                           <w:p>
                             <w:pPr>
-                              <w:spacing w:line="48" w:lineRule="exact" w:before="0"/>
-                              <w:ind w:left="0" w:right="0" w:firstLine="0"/>
-                              <w:jc w:val="left"/>
+                              <w:spacing w:line="48" w:lineRule="exact"/>
                               <w:rPr>
                                 <w:rFonts w:ascii="Palatino Linotype"/>
                                 <w:b/>
@@ -1729,34 +2174,55 @@
           </mc:Choice>
           <mc:Fallback>
             <w:pict>
-              <v:shape style="position:absolute;margin-left:73.656479pt;margin-top:17.842827pt;width:1.8pt;height:2.450pt;mso-position-horizontal-relative:page;mso-position-vertical-relative:paragraph;z-index:15738880;rotation:359" type="#_x0000_t136" fillcolor="#23211c" stroked="f">
-                <o:extrusion v:ext="view" autorotationcenter="t"/>
-                <v:textpath style="font-family:&quot;Palatino Linotype&quot;;font-size:2pt;v-text-kern:t;mso-text-shadow:auto;font-weight:bold" string="A"/>
-                <w10:wrap type="none"/>
+              <v:shape w14:anchorId="32F887E6" id="Textbox 22" o:spid="_x0000_s1047" type="#_x0000_t202" style="position:absolute;left:0;text-align:left;margin-left:73.65pt;margin-top:17.85pt;width:1.8pt;height:2.45pt;rotation:-1;z-index:15738880;visibility:visible;mso-wrap-style:square;mso-wrap-distance-left:0;mso-wrap-distance-top:0;mso-wrap-distance-right:0;mso-wrap-distance-bottom:0;mso-position-horizontal:absolute;mso-position-horizontal-relative:page;mso-position-vertical:absolute;mso-position-vertical-relative:text;v-text-anchor:top" o:gfxdata="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" filled="f" stroked="f">
+                <v:textbox inset="0,0,0,0">
+                  <w:txbxContent>
+                    <w:p>
+                      <w:pPr>
+                        <w:spacing w:line="48" w:lineRule="exact"/>
+                        <w:rPr>
+                          <w:rFonts w:ascii="Palatino Linotype"/>
+                          <w:b/>
+                          <w:sz w:val="5"/>
+                        </w:rPr>
+                      </w:pPr>
+                      <w:r>
+                        <w:rPr>
+                          <w:rFonts w:ascii="Palatino Linotype"/>
+                          <w:b/>
+                          <w:color w:val="23211C"/>
+                          <w:spacing w:val="-10"/>
+                          <w:w w:val="90"/>
+                          <w:sz w:val="5"/>
+                        </w:rPr>
+                        <w:t>A</w:t>
+                      </w:r>
+                    </w:p>
+                  </w:txbxContent>
+                </v:textbox>
+                <w10:wrap anchorx="page"/>
               </v:shape>
             </w:pict>
           </mc:Fallback>
         </mc:AlternateContent>
       </w:r>
       <w:r>
-        <w:rPr/>
         <w:t>PEMERINTAH</w:t>
       </w:r>
       <w:r>
         <w:rPr>
           <w:spacing w:val="-5"/>
         </w:rPr>
-        <w:t> </w:t>
-      </w:r>
-      <w:r>
-        <w:rPr/>
+        <w:t xml:space="preserve"> </w:t>
+      </w:r>
+      <w:r>
         <w:t>DESA</w:t>
       </w:r>
       <w:r>
         <w:rPr>
           <w:spacing w:val="-3"/>
         </w:rPr>
-        <w:t> </w:t>
+        <w:t xml:space="preserve"> </w:t>
       </w:r>
       <w:r>
         <w:rPr>
@@ -1768,7 +2234,7 @@
     <w:p>
       <w:pPr>
         <w:spacing w:before="40"/>
-        <w:ind w:left="745" w:right="0" w:firstLine="0"/>
+        <w:ind w:left="745"/>
         <w:jc w:val="center"/>
         <w:rPr>
           <w:rFonts w:ascii="Arial MT"/>
@@ -1788,7 +2254,7 @@
           <w:spacing w:val="-4"/>
           <w:sz w:val="20"/>
         </w:rPr>
-        <w:t> </w:t>
+        <w:t xml:space="preserve"> </w:t>
       </w:r>
       <w:r>
         <w:rPr>
@@ -1803,7 +2269,7 @@
           <w:spacing w:val="-7"/>
           <w:sz w:val="20"/>
         </w:rPr>
-        <w:t> </w:t>
+        <w:t xml:space="preserve"> </w:t>
       </w:r>
       <w:r>
         <w:rPr>
@@ -1818,7 +2284,7 @@
           <w:spacing w:val="-7"/>
           <w:sz w:val="20"/>
         </w:rPr>
-        <w:t> </w:t>
+        <w:t xml:space="preserve"> </w:t>
       </w:r>
       <w:r>
         <w:rPr>
@@ -1833,7 +2299,7 @@
           <w:spacing w:val="-4"/>
           <w:sz w:val="20"/>
         </w:rPr>
-        <w:t> </w:t>
+        <w:t xml:space="preserve"> </w:t>
       </w:r>
       <w:r>
         <w:rPr>
@@ -1848,7 +2314,7 @@
           <w:spacing w:val="-7"/>
           <w:sz w:val="20"/>
         </w:rPr>
-        <w:t> </w:t>
+        <w:t xml:space="preserve"> </w:t>
       </w:r>
       <w:r>
         <w:rPr>
@@ -1863,7 +2329,7 @@
           <w:spacing w:val="-4"/>
           <w:sz w:val="20"/>
         </w:rPr>
-        <w:t> </w:t>
+        <w:t xml:space="preserve"> </w:t>
       </w:r>
       <w:r>
         <w:rPr>
@@ -1878,7 +2344,7 @@
           <w:spacing w:val="-4"/>
           <w:sz w:val="20"/>
         </w:rPr>
-        <w:t> </w:t>
+        <w:t xml:space="preserve"> </w:t>
       </w:r>
       <w:r>
         <w:rPr>
@@ -1893,7 +2359,7 @@
           <w:spacing w:val="-4"/>
           <w:sz w:val="20"/>
         </w:rPr>
-        <w:t> </w:t>
+        <w:t xml:space="preserve"> </w:t>
       </w:r>
       <w:r>
         <w:rPr>
@@ -1908,7 +2374,7 @@
           <w:spacing w:val="-8"/>
           <w:sz w:val="20"/>
         </w:rPr>
-        <w:t> </w:t>
+        <w:t xml:space="preserve"> </w:t>
       </w:r>
       <w:r>
         <w:rPr>
@@ -1923,7 +2389,7 @@
           <w:spacing w:val="-4"/>
           <w:sz w:val="20"/>
         </w:rPr>
-        <w:t> </w:t>
+        <w:t xml:space="preserve"> </w:t>
       </w:r>
       <w:hyperlink r:id="rId6">
         <w:r>
@@ -1940,7 +2406,7 @@
           <w:spacing w:val="-4"/>
           <w:sz w:val="20"/>
         </w:rPr>
-        <w:t> </w:t>
+        <w:t xml:space="preserve"> </w:t>
       </w:r>
       <w:r>
         <w:rPr>
@@ -1955,7 +2421,7 @@
           <w:spacing w:val="-8"/>
           <w:sz w:val="20"/>
         </w:rPr>
-        <w:t> </w:t>
+        <w:t xml:space="preserve"> </w:t>
       </w:r>
       <w:r>
         <w:rPr>
@@ -1970,7 +2436,7 @@
           <w:spacing w:val="-6"/>
           <w:sz w:val="20"/>
         </w:rPr>
-        <w:t> </w:t>
+        <w:t xml:space="preserve"> </w:t>
       </w:r>
       <w:r>
         <w:rPr>
@@ -1985,7 +2451,7 @@
           <w:spacing w:val="-6"/>
           <w:sz w:val="20"/>
         </w:rPr>
-        <w:t> </w:t>
+        <w:t xml:space="preserve"> </w:t>
       </w:r>
       <w:r>
         <w:rPr>
@@ -2009,12 +2475,13 @@
       <w:r>
         <w:rPr>
           <w:rFonts w:ascii="Arial MT"/>
+          <w:noProof/>
           <w:sz w:val="3"/>
         </w:rPr>
         <mc:AlternateContent>
           <mc:Choice Requires="wps">
             <w:drawing>
-              <wp:anchor distT="0" distB="0" distL="0" distR="0" allowOverlap="1" layoutInCell="1" locked="0" behindDoc="1" simplePos="0" relativeHeight="487587840">
+              <wp:anchor distT="0" distB="0" distL="0" distR="0" simplePos="0" relativeHeight="487587840" behindDoc="1" locked="0" layoutInCell="1" allowOverlap="1" wp14:anchorId="3B02A1A8" wp14:editId="6F008644">
                 <wp:simplePos x="0" y="0"/>
                 <wp:positionH relativeFrom="page">
                   <wp:posOffset>414527</wp:posOffset>
@@ -2027,13 +2494,14 @@
                 <wp:wrapTopAndBottom/>
                 <wp:docPr id="23" name="Graphic 23"/>
                 <wp:cNvGraphicFramePr>
-                  <a:graphicFrameLocks/>
+                  <a:graphicFrameLocks xmlns:a="http://schemas.openxmlformats.org/drawingml/2006/main"/>
                 </wp:cNvGraphicFramePr>
-                <a:graphic>
+                <a:graphic xmlns:a="http://schemas.openxmlformats.org/drawingml/2006/main">
                   <a:graphicData uri="http://schemas.microsoft.com/office/word/2010/wordprocessingShape">
                     <wps:wsp>
-                      <wps:cNvPr id="23" name="Graphic 23"/>
-                      <wps:cNvSpPr/>
+                      <wps:cNvSpPr>
+                        <a:spLocks/>
+                      </wps:cNvSpPr>
                       <wps:spPr>
                         <a:xfrm>
                           <a:off x="0" y="0"/>
@@ -2102,10 +2570,9 @@
           </mc:Choice>
           <mc:Fallback>
             <w:pict>
-              <v:shape style="position:absolute;margin-left:32.639999pt;margin-top:3.416449pt;width:472.45pt;height:5.3pt;mso-position-horizontal-relative:page;mso-position-vertical-relative:paragraph;z-index:-15728640;mso-wrap-distance-left:0;mso-wrap-distance-right:0" id="docshape4" coordorigin="653,68" coordsize="9449,106" path="m10102,102l653,85,653,68,10102,83,10102,102xm10102,174l653,157,653,104,10102,119,10102,174xe" filled="true" fillcolor="#000000" stroked="false">
+              <v:shape w14:anchorId="11657C11" id="Graphic 23" o:spid="_x0000_s1026" style="position:absolute;margin-left:32.65pt;margin-top:3.4pt;width:472.45pt;height:5.3pt;z-index:-15728640;visibility:visible;mso-wrap-style:square;mso-wrap-distance-left:0;mso-wrap-distance-top:0;mso-wrap-distance-right:0;mso-wrap-distance-bottom:0;mso-position-horizontal:absolute;mso-position-horizontal-relative:page;mso-position-vertical:absolute;mso-position-vertical-relative:text;v-text-anchor:top" coordsize="6000115,67310" o:gfxdata="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" path="m5999988,21336l,10668,,,5999988,9144r,12192xem5999988,67056l,56388,,22860r5999988,9144l5999988,67056xe" fillcolor="black" stroked="f">
                 <v:path arrowok="t"/>
-                <v:fill type="solid"/>
-                <w10:wrap type="topAndBottom"/>
+                <w10:wrap type="topAndBottom" anchorx="page"/>
               </v:shape>
             </w:pict>
           </mc:Fallback>
@@ -2135,8 +2602,7 @@
     </w:p>
     <w:p>
       <w:pPr>
-        <w:spacing w:before="0"/>
-        <w:ind w:left="1030" w:right="0" w:firstLine="0"/>
+        <w:ind w:left="1030"/>
         <w:jc w:val="center"/>
         <w:rPr>
           <w:sz w:val="28"/>
@@ -2155,7 +2621,7 @@
           <w:sz w:val="28"/>
           <w:u w:val="single"/>
         </w:rPr>
-        <w:t> </w:t>
+        <w:t xml:space="preserve"> </w:t>
       </w:r>
       <w:r>
         <w:rPr>
@@ -2170,7 +2636,7 @@
           <w:sz w:val="28"/>
           <w:u w:val="single"/>
         </w:rPr>
-        <w:t> </w:t>
+        <w:t xml:space="preserve"> </w:t>
       </w:r>
       <w:r>
         <w:rPr>
@@ -2185,15 +2651,14 @@
       <w:pPr>
         <w:pStyle w:val="BodyText"/>
         <w:tabs>
-          <w:tab w:pos="2742" w:val="left" w:leader="none"/>
+          <w:tab w:val="left" w:pos="2742"/>
         </w:tabs>
         <w:spacing w:before="44"/>
         <w:ind w:left="1028"/>
         <w:jc w:val="center"/>
       </w:pPr>
       <w:r>
-        <w:rPr/>
-        <w:t>Nomor : </w:t>
+        <w:t xml:space="preserve">Nomor : </w:t>
       </w:r>
       <w:r>
         <w:rPr>
@@ -2202,7 +2667,6 @@
         <w:t>470/</w:t>
       </w:r>
       <w:r>
-        <w:rPr/>
         <w:tab/>
       </w:r>
       <w:r>
@@ -2224,28 +2688,25 @@
         <w:pStyle w:val="BodyText"/>
       </w:pPr>
       <w:r>
-        <w:rPr/>
         <w:t>Yang bertanda tangan</w:t>
       </w:r>
       <w:r>
         <w:rPr>
           <w:spacing w:val="-3"/>
         </w:rPr>
-        <w:t> </w:t>
-      </w:r>
-      <w:r>
-        <w:rPr/>
+        <w:t xml:space="preserve"> </w:t>
+      </w:r>
+      <w:r>
         <w:t>dibawah</w:t>
       </w:r>
       <w:r>
         <w:rPr>
           <w:spacing w:val="-3"/>
         </w:rPr>
-        <w:t> </w:t>
-      </w:r>
-      <w:r>
-        <w:rPr/>
-        <w:t>ini </w:t>
+        <w:t xml:space="preserve"> </w:t>
+      </w:r>
+      <w:r>
+        <w:t xml:space="preserve">ini </w:t>
       </w:r>
       <w:r>
         <w:rPr>
@@ -2258,8 +2719,8 @@
       <w:pPr>
         <w:pStyle w:val="BodyText"/>
         <w:tabs>
-          <w:tab w:pos="3530" w:val="left" w:leader="none"/>
-          <w:tab w:pos="3808" w:val="left" w:leader="none"/>
+          <w:tab w:val="left" w:pos="3530"/>
+          <w:tab w:val="left" w:pos="3808"/>
         </w:tabs>
         <w:spacing w:before="41"/>
         <w:rPr>
@@ -2281,18 +2742,15 @@
       </w:r>
       <w:r>
         <w:rPr>
-          <w:rFonts w:ascii="Calibri"/>
           <w:spacing w:val="-10"/>
-          <w:sz w:val="22"/>
         </w:rPr>
         <w:t>:</w:t>
       </w:r>
       <w:r>
         <w:rPr>
-          <w:rFonts w:ascii="Calibri"/>
-          <w:sz w:val="22"/>
-        </w:rPr>
-        <w:tab/>
+          <w:spacing w:val="-10"/>
+        </w:rPr>
+        <w:t xml:space="preserve"> </w:t>
       </w:r>
       <w:r>
         <w:rPr>
@@ -2305,17 +2763,17 @@
           <w:spacing w:val="-2"/>
           <w:position w:val="1"/>
         </w:rPr>
-        <w:t> SURATEMAN</w:t>
+        <w:t xml:space="preserve"> SURATEMAN</w:t>
       </w:r>
     </w:p>
     <w:p>
       <w:pPr>
         <w:pStyle w:val="BodyText"/>
         <w:tabs>
-          <w:tab w:pos="3530" w:val="left" w:leader="none"/>
-          <w:tab w:pos="3808" w:val="left" w:leader="none"/>
+          <w:tab w:val="left" w:pos="3530"/>
+          <w:tab w:val="left" w:pos="3808"/>
         </w:tabs>
-        <w:spacing w:line="259" w:lineRule="auto" w:before="21"/>
+        <w:spacing w:before="21" w:line="259" w:lineRule="auto"/>
         <w:ind w:right="4377"/>
       </w:pPr>
       <w:r>
@@ -2333,18 +2791,12 @@
       </w:r>
       <w:r>
         <w:rPr>
-          <w:rFonts w:ascii="Calibri"/>
           <w:spacing w:val="-10"/>
-          <w:sz w:val="22"/>
         </w:rPr>
         <w:t>:</w:t>
       </w:r>
       <w:r>
-        <w:rPr>
-          <w:rFonts w:ascii="Calibri"/>
-          <w:sz w:val="22"/>
-        </w:rPr>
-        <w:tab/>
+        <w:t xml:space="preserve"> </w:t>
       </w:r>
       <w:r>
         <w:rPr>
@@ -2357,7 +2809,7 @@
           <w:spacing w:val="-15"/>
           <w:position w:val="1"/>
         </w:rPr>
-        <w:t> </w:t>
+        <w:t xml:space="preserve"> </w:t>
       </w:r>
       <w:r>
         <w:rPr>
@@ -2370,1598 +2822,794 @@
           <w:spacing w:val="-15"/>
           <w:position w:val="1"/>
         </w:rPr>
-        <w:t> </w:t>
+        <w:t xml:space="preserve"> </w:t>
       </w:r>
       <w:r>
         <w:rPr>
           <w:position w:val="1"/>
         </w:rPr>
-        <w:t>Pakukerto </w:t>
-      </w:r>
-      <w:r>
-        <w:rPr/>
-        <w:t>Berdasarkan laporan dari ;</w:t>
+        <w:t xml:space="preserve">Pakukerto </w:t>
       </w:r>
     </w:p>
     <w:p>
       <w:pPr>
         <w:pStyle w:val="BodyText"/>
         <w:tabs>
-          <w:tab w:pos="3530" w:val="left" w:leader="none"/>
-          <w:tab w:pos="3808" w:val="left" w:leader="none"/>
+          <w:tab w:val="left" w:pos="3530"/>
+          <w:tab w:val="left" w:pos="3808"/>
         </w:tabs>
-        <w:spacing w:before="18"/>
-        <w:rPr>
-          <w:position w:val="1"/>
-        </w:rPr>
-      </w:pPr>
+        <w:spacing w:before="21" w:line="259" w:lineRule="auto"/>
+        <w:ind w:right="4377"/>
+      </w:pPr>
+      <w:r>
+        <w:t xml:space="preserve">Berdasarkan laporan dari:  </w:t>
+      </w:r>
+    </w:p>
+    <w:p>
+      <w:pPr>
+        <w:pStyle w:val="BodyText"/>
+        <w:tabs>
+          <w:tab w:val="left" w:pos="3530"/>
+          <w:tab w:val="left" w:pos="3808"/>
+        </w:tabs>
+        <w:spacing w:before="21" w:line="259" w:lineRule="auto"/>
+        <w:ind w:right="4377"/>
+      </w:pPr>
+      <w:r>
+        <w:t xml:space="preserve">Nama            </w:t>
+      </w:r>
+      <w:r>
+        <w:tab/>
+        <w:t xml:space="preserve">: ${nama_pelapor}  </w:t>
+      </w:r>
+    </w:p>
+    <w:p>
+      <w:pPr>
+        <w:pStyle w:val="BodyText"/>
+        <w:tabs>
+          <w:tab w:val="left" w:pos="3530"/>
+          <w:tab w:val="left" w:pos="3808"/>
+        </w:tabs>
+        <w:spacing w:before="21" w:line="259" w:lineRule="auto"/>
+        <w:ind w:right="4377"/>
+      </w:pPr>
+      <w:r>
+        <w:t xml:space="preserve">NIK             </w:t>
+      </w:r>
+      <w:r>
+        <w:tab/>
+        <w:t xml:space="preserve">: ${nik_pelapor}  </w:t>
+      </w:r>
+    </w:p>
+    <w:p>
+      <w:pPr>
+        <w:pStyle w:val="BodyText"/>
+        <w:tabs>
+          <w:tab w:val="left" w:pos="3530"/>
+          <w:tab w:val="left" w:pos="3808"/>
+        </w:tabs>
+        <w:spacing w:before="21" w:line="259" w:lineRule="auto"/>
+        <w:ind w:right="4377"/>
+      </w:pPr>
+      <w:r>
+        <w:t xml:space="preserve">Alamat          </w:t>
+      </w:r>
+      <w:r>
+        <w:tab/>
+        <w:t xml:space="preserve">: ${alamat_pelapor}  </w:t>
+      </w:r>
+    </w:p>
+    <w:p>
+      <w:pPr>
+        <w:pStyle w:val="BodyText"/>
+        <w:tabs>
+          <w:tab w:val="left" w:pos="3530"/>
+          <w:tab w:val="left" w:pos="3808"/>
+        </w:tabs>
+        <w:spacing w:before="21" w:line="259" w:lineRule="auto"/>
+        <w:ind w:right="4377"/>
+      </w:pPr>
+      <w:r>
+        <w:t xml:space="preserve">Status Pelapor  </w:t>
+      </w:r>
+      <w:r>
+        <w:tab/>
+        <w:t xml:space="preserve">: ${status_pelapor}  </w:t>
+      </w:r>
+    </w:p>
+    <w:p>
+      <w:pPr>
+        <w:pStyle w:val="BodyText"/>
+        <w:tabs>
+          <w:tab w:val="left" w:pos="3530"/>
+          <w:tab w:val="left" w:pos="3808"/>
+        </w:tabs>
+        <w:spacing w:before="21" w:line="259" w:lineRule="auto"/>
+        <w:ind w:right="4377"/>
+      </w:pPr>
+    </w:p>
+    <w:p>
+      <w:pPr>
+        <w:pStyle w:val="BodyText"/>
+        <w:tabs>
+          <w:tab w:val="left" w:pos="3530"/>
+          <w:tab w:val="left" w:pos="3808"/>
+        </w:tabs>
+        <w:spacing w:before="21" w:line="259" w:lineRule="auto"/>
+        <w:ind w:right="4377"/>
+      </w:pPr>
+      <w:r>
+        <w:t>Dengan ini menerangkan bahwa:</w:t>
+      </w:r>
+    </w:p>
+    <w:p>
+      <w:pPr>
+        <w:pStyle w:val="BodyText"/>
+        <w:tabs>
+          <w:tab w:val="left" w:pos="3530"/>
+          <w:tab w:val="left" w:pos="3808"/>
+        </w:tabs>
+        <w:spacing w:before="21" w:line="259" w:lineRule="auto"/>
+        <w:ind w:right="4377"/>
+      </w:pPr>
+    </w:p>
+    <w:p>
+      <w:pPr>
+        <w:pStyle w:val="BodyText"/>
+        <w:tabs>
+          <w:tab w:val="left" w:pos="3530"/>
+          <w:tab w:val="left" w:pos="3808"/>
+        </w:tabs>
+        <w:spacing w:before="21" w:line="259" w:lineRule="auto"/>
+        <w:ind w:right="4377"/>
+      </w:pPr>
+      <w:r>
+        <w:t xml:space="preserve">Nama Lengkap            </w:t>
+      </w:r>
+      <w:r>
+        <w:tab/>
+        <w:t xml:space="preserve">: ${nama_alm}  </w:t>
+      </w:r>
+    </w:p>
+    <w:p>
+      <w:pPr>
+        <w:pStyle w:val="BodyText"/>
+        <w:tabs>
+          <w:tab w:val="left" w:pos="3530"/>
+          <w:tab w:val="left" w:pos="3808"/>
+        </w:tabs>
+        <w:spacing w:before="21" w:line="259" w:lineRule="auto"/>
+        <w:ind w:right="4377"/>
+      </w:pPr>
+      <w:r>
+        <w:t xml:space="preserve">NIK                     </w:t>
+      </w:r>
+      <w:r>
+        <w:tab/>
+        <w:t xml:space="preserve">: ${nik_alm}  </w:t>
+      </w:r>
+    </w:p>
+    <w:p>
+      <w:pPr>
+        <w:pStyle w:val="BodyText"/>
+        <w:tabs>
+          <w:tab w:val="left" w:pos="3530"/>
+          <w:tab w:val="left" w:pos="3808"/>
+        </w:tabs>
+        <w:spacing w:before="21" w:line="259" w:lineRule="auto"/>
+        <w:ind w:right="4377"/>
+      </w:pPr>
+      <w:r>
+        <w:t xml:space="preserve">Nomor Kartu Keluarga    </w:t>
+      </w:r>
+      <w:r>
+        <w:tab/>
+        <w:t xml:space="preserve">: ${kk_alm}  </w:t>
+      </w:r>
+    </w:p>
+    <w:p>
+      <w:pPr>
+        <w:pStyle w:val="BodyText"/>
+        <w:tabs>
+          <w:tab w:val="left" w:pos="3530"/>
+          <w:tab w:val="left" w:pos="3808"/>
+        </w:tabs>
+        <w:spacing w:before="21" w:line="259" w:lineRule="auto"/>
+        <w:ind w:right="4377"/>
+      </w:pPr>
+      <w:r>
+        <w:t xml:space="preserve">Tempat, Tanggal Lahir   </w:t>
+      </w:r>
+      <w:r>
+        <w:tab/>
+        <w:t xml:space="preserve">: ${ttl_alm}  </w:t>
+      </w:r>
+    </w:p>
+    <w:p>
+      <w:pPr>
+        <w:pStyle w:val="BodyText"/>
+        <w:tabs>
+          <w:tab w:val="left" w:pos="3530"/>
+          <w:tab w:val="left" w:pos="3808"/>
+        </w:tabs>
+        <w:spacing w:before="21" w:line="259" w:lineRule="auto"/>
+        <w:ind w:right="4377"/>
+      </w:pPr>
+      <w:r>
+        <w:t xml:space="preserve">Jenis Kelamin           </w:t>
+      </w:r>
+      <w:r>
+        <w:tab/>
+        <w:t xml:space="preserve">: ${jenis_kelamin}  </w:t>
+      </w:r>
+    </w:p>
+    <w:p>
+      <w:pPr>
+        <w:pStyle w:val="BodyText"/>
+        <w:tabs>
+          <w:tab w:val="left" w:pos="3530"/>
+          <w:tab w:val="left" w:pos="3808"/>
+        </w:tabs>
+        <w:spacing w:before="21" w:line="259" w:lineRule="auto"/>
+        <w:ind w:right="4377"/>
+      </w:pPr>
+      <w:r>
+        <w:t xml:space="preserve">Kewarganegaraan         </w:t>
+      </w:r>
+      <w:r>
+        <w:tab/>
+        <w:t xml:space="preserve">: Indonesia  </w:t>
+      </w:r>
+    </w:p>
+    <w:p>
+      <w:pPr>
+        <w:pStyle w:val="BodyText"/>
+        <w:tabs>
+          <w:tab w:val="left" w:pos="3530"/>
+          <w:tab w:val="left" w:pos="3808"/>
+        </w:tabs>
+        <w:spacing w:before="21" w:line="259" w:lineRule="auto"/>
+        <w:ind w:right="4377"/>
+      </w:pPr>
+      <w:r>
+        <w:t xml:space="preserve">Agama                   </w:t>
+      </w:r>
+      <w:r>
+        <w:tab/>
+        <w:t xml:space="preserve">: ${agama}  </w:t>
+      </w:r>
+    </w:p>
+    <w:p>
+      <w:pPr>
+        <w:pStyle w:val="BodyText"/>
+        <w:tabs>
+          <w:tab w:val="left" w:pos="3530"/>
+          <w:tab w:val="left" w:pos="3808"/>
+        </w:tabs>
+        <w:spacing w:before="21" w:line="259" w:lineRule="auto"/>
+        <w:ind w:right="4377"/>
+      </w:pPr>
+      <w:r>
+        <w:t xml:space="preserve">Status Perkawinan       </w:t>
+      </w:r>
+      <w:r>
+        <w:tab/>
+        <w:t xml:space="preserve">: ${status_perkawinan}  </w:t>
+      </w:r>
+    </w:p>
+    <w:p>
+      <w:pPr>
+        <w:pStyle w:val="BodyText"/>
+        <w:tabs>
+          <w:tab w:val="left" w:pos="3530"/>
+          <w:tab w:val="left" w:pos="3808"/>
+        </w:tabs>
+        <w:spacing w:before="21" w:line="259" w:lineRule="auto"/>
+        <w:ind w:right="4377"/>
+      </w:pPr>
+      <w:r>
+        <w:t xml:space="preserve">Pekerjaan               </w:t>
+      </w:r>
+      <w:r>
+        <w:tab/>
+        <w:t xml:space="preserve">: ${pekerjaan}  </w:t>
+      </w:r>
+    </w:p>
+    <w:p>
+      <w:pPr>
+        <w:pStyle w:val="BodyText"/>
+        <w:tabs>
+          <w:tab w:val="left" w:pos="3530"/>
+          <w:tab w:val="left" w:pos="3808"/>
+        </w:tabs>
+        <w:spacing w:before="21" w:line="259" w:lineRule="auto"/>
+        <w:ind w:right="4377"/>
+      </w:pPr>
+      <w:r>
+        <w:t xml:space="preserve">Alamat                  </w:t>
+      </w:r>
+      <w:r>
+        <w:tab/>
+        <w:t xml:space="preserve">: ${alamat_alm}  </w:t>
+      </w:r>
+    </w:p>
+    <w:p>
+      <w:pPr>
+        <w:pStyle w:val="BodyText"/>
+        <w:tabs>
+          <w:tab w:val="left" w:pos="3530"/>
+          <w:tab w:val="left" w:pos="3808"/>
+        </w:tabs>
+        <w:spacing w:before="21" w:line="259" w:lineRule="auto"/>
+        <w:ind w:right="4377"/>
+      </w:pPr>
+    </w:p>
+    <w:p>
+      <w:pPr>
+        <w:pStyle w:val="BodyText"/>
+        <w:tabs>
+          <w:tab w:val="left" w:pos="3530"/>
+          <w:tab w:val="left" w:pos="3808"/>
+        </w:tabs>
+        <w:spacing w:before="21" w:line="259" w:lineRule="auto"/>
+        <w:ind w:right="4377"/>
+      </w:pPr>
+      <w:r>
+        <w:t>Telah meninggal dunia pada:</w:t>
+      </w:r>
+    </w:p>
+    <w:p>
+      <w:pPr>
+        <w:pStyle w:val="BodyText"/>
+        <w:tabs>
+          <w:tab w:val="left" w:pos="3530"/>
+          <w:tab w:val="left" w:pos="3808"/>
+        </w:tabs>
+        <w:spacing w:before="21" w:line="259" w:lineRule="auto"/>
+        <w:ind w:right="4377"/>
+      </w:pPr>
+    </w:p>
+    <w:p>
+      <w:pPr>
+        <w:pStyle w:val="BodyText"/>
+        <w:tabs>
+          <w:tab w:val="left" w:pos="3530"/>
+          <w:tab w:val="left" w:pos="3808"/>
+        </w:tabs>
+        <w:spacing w:before="21" w:line="259" w:lineRule="auto"/>
+        <w:ind w:right="4377"/>
+      </w:pPr>
+      <w:r>
+        <w:t xml:space="preserve">Hari/Tanggal            </w:t>
+      </w:r>
+      <w:r>
+        <w:tab/>
+        <w:t xml:space="preserve">: ${tanggal_meninggal}  </w:t>
+      </w:r>
+    </w:p>
+    <w:p>
+      <w:pPr>
+        <w:pStyle w:val="BodyText"/>
+        <w:tabs>
+          <w:tab w:val="left" w:pos="3530"/>
+          <w:tab w:val="left" w:pos="3808"/>
+        </w:tabs>
+        <w:spacing w:before="21" w:line="259" w:lineRule="auto"/>
+        <w:ind w:right="4377"/>
+      </w:pPr>
+      <w:r>
+        <w:t xml:space="preserve">Tempat Kematian         </w:t>
+      </w:r>
+      <w:r>
+        <w:tab/>
+        <w:t xml:space="preserve">: ${tempat_kematian}  </w:t>
+      </w:r>
+    </w:p>
+    <w:p>
+      <w:pPr>
+        <w:pStyle w:val="BodyText"/>
+        <w:tabs>
+          <w:tab w:val="left" w:pos="3530"/>
+          <w:tab w:val="left" w:pos="3808"/>
+        </w:tabs>
+        <w:spacing w:before="21" w:line="259" w:lineRule="auto"/>
+        <w:ind w:right="4377"/>
+      </w:pPr>
+      <w:r>
+        <w:t xml:space="preserve">Kecamatan               </w:t>
+      </w:r>
+      <w:r>
+        <w:tab/>
+        <w:t xml:space="preserve">: Sukorejo  </w:t>
+      </w:r>
+    </w:p>
+    <w:p>
+      <w:pPr>
+        <w:pStyle w:val="BodyText"/>
+        <w:tabs>
+          <w:tab w:val="left" w:pos="3530"/>
+          <w:tab w:val="left" w:pos="3808"/>
+        </w:tabs>
+        <w:spacing w:before="21" w:line="259" w:lineRule="auto"/>
+        <w:ind w:right="4377"/>
+      </w:pPr>
+      <w:r>
+        <w:t xml:space="preserve">Kabupaten               </w:t>
+      </w:r>
+      <w:r>
+        <w:tab/>
+        <w:t xml:space="preserve">: Pasuruan  </w:t>
+      </w:r>
+    </w:p>
+    <w:p>
+      <w:pPr>
+        <w:pStyle w:val="BodyText"/>
+        <w:tabs>
+          <w:tab w:val="left" w:pos="3530"/>
+          <w:tab w:val="left" w:pos="3808"/>
+        </w:tabs>
+        <w:spacing w:before="21" w:line="259" w:lineRule="auto"/>
+        <w:ind w:right="4377"/>
+      </w:pPr>
+      <w:r>
+        <w:t xml:space="preserve">Provinsi                </w:t>
+      </w:r>
+      <w:r>
+        <w:tab/>
+        <w:t xml:space="preserve">: Jawa Timur  </w:t>
+      </w:r>
+    </w:p>
+    <w:p>
+      <w:pPr>
+        <w:pStyle w:val="BodyText"/>
+        <w:tabs>
+          <w:tab w:val="left" w:pos="3530"/>
+          <w:tab w:val="left" w:pos="3808"/>
+        </w:tabs>
+        <w:spacing w:before="21" w:line="259" w:lineRule="auto"/>
+        <w:ind w:right="4377"/>
+      </w:pPr>
+      <w:r>
+        <w:t xml:space="preserve">Sebab Kematian          </w:t>
+      </w:r>
+      <w:r>
+        <w:tab/>
+        <w:t xml:space="preserve">: ${sebab_kematian}  </w:t>
+      </w:r>
+    </w:p>
+    <w:p>
+      <w:pPr>
+        <w:pStyle w:val="BodyText"/>
+        <w:tabs>
+          <w:tab w:val="left" w:pos="3530"/>
+          <w:tab w:val="left" w:pos="3808"/>
+        </w:tabs>
+        <w:spacing w:before="21" w:line="259" w:lineRule="auto"/>
+        <w:ind w:right="4377"/>
+      </w:pPr>
+    </w:p>
+    <w:p>
+      <w:pPr>
+        <w:pStyle w:val="BodyText"/>
+        <w:tabs>
+          <w:tab w:val="left" w:pos="3530"/>
+          <w:tab w:val="left" w:pos="3808"/>
+        </w:tabs>
+        <w:spacing w:before="21" w:line="259" w:lineRule="auto"/>
+        <w:ind w:right="4377"/>
+      </w:pPr>
+      <w:r>
+        <w:t xml:space="preserve">Surat keterangan ini digunakan untuk:  </w:t>
+      </w:r>
+    </w:p>
+    <w:p>
+      <w:pPr>
+        <w:pStyle w:val="BodyText"/>
+        <w:tabs>
+          <w:tab w:val="left" w:pos="3530"/>
+          <w:tab w:val="left" w:pos="3808"/>
+        </w:tabs>
+        <w:spacing w:before="21" w:line="259" w:lineRule="auto"/>
+        <w:ind w:right="4377"/>
+      </w:pPr>
+      <w:r>
+        <w:t>${keperluan}</w:t>
+      </w:r>
+    </w:p>
+    <w:p>
+      <w:pPr>
+        <w:pStyle w:val="BodyText"/>
+        <w:tabs>
+          <w:tab w:val="left" w:pos="3530"/>
+          <w:tab w:val="left" w:pos="3808"/>
+        </w:tabs>
+        <w:spacing w:before="21" w:line="259" w:lineRule="auto"/>
+        <w:ind w:right="4377"/>
+      </w:pPr>
+    </w:p>
+    <w:p>
+      <w:pPr>
+        <w:spacing w:before="51"/>
+        <w:ind w:left="314"/>
+        <w:rPr>
+          <w:sz w:val="24"/>
+          <w:szCs w:val="24"/>
+        </w:rPr>
+      </w:pPr>
+      <w:r>
+        <w:rPr>
+          <w:sz w:val="24"/>
+          <w:szCs w:val="24"/>
+        </w:rPr>
+        <w:t>Demikian</w:t>
+      </w:r>
+      <w:r>
+        <w:rPr>
+          <w:spacing w:val="-7"/>
+          <w:sz w:val="24"/>
+          <w:szCs w:val="24"/>
+        </w:rPr>
+        <w:t xml:space="preserve"> </w:t>
+      </w:r>
+      <w:r>
+        <w:rPr>
+          <w:sz w:val="24"/>
+          <w:szCs w:val="24"/>
+        </w:rPr>
+        <w:t>surat</w:t>
+      </w:r>
       <w:r>
         <w:rPr>
           <w:spacing w:val="-4"/>
-          <w:position w:val="1"/>
-        </w:rPr>
-        <w:t>Nama</w:t>
-      </w:r>
-      <w:r>
-        <w:rPr>
-          <w:position w:val="1"/>
-        </w:rPr>
-        <w:tab/>
-      </w:r>
-      <w:r>
-        <w:rPr>
-          <w:rFonts w:ascii="Calibri"/>
-          <w:spacing w:val="-10"/>
-          <w:sz w:val="22"/>
-        </w:rPr>
-        <w:t>:</w:t>
-      </w:r>
-      <w:r>
-        <w:rPr>
-          <w:rFonts w:ascii="Calibri"/>
-          <w:sz w:val="22"/>
-        </w:rPr>
-        <w:tab/>
-      </w:r>
-      <w:r>
-        <w:rPr>
-          <w:position w:val="1"/>
-        </w:rPr>
-        <w:t>TUTIK</w:t>
+          <w:sz w:val="24"/>
+          <w:szCs w:val="24"/>
+        </w:rPr>
+        <w:t xml:space="preserve"> </w:t>
+      </w:r>
+      <w:r>
+        <w:rPr>
+          <w:sz w:val="24"/>
+          <w:szCs w:val="24"/>
+        </w:rPr>
+        <w:t>keterangan</w:t>
+      </w:r>
+      <w:r>
+        <w:rPr>
+          <w:spacing w:val="-8"/>
+          <w:sz w:val="24"/>
+          <w:szCs w:val="24"/>
+        </w:rPr>
+        <w:t xml:space="preserve"> </w:t>
+      </w:r>
+      <w:r>
+        <w:rPr>
+          <w:sz w:val="24"/>
+          <w:szCs w:val="24"/>
+        </w:rPr>
+        <w:t>ini</w:t>
+      </w:r>
+      <w:r>
+        <w:rPr>
+          <w:spacing w:val="-3"/>
+          <w:sz w:val="24"/>
+          <w:szCs w:val="24"/>
+        </w:rPr>
+        <w:t xml:space="preserve"> </w:t>
+      </w:r>
+      <w:r>
+        <w:rPr>
+          <w:sz w:val="24"/>
+          <w:szCs w:val="24"/>
+        </w:rPr>
+        <w:t>dibuat</w:t>
+      </w:r>
+      <w:r>
+        <w:rPr>
+          <w:spacing w:val="-3"/>
+          <w:sz w:val="24"/>
+          <w:szCs w:val="24"/>
+        </w:rPr>
+        <w:t xml:space="preserve"> </w:t>
+      </w:r>
+      <w:r>
+        <w:rPr>
+          <w:sz w:val="24"/>
+          <w:szCs w:val="24"/>
+        </w:rPr>
+        <w:t>untuk</w:t>
+      </w:r>
+      <w:r>
+        <w:rPr>
+          <w:spacing w:val="-4"/>
+          <w:sz w:val="24"/>
+          <w:szCs w:val="24"/>
+        </w:rPr>
+        <w:t xml:space="preserve"> </w:t>
+      </w:r>
+      <w:r>
+        <w:rPr>
+          <w:sz w:val="24"/>
+          <w:szCs w:val="24"/>
+        </w:rPr>
+        <w:t>dipergunakan</w:t>
+      </w:r>
+      <w:r>
+        <w:rPr>
+          <w:spacing w:val="-4"/>
+          <w:sz w:val="24"/>
+          <w:szCs w:val="24"/>
+        </w:rPr>
+        <w:t xml:space="preserve"> </w:t>
+      </w:r>
+      <w:r>
+        <w:rPr>
+          <w:sz w:val="24"/>
+          <w:szCs w:val="24"/>
+        </w:rPr>
+        <w:t>sebagaimana</w:t>
       </w:r>
       <w:r>
         <w:rPr>
           <w:spacing w:val="-7"/>
-          <w:position w:val="1"/>
-        </w:rPr>
-        <w:t> </w:t>
+          <w:sz w:val="24"/>
+          <w:szCs w:val="24"/>
+        </w:rPr>
+        <w:t xml:space="preserve"> </w:t>
       </w:r>
       <w:r>
         <w:rPr>
           <w:spacing w:val="-2"/>
-          <w:position w:val="1"/>
-        </w:rPr>
-        <w:t>HIDAYATI</w:t>
+          <w:sz w:val="24"/>
+          <w:szCs w:val="24"/>
+        </w:rPr>
+        <w:t>mestinya.</w:t>
       </w:r>
     </w:p>
     <w:p>
       <w:pPr>
         <w:pStyle w:val="BodyText"/>
         <w:tabs>
-          <w:tab w:pos="3530" w:val="left" w:leader="none"/>
-          <w:tab w:pos="3808" w:val="left" w:leader="none"/>
+          <w:tab w:val="left" w:pos="8959"/>
         </w:tabs>
-        <w:spacing w:before="21"/>
-        <w:rPr>
-          <w:position w:val="1"/>
-        </w:rPr>
-      </w:pPr>
-      <w:r>
-        <w:rPr>
-          <w:spacing w:val="-5"/>
-          <w:position w:val="1"/>
-        </w:rPr>
-        <w:t>NIK</w:t>
-      </w:r>
-      <w:r>
-        <w:rPr>
-          <w:position w:val="1"/>
-        </w:rPr>
-        <w:tab/>
-      </w:r>
-      <w:r>
-        <w:rPr>
-          <w:rFonts w:ascii="Calibri"/>
-          <w:spacing w:val="-10"/>
-          <w:sz w:val="22"/>
-        </w:rPr>
-        <w:t>:</w:t>
-      </w:r>
-      <w:r>
-        <w:rPr>
-          <w:rFonts w:ascii="Calibri"/>
-          <w:sz w:val="22"/>
-        </w:rPr>
-        <w:tab/>
-      </w:r>
-      <w:r>
+        <w:spacing w:before="1" w:line="273" w:lineRule="auto"/>
+        <w:ind w:left="0" w:right="291"/>
         <w:rPr>
           <w:spacing w:val="-2"/>
-          <w:position w:val="1"/>
-        </w:rPr>
-        <w:t>3514094901770001</w:t>
+        </w:rPr>
+      </w:pPr>
+      <w:r>
+        <w:rPr>
+          <w:spacing w:val="-2"/>
+        </w:rPr>
+        <w:t xml:space="preserve">                                  </w:t>
       </w:r>
     </w:p>
     <w:p>
       <w:pPr>
         <w:pStyle w:val="BodyText"/>
         <w:tabs>
-          <w:tab w:pos="3530" w:val="left" w:leader="none"/>
-          <w:tab w:pos="3808" w:val="left" w:leader="none"/>
+          <w:tab w:val="left" w:pos="8959"/>
         </w:tabs>
-        <w:spacing w:line="273" w:lineRule="auto" w:before="21"/>
-        <w:ind w:left="3808" w:right="2009" w:hanging="3495"/>
-      </w:pPr>
-      <w:r>
-        <w:rPr>
-          <w:spacing w:val="-2"/>
-          <w:position w:val="1"/>
-        </w:rPr>
-        <w:t>Alamat</w:t>
-      </w:r>
-      <w:r>
-        <w:rPr>
-          <w:position w:val="1"/>
-        </w:rPr>
-        <w:tab/>
-      </w:r>
-      <w:r>
-        <w:rPr>
-          <w:rFonts w:ascii="Calibri"/>
-          <w:spacing w:val="-10"/>
-          <w:sz w:val="22"/>
-        </w:rPr>
-        <w:t>:</w:t>
-      </w:r>
-      <w:r>
-        <w:rPr>
-          <w:rFonts w:ascii="Calibri"/>
-          <w:sz w:val="22"/>
-        </w:rPr>
-        <w:tab/>
-      </w:r>
-      <w:r>
-        <w:rPr>
-          <w:position w:val="1"/>
-        </w:rPr>
-        <w:t>Dusun</w:t>
-      </w:r>
-      <w:r>
-        <w:rPr>
-          <w:spacing w:val="-6"/>
-          <w:position w:val="1"/>
-        </w:rPr>
-        <w:t> </w:t>
-      </w:r>
-      <w:r>
-        <w:rPr>
-          <w:position w:val="1"/>
-        </w:rPr>
-        <w:t>Gendol</w:t>
-      </w:r>
-      <w:r>
-        <w:rPr>
-          <w:spacing w:val="-6"/>
-          <w:position w:val="1"/>
-        </w:rPr>
-        <w:t> </w:t>
-      </w:r>
-      <w:r>
-        <w:rPr>
-          <w:position w:val="1"/>
-        </w:rPr>
-        <w:t>RT</w:t>
-      </w:r>
-      <w:r>
-        <w:rPr>
-          <w:spacing w:val="-4"/>
-          <w:position w:val="1"/>
-        </w:rPr>
-        <w:t> </w:t>
-      </w:r>
-      <w:r>
-        <w:rPr>
-          <w:position w:val="1"/>
-        </w:rPr>
-        <w:t>001</w:t>
-      </w:r>
-      <w:r>
-        <w:rPr>
-          <w:spacing w:val="-6"/>
-          <w:position w:val="1"/>
-        </w:rPr>
-        <w:t> </w:t>
-      </w:r>
-      <w:r>
-        <w:rPr>
-          <w:position w:val="1"/>
-        </w:rPr>
-        <w:t>RW</w:t>
-      </w:r>
-      <w:r>
-        <w:rPr>
-          <w:spacing w:val="-6"/>
-          <w:position w:val="1"/>
-        </w:rPr>
-        <w:t> </w:t>
-      </w:r>
-      <w:r>
-        <w:rPr>
-          <w:position w:val="1"/>
-        </w:rPr>
-        <w:t>006</w:t>
-      </w:r>
-      <w:r>
-        <w:rPr>
-          <w:spacing w:val="-6"/>
-          <w:position w:val="1"/>
-        </w:rPr>
-        <w:t> </w:t>
-      </w:r>
-      <w:r>
-        <w:rPr>
-          <w:position w:val="1"/>
-        </w:rPr>
-        <w:t>Desa</w:t>
-      </w:r>
-      <w:r>
-        <w:rPr>
-          <w:spacing w:val="-6"/>
-          <w:position w:val="1"/>
-        </w:rPr>
-        <w:t> </w:t>
-      </w:r>
-      <w:r>
-        <w:rPr>
-          <w:position w:val="1"/>
-        </w:rPr>
-        <w:t>Pakukerto </w:t>
-      </w:r>
-      <w:r>
-        <w:rPr/>
-        <w:t>Kecamatan Sukorejo Kabupaten Pasuruan</w:t>
-      </w:r>
-    </w:p>
-    <w:p>
-      <w:pPr>
-        <w:tabs>
-          <w:tab w:pos="3530" w:val="left" w:leader="none"/>
-          <w:tab w:pos="3808" w:val="left" w:leader="none"/>
-        </w:tabs>
-        <w:spacing w:line="278" w:lineRule="exact" w:before="0"/>
-        <w:ind w:left="314" w:right="0" w:firstLine="0"/>
-        <w:jc w:val="left"/>
-        <w:rPr>
-          <w:position w:val="2"/>
-          <w:sz w:val="22"/>
-        </w:rPr>
-      </w:pPr>
-      <w:r>
-        <w:rPr>
-          <w:position w:val="1"/>
-          <w:sz w:val="24"/>
-        </w:rPr>
-        <w:t>Status</w:t>
-      </w:r>
-      <w:r>
-        <w:rPr>
-          <w:spacing w:val="1"/>
-          <w:position w:val="1"/>
-          <w:sz w:val="24"/>
-        </w:rPr>
-        <w:t> </w:t>
-      </w:r>
-      <w:r>
-        <w:rPr>
-          <w:spacing w:val="-2"/>
-          <w:position w:val="1"/>
-          <w:sz w:val="24"/>
-        </w:rPr>
-        <w:t>Pelapor</w:t>
-      </w:r>
-      <w:r>
-        <w:rPr>
-          <w:position w:val="1"/>
-          <w:sz w:val="24"/>
-        </w:rPr>
-        <w:tab/>
-      </w:r>
-      <w:r>
-        <w:rPr>
-          <w:rFonts w:ascii="Calibri"/>
-          <w:spacing w:val="-10"/>
-          <w:sz w:val="22"/>
-        </w:rPr>
-        <w:t>:</w:t>
-      </w:r>
-      <w:r>
-        <w:rPr>
-          <w:rFonts w:ascii="Calibri"/>
-          <w:sz w:val="22"/>
-        </w:rPr>
-        <w:tab/>
-      </w:r>
-      <w:r>
-        <w:rPr>
-          <w:position w:val="2"/>
-          <w:sz w:val="22"/>
-        </w:rPr>
-        <w:t>Cucu</w:t>
-      </w:r>
-      <w:r>
-        <w:rPr>
-          <w:spacing w:val="-1"/>
-          <w:position w:val="2"/>
-          <w:sz w:val="22"/>
-        </w:rPr>
-        <w:t> </w:t>
-      </w:r>
-      <w:r>
-        <w:rPr>
-          <w:spacing w:val="-2"/>
-          <w:position w:val="2"/>
-          <w:sz w:val="22"/>
-        </w:rPr>
-        <w:t>Kandung</w:t>
-      </w:r>
-    </w:p>
-    <w:p>
-      <w:pPr>
-        <w:pStyle w:val="BodyText"/>
-      </w:pPr>
-      <w:r>
-        <w:rPr/>
-        <w:t>Dengan</w:t>
-      </w:r>
-      <w:r>
-        <w:rPr>
-          <w:spacing w:val="-2"/>
-        </w:rPr>
-        <w:t> </w:t>
-      </w:r>
-      <w:r>
-        <w:rPr/>
-        <w:t>ini</w:t>
-      </w:r>
-      <w:r>
-        <w:rPr>
-          <w:spacing w:val="-1"/>
-        </w:rPr>
-        <w:t> </w:t>
-      </w:r>
-      <w:r>
-        <w:rPr/>
-        <w:t>menerangkan</w:t>
-      </w:r>
-      <w:r>
-        <w:rPr>
-          <w:spacing w:val="1"/>
-        </w:rPr>
-        <w:t> </w:t>
-      </w:r>
-      <w:r>
-        <w:rPr/>
-        <w:t>bahwa</w:t>
-      </w:r>
-      <w:r>
-        <w:rPr>
-          <w:spacing w:val="-5"/>
-        </w:rPr>
-        <w:t> </w:t>
-      </w:r>
-      <w:r>
-        <w:rPr>
-          <w:spacing w:val="-10"/>
-        </w:rPr>
-        <w:t>:</w:t>
-      </w:r>
-    </w:p>
-    <w:p>
-      <w:pPr>
-        <w:pStyle w:val="BodyText"/>
-        <w:tabs>
-          <w:tab w:pos="3530" w:val="left" w:leader="none"/>
-          <w:tab w:pos="3808" w:val="left" w:leader="none"/>
-        </w:tabs>
-        <w:spacing w:before="60"/>
-        <w:rPr>
-          <w:position w:val="1"/>
-        </w:rPr>
-      </w:pPr>
-      <w:r>
-        <w:rPr>
-          <w:position w:val="1"/>
-        </w:rPr>
-        <w:t>Nama</w:t>
-      </w:r>
-      <w:r>
-        <w:rPr>
-          <w:spacing w:val="-2"/>
-          <w:position w:val="1"/>
-        </w:rPr>
-        <w:t> Lengkap</w:t>
-      </w:r>
-      <w:r>
-        <w:rPr>
-          <w:position w:val="1"/>
-        </w:rPr>
-        <w:tab/>
-      </w:r>
-      <w:r>
-        <w:rPr>
-          <w:rFonts w:ascii="Calibri"/>
-          <w:spacing w:val="-10"/>
-          <w:sz w:val="22"/>
-        </w:rPr>
-        <w:t>:</w:t>
-      </w:r>
-      <w:r>
-        <w:rPr>
-          <w:rFonts w:ascii="Calibri"/>
-          <w:sz w:val="22"/>
-        </w:rPr>
-        <w:tab/>
-      </w:r>
-      <w:r>
-        <w:rPr>
-          <w:position w:val="1"/>
-        </w:rPr>
-        <w:t>NORO </w:t>
-      </w:r>
-      <w:r>
-        <w:rPr>
-          <w:spacing w:val="-2"/>
-          <w:position w:val="1"/>
-        </w:rPr>
-        <w:t>WATINI</w:t>
-      </w:r>
-    </w:p>
-    <w:p>
-      <w:pPr>
-        <w:tabs>
-          <w:tab w:pos="3520" w:val="left" w:leader="none"/>
-          <w:tab w:pos="3808" w:val="left" w:leader="none"/>
-        </w:tabs>
-        <w:spacing w:before="22"/>
-        <w:ind w:left="314" w:right="0" w:firstLine="0"/>
-        <w:jc w:val="left"/>
-        <w:rPr>
-          <w:position w:val="1"/>
-          <w:sz w:val="22"/>
-        </w:rPr>
-      </w:pPr>
-      <w:r>
-        <w:rPr>
-          <w:spacing w:val="-5"/>
-          <w:sz w:val="24"/>
-        </w:rPr>
-        <w:t>NIK</w:t>
-      </w:r>
-      <w:r>
-        <w:rPr>
-          <w:sz w:val="24"/>
-        </w:rPr>
-        <w:tab/>
-      </w:r>
-      <w:r>
-        <w:rPr>
-          <w:rFonts w:ascii="Calibri"/>
-          <w:b/>
-          <w:spacing w:val="-10"/>
-          <w:position w:val="1"/>
-          <w:sz w:val="22"/>
-        </w:rPr>
-        <w:t>:</w:t>
-      </w:r>
-      <w:r>
-        <w:rPr>
-          <w:rFonts w:ascii="Calibri"/>
-          <w:b/>
-          <w:position w:val="1"/>
-          <w:sz w:val="22"/>
-        </w:rPr>
-        <w:tab/>
-      </w:r>
-      <w:r>
-        <w:rPr>
-          <w:spacing w:val="-10"/>
-          <w:position w:val="1"/>
-          <w:sz w:val="22"/>
-        </w:rPr>
-        <w:t>-</w:t>
-      </w:r>
-    </w:p>
-    <w:p>
-      <w:pPr>
-        <w:pStyle w:val="BodyText"/>
-        <w:tabs>
-          <w:tab w:pos="3520" w:val="left" w:leader="none"/>
-          <w:tab w:pos="3808" w:val="left" w:leader="none"/>
-        </w:tabs>
-        <w:spacing w:before="38"/>
-        <w:rPr>
-          <w:position w:val="-1"/>
-          <w:sz w:val="22"/>
-        </w:rPr>
-      </w:pPr>
-      <w:r>
-        <w:rPr/>
-        <w:t>Nomor</w:t>
-      </w:r>
-      <w:r>
-        <w:rPr>
-          <w:spacing w:val="-2"/>
-        </w:rPr>
-        <w:t> </w:t>
-      </w:r>
-      <w:r>
-        <w:rPr/>
-        <w:t>Kartu</w:t>
-      </w:r>
-      <w:r>
-        <w:rPr>
-          <w:spacing w:val="-2"/>
-        </w:rPr>
-        <w:t> Keluarga</w:t>
-      </w:r>
-      <w:r>
-        <w:rPr/>
-        <w:tab/>
-      </w:r>
-      <w:r>
-        <w:rPr>
-          <w:rFonts w:ascii="Calibri"/>
-          <w:b/>
-          <w:spacing w:val="-10"/>
-          <w:position w:val="1"/>
-          <w:sz w:val="22"/>
-        </w:rPr>
-        <w:t>:</w:t>
-      </w:r>
-      <w:r>
-        <w:rPr>
-          <w:rFonts w:ascii="Calibri"/>
-          <w:b/>
-          <w:position w:val="1"/>
-          <w:sz w:val="22"/>
-        </w:rPr>
-        <w:tab/>
-      </w:r>
-      <w:r>
-        <w:rPr>
-          <w:spacing w:val="-10"/>
-          <w:position w:val="-1"/>
-          <w:sz w:val="22"/>
-        </w:rPr>
-        <w:t>-</w:t>
-      </w:r>
-    </w:p>
-    <w:p>
-      <w:pPr>
-        <w:pStyle w:val="BodyText"/>
-        <w:tabs>
-          <w:tab w:pos="3520" w:val="left" w:leader="none"/>
-          <w:tab w:pos="3808" w:val="left" w:leader="none"/>
-        </w:tabs>
-        <w:spacing w:before="23"/>
-        <w:rPr>
-          <w:position w:val="-1"/>
-          <w:sz w:val="22"/>
-        </w:rPr>
-      </w:pPr>
-      <w:r>
-        <w:rPr/>
-        <w:t>Tempat,</w:t>
-      </w:r>
-      <w:r>
-        <w:rPr>
-          <w:spacing w:val="-1"/>
-        </w:rPr>
-        <w:t> </w:t>
-      </w:r>
-      <w:r>
-        <w:rPr/>
-        <w:t>tanggal</w:t>
-      </w:r>
-      <w:r>
-        <w:rPr>
-          <w:spacing w:val="-1"/>
-        </w:rPr>
-        <w:t> </w:t>
-      </w:r>
-      <w:r>
-        <w:rPr>
-          <w:spacing w:val="-2"/>
-        </w:rPr>
-        <w:t>lahir</w:t>
-      </w:r>
-      <w:r>
-        <w:rPr/>
-        <w:tab/>
-      </w:r>
-      <w:r>
-        <w:rPr>
-          <w:rFonts w:ascii="Calibri"/>
-          <w:b/>
-          <w:spacing w:val="-10"/>
-          <w:position w:val="1"/>
-          <w:sz w:val="22"/>
-        </w:rPr>
-        <w:t>:</w:t>
-      </w:r>
-      <w:r>
-        <w:rPr>
-          <w:rFonts w:ascii="Calibri"/>
-          <w:b/>
-          <w:position w:val="1"/>
-          <w:sz w:val="22"/>
-        </w:rPr>
-        <w:tab/>
-      </w:r>
-      <w:r>
-        <w:rPr>
-          <w:spacing w:val="-10"/>
-          <w:position w:val="-1"/>
-          <w:sz w:val="22"/>
-        </w:rPr>
-        <w:t>-</w:t>
-      </w:r>
-    </w:p>
-    <w:p>
-      <w:pPr>
-        <w:pStyle w:val="BodyText"/>
-        <w:tabs>
-          <w:tab w:pos="3520" w:val="left" w:leader="none"/>
-          <w:tab w:pos="3808" w:val="left" w:leader="none"/>
-        </w:tabs>
-        <w:spacing w:before="23"/>
-      </w:pPr>
-      <w:r>
-        <w:rPr/>
-        <w:t>Jenis </w:t>
-      </w:r>
-      <w:r>
-        <w:rPr>
-          <w:spacing w:val="-2"/>
-        </w:rPr>
-        <w:t>kelamin</w:t>
-      </w:r>
-      <w:r>
-        <w:rPr/>
-        <w:tab/>
-      </w:r>
-      <w:r>
-        <w:rPr>
-          <w:rFonts w:ascii="Calibri"/>
-          <w:b/>
-          <w:spacing w:val="-10"/>
-          <w:position w:val="1"/>
-          <w:sz w:val="22"/>
-        </w:rPr>
-        <w:t>:</w:t>
-      </w:r>
-      <w:r>
-        <w:rPr>
-          <w:rFonts w:ascii="Calibri"/>
-          <w:b/>
-          <w:position w:val="1"/>
-          <w:sz w:val="22"/>
-        </w:rPr>
-        <w:tab/>
-      </w:r>
-      <w:r>
-        <w:rPr>
-          <w:spacing w:val="-2"/>
-        </w:rPr>
-        <w:t>Laki-</w:t>
-      </w:r>
-      <w:r>
-        <w:rPr>
-          <w:spacing w:val="-4"/>
-        </w:rPr>
-        <w:t>Laki</w:t>
-      </w:r>
-    </w:p>
-    <w:p>
-      <w:pPr>
-        <w:pStyle w:val="BodyText"/>
-        <w:tabs>
-          <w:tab w:pos="3520" w:val="left" w:leader="none"/>
-          <w:tab w:pos="3808" w:val="left" w:leader="none"/>
-        </w:tabs>
-        <w:spacing w:before="40"/>
-      </w:pPr>
-      <w:r>
-        <w:rPr>
-          <w:spacing w:val="-2"/>
-        </w:rPr>
-        <w:t>Kewarganegaraan</w:t>
-      </w:r>
-      <w:r>
-        <w:rPr/>
-        <w:tab/>
-      </w:r>
-      <w:r>
-        <w:rPr>
-          <w:rFonts w:ascii="Calibri"/>
-          <w:b/>
-          <w:spacing w:val="-10"/>
-          <w:position w:val="1"/>
-          <w:sz w:val="22"/>
-        </w:rPr>
-        <w:t>:</w:t>
-      </w:r>
-      <w:r>
-        <w:rPr>
-          <w:rFonts w:ascii="Calibri"/>
-          <w:b/>
-          <w:position w:val="1"/>
-          <w:sz w:val="22"/>
-        </w:rPr>
-        <w:tab/>
-      </w:r>
-      <w:r>
-        <w:rPr>
-          <w:spacing w:val="-2"/>
-        </w:rPr>
-        <w:t>Indonesia</w:t>
-      </w:r>
-    </w:p>
-    <w:p>
-      <w:pPr>
-        <w:pStyle w:val="BodyText"/>
-        <w:tabs>
-          <w:tab w:pos="3520" w:val="left" w:leader="none"/>
-          <w:tab w:pos="3808" w:val="left" w:leader="none"/>
-        </w:tabs>
-        <w:spacing w:before="39"/>
-      </w:pPr>
-      <w:r>
-        <w:rPr>
-          <w:spacing w:val="-2"/>
-        </w:rPr>
-        <w:t>Agama</w:t>
-      </w:r>
-      <w:r>
-        <w:rPr/>
-        <w:tab/>
-      </w:r>
-      <w:r>
-        <w:rPr>
-          <w:rFonts w:ascii="Calibri"/>
-          <w:b/>
-          <w:spacing w:val="-10"/>
-          <w:position w:val="1"/>
-          <w:sz w:val="22"/>
-        </w:rPr>
-        <w:t>:</w:t>
-      </w:r>
-      <w:r>
-        <w:rPr>
-          <w:rFonts w:ascii="Calibri"/>
-          <w:b/>
-          <w:position w:val="1"/>
-          <w:sz w:val="22"/>
-        </w:rPr>
-        <w:tab/>
-      </w:r>
-      <w:r>
-        <w:rPr>
-          <w:spacing w:val="-2"/>
-        </w:rPr>
-        <w:t>Islam</w:t>
-      </w:r>
-    </w:p>
-    <w:p>
-      <w:pPr>
-        <w:pStyle w:val="BodyText"/>
-        <w:tabs>
-          <w:tab w:pos="3520" w:val="left" w:leader="none"/>
-          <w:tab w:pos="3808" w:val="left" w:leader="none"/>
-        </w:tabs>
-        <w:spacing w:before="38"/>
-      </w:pPr>
-      <w:r>
-        <w:rPr/>
-        <w:t>Status</w:t>
-      </w:r>
-      <w:r>
-        <w:rPr>
-          <w:spacing w:val="1"/>
-        </w:rPr>
-        <w:t> </w:t>
-      </w:r>
-      <w:r>
-        <w:rPr>
-          <w:spacing w:val="-2"/>
-        </w:rPr>
-        <w:t>Perkawinan</w:t>
-      </w:r>
-      <w:r>
-        <w:rPr/>
-        <w:tab/>
-      </w:r>
-      <w:r>
-        <w:rPr>
-          <w:rFonts w:ascii="Calibri"/>
-          <w:b/>
-          <w:spacing w:val="-10"/>
-          <w:position w:val="1"/>
-          <w:sz w:val="22"/>
-        </w:rPr>
-        <w:t>:</w:t>
-      </w:r>
-      <w:r>
-        <w:rPr>
-          <w:rFonts w:ascii="Calibri"/>
-          <w:b/>
-          <w:position w:val="1"/>
-          <w:sz w:val="22"/>
-        </w:rPr>
-        <w:tab/>
-      </w:r>
-      <w:r>
-        <w:rPr>
-          <w:spacing w:val="-4"/>
-        </w:rPr>
-        <w:t>Kawin</w:t>
-      </w:r>
-    </w:p>
-    <w:p>
-      <w:pPr>
-        <w:pStyle w:val="BodyText"/>
-        <w:tabs>
-          <w:tab w:pos="3511" w:val="left" w:leader="none"/>
-          <w:tab w:pos="3808" w:val="left" w:leader="none"/>
-        </w:tabs>
-        <w:spacing w:before="39"/>
-      </w:pPr>
-      <w:r>
-        <w:rPr>
-          <w:spacing w:val="-2"/>
-        </w:rPr>
-        <w:t>Pekerjaan</w:t>
-      </w:r>
-      <w:r>
-        <w:rPr/>
-        <w:tab/>
-      </w:r>
-      <w:r>
-        <w:rPr>
-          <w:b/>
-          <w:spacing w:val="-10"/>
-        </w:rPr>
-        <w:t>:</w:t>
-      </w:r>
-      <w:r>
-        <w:rPr>
-          <w:b/>
-        </w:rPr>
-        <w:tab/>
-      </w:r>
-      <w:r>
-        <w:rPr>
-          <w:spacing w:val="-10"/>
-        </w:rPr>
-        <w:t>-</w:t>
-      </w:r>
-    </w:p>
-    <w:p>
-      <w:pPr>
-        <w:pStyle w:val="BodyText"/>
-        <w:tabs>
-          <w:tab w:pos="3511" w:val="left" w:leader="none"/>
-          <w:tab w:pos="3808" w:val="left" w:leader="none"/>
-        </w:tabs>
-        <w:spacing w:line="290" w:lineRule="auto" w:before="11"/>
-        <w:ind w:left="3808" w:right="2009" w:hanging="3495"/>
-      </w:pPr>
-      <w:r>
-        <w:rPr>
-          <w:spacing w:val="-2"/>
-        </w:rPr>
-        <w:t>Alamat</w:t>
-      </w:r>
-      <w:r>
-        <w:rPr/>
-        <w:tab/>
-      </w:r>
-      <w:r>
-        <w:rPr>
-          <w:b/>
-          <w:spacing w:val="-10"/>
-        </w:rPr>
-        <w:t>:</w:t>
-      </w:r>
-      <w:r>
-        <w:rPr>
-          <w:b/>
-        </w:rPr>
-        <w:tab/>
-      </w:r>
-      <w:r>
-        <w:rPr/>
-        <w:t>Dusun</w:t>
-      </w:r>
-      <w:r>
-        <w:rPr>
-          <w:spacing w:val="-6"/>
-        </w:rPr>
-        <w:t> </w:t>
-      </w:r>
-      <w:r>
-        <w:rPr/>
-        <w:t>Gendol</w:t>
-      </w:r>
-      <w:r>
-        <w:rPr>
-          <w:spacing w:val="-6"/>
-        </w:rPr>
-        <w:t> </w:t>
-      </w:r>
-      <w:r>
-        <w:rPr/>
-        <w:t>RT</w:t>
-      </w:r>
-      <w:r>
-        <w:rPr>
-          <w:spacing w:val="-4"/>
-        </w:rPr>
-        <w:t> </w:t>
-      </w:r>
-      <w:r>
-        <w:rPr/>
-        <w:t>001</w:t>
-      </w:r>
-      <w:r>
-        <w:rPr>
-          <w:spacing w:val="-6"/>
-        </w:rPr>
-        <w:t> </w:t>
-      </w:r>
-      <w:r>
-        <w:rPr/>
-        <w:t>RW</w:t>
-      </w:r>
-      <w:r>
-        <w:rPr>
-          <w:spacing w:val="-6"/>
-        </w:rPr>
-        <w:t> </w:t>
-      </w:r>
-      <w:r>
-        <w:rPr/>
-        <w:t>006</w:t>
-      </w:r>
-      <w:r>
-        <w:rPr>
-          <w:spacing w:val="-6"/>
-        </w:rPr>
-        <w:t> </w:t>
-      </w:r>
-      <w:r>
-        <w:rPr/>
-        <w:t>Desa</w:t>
-      </w:r>
-      <w:r>
-        <w:rPr>
-          <w:spacing w:val="-6"/>
-        </w:rPr>
-        <w:t> </w:t>
-      </w:r>
-      <w:r>
-        <w:rPr/>
-        <w:t>Pakukerto Kecamatan Sukorejo Kabupaten Pasuruan</w:t>
-      </w:r>
-    </w:p>
-    <w:p>
-      <w:pPr>
-        <w:pStyle w:val="BodyText"/>
-        <w:tabs>
-          <w:tab w:pos="3513" w:val="left" w:leader="none"/>
-        </w:tabs>
-        <w:spacing w:line="267" w:lineRule="exact"/>
-      </w:pPr>
-      <w:r>
-        <w:rPr/>
-        <w:t>Telah</w:t>
-      </w:r>
-      <w:r>
-        <w:rPr>
-          <w:spacing w:val="-3"/>
-        </w:rPr>
-        <w:t> </w:t>
-      </w:r>
-      <w:r>
-        <w:rPr/>
-        <w:t>meninggal</w:t>
-      </w:r>
-      <w:r>
-        <w:rPr>
-          <w:spacing w:val="-2"/>
-        </w:rPr>
-        <w:t> </w:t>
-      </w:r>
-      <w:r>
-        <w:rPr/>
-        <w:t>dunia </w:t>
-      </w:r>
-      <w:r>
-        <w:rPr>
-          <w:spacing w:val="-4"/>
-        </w:rPr>
-        <w:t>pada</w:t>
-      </w:r>
-      <w:r>
-        <w:rPr/>
-        <w:tab/>
-      </w:r>
-      <w:r>
-        <w:rPr>
-          <w:spacing w:val="-10"/>
-        </w:rPr>
-        <w:t>:</w:t>
-      </w:r>
-    </w:p>
-    <w:p>
-      <w:pPr>
-        <w:pStyle w:val="BodyText"/>
-        <w:tabs>
-          <w:tab w:pos="3511" w:val="left" w:leader="none"/>
-          <w:tab w:pos="3808" w:val="left" w:leader="none"/>
-        </w:tabs>
-        <w:spacing w:before="38"/>
-      </w:pPr>
-      <w:r>
-        <w:rPr>
-          <w:spacing w:val="-2"/>
-        </w:rPr>
-        <w:t>Hari/tanggal</w:t>
-      </w:r>
-      <w:r>
-        <w:rPr/>
-        <w:tab/>
-      </w:r>
-      <w:r>
-        <w:rPr>
-          <w:b/>
-          <w:spacing w:val="-10"/>
-        </w:rPr>
-        <w:t>:</w:t>
-      </w:r>
-      <w:r>
-        <w:rPr>
-          <w:b/>
-        </w:rPr>
-        <w:tab/>
-      </w:r>
-      <w:r>
-        <w:rPr/>
-        <w:t>Rabu,10-03-</w:t>
-      </w:r>
-      <w:r>
-        <w:rPr>
-          <w:spacing w:val="-4"/>
-        </w:rPr>
-        <w:t>1993</w:t>
-      </w:r>
-    </w:p>
-    <w:p>
-      <w:pPr>
-        <w:pStyle w:val="BodyText"/>
-        <w:tabs>
-          <w:tab w:pos="3511" w:val="left" w:leader="none"/>
-          <w:tab w:pos="3808" w:val="left" w:leader="none"/>
-        </w:tabs>
-        <w:spacing w:before="41"/>
-      </w:pPr>
-      <w:r>
-        <w:rPr/>
-        <w:t>Tempat</w:t>
-      </w:r>
-      <w:r>
-        <w:rPr>
-          <w:spacing w:val="-2"/>
-        </w:rPr>
-        <w:t> kematian</w:t>
-      </w:r>
-      <w:r>
-        <w:rPr/>
-        <w:tab/>
-      </w:r>
-      <w:r>
-        <w:rPr>
-          <w:b/>
-          <w:spacing w:val="-10"/>
-        </w:rPr>
-        <w:t>:</w:t>
-      </w:r>
-      <w:r>
-        <w:rPr>
-          <w:b/>
-        </w:rPr>
-        <w:tab/>
-      </w:r>
-      <w:r>
-        <w:rPr>
-          <w:spacing w:val="-2"/>
-        </w:rPr>
-        <w:t>Pakukerto</w:t>
-      </w:r>
-    </w:p>
-    <w:p>
-      <w:pPr>
-        <w:tabs>
-          <w:tab w:pos="2798" w:val="left" w:leader="none"/>
-          <w:tab w:pos="3096" w:val="left" w:leader="none"/>
-        </w:tabs>
-        <w:spacing w:before="40"/>
-        <w:ind w:left="0" w:right="5049" w:firstLine="0"/>
-        <w:jc w:val="center"/>
-        <w:rPr>
-          <w:position w:val="1"/>
-          <w:sz w:val="24"/>
-        </w:rPr>
-      </w:pPr>
-      <w:r>
-        <w:rPr>
-          <w:rFonts w:ascii="Calibri"/>
-          <w:spacing w:val="-2"/>
-          <w:sz w:val="22"/>
-        </w:rPr>
-        <w:t>Kecamatan</w:t>
-      </w:r>
-      <w:r>
-        <w:rPr>
-          <w:rFonts w:ascii="Calibri"/>
-          <w:sz w:val="22"/>
-        </w:rPr>
-        <w:tab/>
-      </w:r>
-      <w:r>
-        <w:rPr>
-          <w:b/>
-          <w:spacing w:val="-10"/>
-          <w:position w:val="1"/>
-          <w:sz w:val="24"/>
-        </w:rPr>
-        <w:t>:</w:t>
-      </w:r>
-      <w:r>
-        <w:rPr>
-          <w:b/>
-          <w:position w:val="1"/>
-          <w:sz w:val="24"/>
-        </w:rPr>
-        <w:tab/>
-      </w:r>
-      <w:r>
-        <w:rPr>
-          <w:spacing w:val="-2"/>
-          <w:position w:val="1"/>
-          <w:sz w:val="24"/>
-        </w:rPr>
-        <w:t>Sukorejo</w:t>
-      </w:r>
-    </w:p>
-    <w:p>
-      <w:pPr>
-        <w:tabs>
-          <w:tab w:pos="2798" w:val="left" w:leader="none"/>
-          <w:tab w:pos="3096" w:val="left" w:leader="none"/>
-        </w:tabs>
-        <w:spacing w:before="22"/>
-        <w:ind w:left="0" w:right="5036" w:firstLine="0"/>
-        <w:jc w:val="center"/>
-        <w:rPr>
-          <w:position w:val="1"/>
-          <w:sz w:val="24"/>
-        </w:rPr>
-      </w:pPr>
-      <w:r>
-        <w:rPr>
-          <w:rFonts w:ascii="Calibri"/>
-          <w:spacing w:val="-2"/>
-          <w:sz w:val="22"/>
-        </w:rPr>
-        <w:t>Kabupaten</w:t>
-      </w:r>
-      <w:r>
-        <w:rPr>
-          <w:rFonts w:ascii="Calibri"/>
-          <w:sz w:val="22"/>
-        </w:rPr>
-        <w:tab/>
-      </w:r>
-      <w:r>
-        <w:rPr>
-          <w:b/>
-          <w:spacing w:val="-10"/>
-          <w:position w:val="1"/>
-          <w:sz w:val="24"/>
-        </w:rPr>
-        <w:t>:</w:t>
-      </w:r>
-      <w:r>
-        <w:rPr>
-          <w:b/>
-          <w:position w:val="1"/>
-          <w:sz w:val="24"/>
-        </w:rPr>
-        <w:tab/>
-      </w:r>
-      <w:r>
-        <w:rPr>
-          <w:spacing w:val="-2"/>
-          <w:position w:val="1"/>
-          <w:sz w:val="24"/>
-        </w:rPr>
-        <w:t>Pasuruan</w:t>
-      </w:r>
-    </w:p>
-    <w:p>
-      <w:pPr>
-        <w:pStyle w:val="BodyText"/>
-        <w:tabs>
-          <w:tab w:pos="2973" w:val="left" w:leader="none"/>
-          <w:tab w:pos="3271" w:val="left" w:leader="none"/>
-        </w:tabs>
-        <w:spacing w:before="139"/>
-        <w:ind w:left="0" w:right="4951"/>
-        <w:jc w:val="center"/>
-      </w:pPr>
-      <w:r>
-        <w:rPr>
-          <w:spacing w:val="-2"/>
-          <w:position w:val="-13"/>
-        </w:rPr>
-        <w:t>Provinsi</w:t>
-      </w:r>
-      <w:r>
-        <w:rPr>
-          <w:position w:val="-13"/>
-        </w:rPr>
-        <w:tab/>
-      </w:r>
-      <w:r>
-        <w:rPr>
-          <w:b/>
-          <w:spacing w:val="-10"/>
-        </w:rPr>
-        <w:t>:</w:t>
-      </w:r>
-      <w:r>
-        <w:rPr>
-          <w:b/>
-        </w:rPr>
-        <w:tab/>
-      </w:r>
-      <w:r>
-        <w:rPr/>
-        <w:t>Jawa</w:t>
-      </w:r>
-      <w:r>
-        <w:rPr>
-          <w:spacing w:val="-4"/>
-        </w:rPr>
-        <w:t> Timur</w:t>
-      </w:r>
-    </w:p>
-    <w:p>
-      <w:pPr>
-        <w:tabs>
-          <w:tab w:pos="3511" w:val="left" w:leader="none"/>
-          <w:tab w:pos="3808" w:val="left" w:leader="none"/>
-        </w:tabs>
-        <w:spacing w:line="256" w:lineRule="auto" w:before="18"/>
-        <w:ind w:left="314" w:right="6135" w:firstLine="0"/>
-        <w:jc w:val="left"/>
-        <w:rPr>
-          <w:sz w:val="24"/>
-        </w:rPr>
-      </w:pPr>
-      <w:r>
-        <w:rPr>
-          <w:rFonts w:ascii="Calibri"/>
-          <w:sz w:val="22"/>
-        </w:rPr>
-        <w:t>13. Sebab Kematian</w:t>
-        <w:tab/>
-      </w:r>
-      <w:r>
-        <w:rPr>
-          <w:b/>
-          <w:spacing w:val="-10"/>
-          <w:position w:val="1"/>
-          <w:sz w:val="24"/>
-        </w:rPr>
-        <w:t>:</w:t>
-      </w:r>
-      <w:r>
-        <w:rPr>
-          <w:b/>
-          <w:position w:val="1"/>
-          <w:sz w:val="24"/>
-        </w:rPr>
-        <w:tab/>
-      </w:r>
-      <w:r>
-        <w:rPr>
-          <w:spacing w:val="-2"/>
-          <w:position w:val="1"/>
-          <w:sz w:val="24"/>
-        </w:rPr>
-        <w:t>Saki</w:t>
-      </w:r>
-      <w:r>
-        <w:rPr>
-          <w:spacing w:val="-2"/>
-          <w:position w:val="1"/>
-          <w:sz w:val="24"/>
-        </w:rPr>
-        <w:t>t</w:t>
-      </w:r>
-      <w:r>
-        <w:rPr>
-          <w:spacing w:val="-2"/>
-          <w:position w:val="1"/>
-          <w:sz w:val="24"/>
-        </w:rPr>
-        <w:t> </w:t>
-      </w:r>
-      <w:r>
-        <w:rPr>
-          <w:sz w:val="24"/>
-        </w:rPr>
-        <w:t>Surat keterangan ini digunakan untuk :</w:t>
-      </w:r>
-    </w:p>
-    <w:p>
-      <w:pPr>
-        <w:pStyle w:val="BodyText"/>
-        <w:spacing w:before="21"/>
-      </w:pPr>
-      <w:r>
-        <w:rPr/>
-        <w:t>Pengurusan</w:t>
-      </w:r>
-      <w:r>
-        <w:rPr>
-          <w:spacing w:val="-3"/>
-        </w:rPr>
-        <w:t> </w:t>
-      </w:r>
-      <w:r>
-        <w:rPr/>
-        <w:t>Tanah</w:t>
-      </w:r>
-      <w:r>
-        <w:rPr>
-          <w:spacing w:val="-3"/>
-        </w:rPr>
-        <w:t> </w:t>
-      </w:r>
-      <w:r>
-        <w:rPr/>
-        <w:t>di</w:t>
-      </w:r>
-      <w:r>
-        <w:rPr>
-          <w:spacing w:val="3"/>
-        </w:rPr>
-        <w:t> </w:t>
-      </w:r>
-      <w:r>
-        <w:rPr/>
-        <w:t>Dusun Gendol Desa</w:t>
-      </w:r>
-      <w:r>
-        <w:rPr>
-          <w:spacing w:val="-2"/>
-        </w:rPr>
-        <w:t> Pakukerto</w:t>
-      </w:r>
-    </w:p>
-    <w:p>
-      <w:pPr>
-        <w:spacing w:before="51"/>
-        <w:ind w:left="314" w:right="0" w:firstLine="0"/>
-        <w:jc w:val="left"/>
-        <w:rPr>
-          <w:rFonts w:ascii="Calibri"/>
-          <w:sz w:val="22"/>
-        </w:rPr>
-      </w:pPr>
-      <w:r>
-        <w:rPr>
-          <w:rFonts w:ascii="Calibri"/>
-          <w:sz w:val="22"/>
-        </w:rPr>
-        <w:t>Demikian</w:t>
-      </w:r>
-      <w:r>
-        <w:rPr>
-          <w:rFonts w:ascii="Calibri"/>
-          <w:spacing w:val="-7"/>
-          <w:sz w:val="22"/>
-        </w:rPr>
-        <w:t> </w:t>
-      </w:r>
-      <w:r>
-        <w:rPr>
-          <w:rFonts w:ascii="Calibri"/>
-          <w:sz w:val="22"/>
-        </w:rPr>
-        <w:t>surat</w:t>
-      </w:r>
-      <w:r>
-        <w:rPr>
-          <w:rFonts w:ascii="Calibri"/>
-          <w:spacing w:val="-4"/>
-          <w:sz w:val="22"/>
-        </w:rPr>
-        <w:t> </w:t>
-      </w:r>
-      <w:r>
-        <w:rPr>
-          <w:rFonts w:ascii="Calibri"/>
-          <w:sz w:val="22"/>
-        </w:rPr>
-        <w:t>keterangan</w:t>
-      </w:r>
-      <w:r>
-        <w:rPr>
-          <w:rFonts w:ascii="Calibri"/>
-          <w:spacing w:val="-8"/>
-          <w:sz w:val="22"/>
-        </w:rPr>
-        <w:t> </w:t>
-      </w:r>
-      <w:r>
-        <w:rPr>
-          <w:rFonts w:ascii="Calibri"/>
-          <w:sz w:val="22"/>
-        </w:rPr>
-        <w:t>ini</w:t>
-      </w:r>
-      <w:r>
-        <w:rPr>
-          <w:rFonts w:ascii="Calibri"/>
-          <w:spacing w:val="-3"/>
-          <w:sz w:val="22"/>
-        </w:rPr>
-        <w:t> </w:t>
-      </w:r>
-      <w:r>
-        <w:rPr>
-          <w:rFonts w:ascii="Calibri"/>
-          <w:sz w:val="22"/>
-        </w:rPr>
-        <w:t>dibuat</w:t>
-      </w:r>
-      <w:r>
-        <w:rPr>
-          <w:rFonts w:ascii="Calibri"/>
-          <w:spacing w:val="-3"/>
-          <w:sz w:val="22"/>
-        </w:rPr>
-        <w:t> </w:t>
-      </w:r>
-      <w:r>
-        <w:rPr>
-          <w:rFonts w:ascii="Calibri"/>
-          <w:sz w:val="22"/>
-        </w:rPr>
-        <w:t>untuk</w:t>
-      </w:r>
-      <w:r>
-        <w:rPr>
-          <w:rFonts w:ascii="Calibri"/>
-          <w:spacing w:val="-4"/>
-          <w:sz w:val="22"/>
-        </w:rPr>
-        <w:t> </w:t>
-      </w:r>
-      <w:r>
-        <w:rPr>
-          <w:rFonts w:ascii="Calibri"/>
-          <w:sz w:val="22"/>
-        </w:rPr>
-        <w:t>dipergunakan</w:t>
-      </w:r>
-      <w:r>
-        <w:rPr>
-          <w:rFonts w:ascii="Calibri"/>
-          <w:spacing w:val="-4"/>
-          <w:sz w:val="22"/>
-        </w:rPr>
-        <w:t> </w:t>
-      </w:r>
-      <w:r>
-        <w:rPr>
-          <w:rFonts w:ascii="Calibri"/>
-          <w:sz w:val="22"/>
-        </w:rPr>
-        <w:t>sebagaimana</w:t>
-      </w:r>
-      <w:r>
-        <w:rPr>
-          <w:rFonts w:ascii="Calibri"/>
-          <w:spacing w:val="-7"/>
-          <w:sz w:val="22"/>
-        </w:rPr>
-        <w:t> </w:t>
-      </w:r>
-      <w:r>
-        <w:rPr>
-          <w:rFonts w:ascii="Calibri"/>
-          <w:spacing w:val="-2"/>
-          <w:sz w:val="22"/>
-        </w:rPr>
-        <w:t>mestinya.</w:t>
-      </w:r>
-    </w:p>
-    <w:p>
-      <w:pPr>
-        <w:pStyle w:val="BodyText"/>
-        <w:spacing w:before="40"/>
-        <w:ind w:left="0"/>
-        <w:rPr>
-          <w:rFonts w:ascii="Calibri"/>
-        </w:rPr>
-      </w:pPr>
-    </w:p>
-    <w:p>
-      <w:pPr>
-        <w:pStyle w:val="BodyText"/>
-        <w:tabs>
-          <w:tab w:pos="8959" w:val="left" w:leader="none"/>
-        </w:tabs>
-        <w:spacing w:line="273" w:lineRule="auto" w:before="1"/>
-        <w:ind w:left="7708" w:right="291"/>
-      </w:pPr>
-      <w:r>
-        <w:rPr>
-          <w:spacing w:val="-2"/>
-        </w:rPr>
-        <w:t>Pakukerto,</w:t>
-      </w:r>
-      <w:r>
-        <w:rPr/>
-        <w:tab/>
-        <w:t>23</w:t>
-      </w:r>
-      <w:r>
-        <w:rPr>
-          <w:spacing w:val="-15"/>
-        </w:rPr>
-        <w:t> </w:t>
-      </w:r>
-      <w:r>
-        <w:rPr/>
-        <w:t>Juli</w:t>
-      </w:r>
-      <w:r>
-        <w:rPr>
-          <w:spacing w:val="-15"/>
-        </w:rPr>
-        <w:t> </w:t>
-      </w:r>
-      <w:r>
-        <w:rPr/>
-        <w:t>2025 Kepala Desa Pakukerto</w:t>
-      </w:r>
-    </w:p>
+        <w:spacing w:before="1" w:line="273" w:lineRule="auto"/>
+        <w:ind w:left="0" w:right="291"/>
+      </w:pPr>
+    </w:p>
+    <w:tbl>
+      <w:tblPr>
+        <w:tblStyle w:val="TableGrid"/>
+        <w:tblpPr w:leftFromText="180" w:rightFromText="180" w:vertAnchor="text" w:horzAnchor="margin" w:tblpXSpec="right" w:tblpY="1"/>
+        <w:tblW w:w="0" w:type="auto"/>
+        <w:tblBorders>
+          <w:top w:val="none" w:sz="0" w:space="0" w:color="auto"/>
+          <w:left w:val="none" w:sz="0" w:space="0" w:color="auto"/>
+          <w:bottom w:val="none" w:sz="0" w:space="0" w:color="auto"/>
+          <w:right w:val="none" w:sz="0" w:space="0" w:color="auto"/>
+          <w:insideH w:val="none" w:sz="0" w:space="0" w:color="auto"/>
+          <w:insideV w:val="none" w:sz="0" w:space="0" w:color="auto"/>
+        </w:tblBorders>
+        <w:tblLook w:val="04A0" w:firstRow="1" w:lastRow="0" w:firstColumn="1" w:lastColumn="0" w:noHBand="0" w:noVBand="1"/>
+      </w:tblPr>
+      <w:tblGrid>
+        <w:gridCol w:w="3130"/>
+      </w:tblGrid>
+      <w:tr>
+        <w:trPr>
+          <w:trHeight w:val="593"/>
+        </w:trPr>
+        <w:tc>
+          <w:tcPr>
+            <w:tcW w:w="3130" w:type="dxa"/>
+            <w:vAlign w:val="bottom"/>
+          </w:tcPr>
+          <w:p>
+            <w:pPr>
+              <w:pStyle w:val="BodyText"/>
+              <w:tabs>
+                <w:tab w:val="left" w:pos="8959"/>
+              </w:tabs>
+              <w:spacing w:before="1" w:line="273" w:lineRule="auto"/>
+              <w:ind w:left="0" w:right="291"/>
+              <w:rPr>
+                <w:spacing w:val="-2"/>
+              </w:rPr>
+            </w:pPr>
+            <w:r>
+              <w:rPr>
+                <w:spacing w:val="-2"/>
+              </w:rPr>
+              <w:t xml:space="preserve">Pakukerto, </w:t>
+            </w:r>
+            <w:r>
+              <w:rPr>
+                <w:spacing w:val="-2"/>
+              </w:rPr>
+              <w:t>${tgl_surat}</w:t>
+            </w:r>
+          </w:p>
+        </w:tc>
+      </w:tr>
+      <w:tr>
+        <w:trPr>
+          <w:trHeight w:val="816"/>
+        </w:trPr>
+        <w:tc>
+          <w:tcPr>
+            <w:tcW w:w="3130" w:type="dxa"/>
+          </w:tcPr>
+          <w:p>
+            <w:pPr>
+              <w:pStyle w:val="BodyText"/>
+              <w:tabs>
+                <w:tab w:val="left" w:pos="8959"/>
+              </w:tabs>
+              <w:spacing w:before="1" w:line="273" w:lineRule="auto"/>
+              <w:ind w:left="0" w:right="291"/>
+              <w:rPr>
+                <w:spacing w:val="-2"/>
+              </w:rPr>
+            </w:pPr>
+            <w:r>
+              <w:rPr>
+                <w:spacing w:val="-2"/>
+              </w:rPr>
+              <w:t>Desa Pakukerto</w:t>
+            </w:r>
+          </w:p>
+        </w:tc>
+      </w:tr>
+      <w:tr>
+        <w:trPr>
+          <w:trHeight w:val="568"/>
+        </w:trPr>
+        <w:tc>
+          <w:tcPr>
+            <w:tcW w:w="3130" w:type="dxa"/>
+            <w:vAlign w:val="bottom"/>
+          </w:tcPr>
+          <w:p>
+            <w:pPr>
+              <w:pStyle w:val="BodyText"/>
+              <w:tabs>
+                <w:tab w:val="left" w:pos="8959"/>
+              </w:tabs>
+              <w:spacing w:before="1" w:line="273" w:lineRule="auto"/>
+              <w:ind w:left="0" w:right="291"/>
+              <w:rPr>
+                <w:spacing w:val="-2"/>
+                <w:u w:val="single"/>
+              </w:rPr>
+            </w:pPr>
+            <w:r>
+              <w:rPr>
+                <w:spacing w:val="-2"/>
+                <w:u w:val="single"/>
+              </w:rPr>
+              <w:t>H SURATEMAN</w:t>
+            </w:r>
+          </w:p>
+        </w:tc>
+      </w:tr>
+    </w:tbl>
     <w:p>
       <w:pPr>
         <w:pStyle w:val="BodyText"/>
@@ -4002,34 +3650,28 @@
         <w:rPr>
           <w:u w:val="single"/>
         </w:rPr>
-        <w:t>H </w:t>
-      </w:r>
-      <w:r>
-        <w:rPr>
-          <w:spacing w:val="-2"/>
-          <w:u w:val="single"/>
-        </w:rPr>
-        <w:t>SURATEMAN</w:t>
+        <w:t xml:space="preserve">H </w:t>
       </w:r>
     </w:p>
     <w:sectPr>
       <w:type w:val="continuous"/>
       <w:pgSz w:w="12240" w:h="20160"/>
-      <w:pgMar w:top="1240" w:bottom="280" w:left="360" w:right="1440"/>
+      <w:pgMar w:top="1240" w:right="1440" w:bottom="280" w:left="360" w:header="720" w:footer="720" w:gutter="0"/>
+      <w:cols w:space="720"/>
     </w:sectPr>
   </w:body>
 </w:document>
 </file>
 
 <file path=word/styles.xml><?xml version="1.0" encoding="utf-8"?>
-<w:styles xmlns:r="http://schemas.openxmlformats.org/officeDocument/2006/relationships" xmlns:w="http://schemas.openxmlformats.org/wordprocessingml/2006/main">
+<w:styles xmlns:mc="http://schemas.openxmlformats.org/markup-compatibility/2006" xmlns:r="http://schemas.openxmlformats.org/officeDocument/2006/relationships" xmlns:w="http://schemas.openxmlformats.org/wordprocessingml/2006/main" xmlns:w14="http://schemas.microsoft.com/office/word/2010/wordml" xmlns:w15="http://schemas.microsoft.com/office/word/2012/wordml" xmlns:w16cex="http://schemas.microsoft.com/office/word/2018/wordml/cex" xmlns:w16cid="http://schemas.microsoft.com/office/word/2016/wordml/cid" xmlns:w16="http://schemas.microsoft.com/office/word/2018/wordml" xmlns:w16du="http://schemas.microsoft.com/office/word/2023/wordml/word16du" xmlns:w16sdtdh="http://schemas.microsoft.com/office/word/2020/wordml/sdtdatahash" xmlns:w16sdtfl="http://schemas.microsoft.com/office/word/2024/wordml/sdtformatlock" xmlns:w16se="http://schemas.microsoft.com/office/word/2015/wordml/symex" mc:Ignorable="w14 w15 w16se w16cid w16 w16cex w16sdtdh w16sdtfl w16du">
   <w:docDefaults>
     <w:rPrDefault>
       <w:rPr>
-        <w:rFonts w:cstheme="minorBidi" w:hAnsiTheme="minorHAnsi" w:eastAsiaTheme="minorHAnsi" w:asciiTheme="minorHAnsi"/>
+        <w:rFonts w:asciiTheme="minorHAnsi" w:eastAsiaTheme="minorHAnsi" w:hAnsiTheme="minorHAnsi" w:cstheme="minorBidi"/>
         <w:sz w:val="22"/>
         <w:szCs w:val="22"/>
-        <w:lang w:val="en-US" w:bidi="ar-SA" w:eastAsia="en-US"/>
+        <w:lang w:val="en-US" w:eastAsia="en-US" w:bidi="ar-SA"/>
       </w:rPr>
     </w:rPrDefault>
     <w:pPrDefault>
@@ -4037,51 +3679,423 @@
         <w:widowControl w:val="0"/>
         <w:autoSpaceDE w:val="0"/>
         <w:autoSpaceDN w:val="0"/>
-        <w:spacing w:lineRule="auto" w:line="240" w:before="0" w:after="0"/>
-        <w:ind w:left="0" w:right="0"/>
-        <w:jc w:val="left"/>
       </w:pPr>
     </w:pPrDefault>
   </w:docDefaults>
-  <w:style w:styleId="DefaultParagraphFont" w:default="1" w:type="character">
+  <w:latentStyles w:defLockedState="0" w:defUIPriority="99" w:defSemiHidden="0" w:defUnhideWhenUsed="0" w:defQFormat="0" w:count="376">
+    <w:lsdException w:name="Normal" w:uiPriority="0" w:qFormat="1"/>
+    <w:lsdException w:name="heading 1" w:uiPriority="9" w:qFormat="1"/>
+    <w:lsdException w:name="heading 2" w:semiHidden="1" w:uiPriority="9" w:unhideWhenUsed="1" w:qFormat="1"/>
+    <w:lsdException w:name="heading 3" w:semiHidden="1" w:uiPriority="9" w:unhideWhenUsed="1" w:qFormat="1"/>
+    <w:lsdException w:name="heading 4" w:semiHidden="1" w:uiPriority="9" w:unhideWhenUsed="1" w:qFormat="1"/>
+    <w:lsdException w:name="heading 5" w:semiHidden="1" w:uiPriority="9" w:unhideWhenUsed="1" w:qFormat="1"/>
+    <w:lsdException w:name="heading 6" w:semiHidden="1" w:uiPriority="9" w:unhideWhenUsed="1" w:qFormat="1"/>
+    <w:lsdException w:name="heading 7" w:semiHidden="1" w:uiPriority="9" w:unhideWhenUsed="1" w:qFormat="1"/>
+    <w:lsdException w:name="heading 8" w:semiHidden="1" w:uiPriority="9" w:unhideWhenUsed="1" w:qFormat="1"/>
+    <w:lsdException w:name="heading 9" w:semiHidden="1" w:uiPriority="9" w:unhideWhenUsed="1" w:qFormat="1"/>
+    <w:lsdException w:name="index 1" w:semiHidden="1" w:unhideWhenUsed="1"/>
+    <w:lsdException w:name="index 2" w:semiHidden="1" w:unhideWhenUsed="1"/>
+    <w:lsdException w:name="index 3" w:semiHidden="1" w:unhideWhenUsed="1"/>
+    <w:lsdException w:name="index 4" w:semiHidden="1" w:unhideWhenUsed="1"/>
+    <w:lsdException w:name="index 5" w:semiHidden="1" w:unhideWhenUsed="1"/>
+    <w:lsdException w:name="index 6" w:semiHidden="1" w:unhideWhenUsed="1"/>
+    <w:lsdException w:name="index 7" w:semiHidden="1" w:unhideWhenUsed="1"/>
+    <w:lsdException w:name="index 8" w:semiHidden="1" w:unhideWhenUsed="1"/>
+    <w:lsdException w:name="index 9" w:semiHidden="1" w:unhideWhenUsed="1"/>
+    <w:lsdException w:name="toc 1" w:semiHidden="1" w:uiPriority="39" w:unhideWhenUsed="1"/>
+    <w:lsdException w:name="toc 2" w:semiHidden="1" w:uiPriority="39" w:unhideWhenUsed="1"/>
+    <w:lsdException w:name="toc 3" w:semiHidden="1" w:uiPriority="39" w:unhideWhenUsed="1"/>
+    <w:lsdException w:name="toc 4" w:semiHidden="1" w:uiPriority="39" w:unhideWhenUsed="1"/>
+    <w:lsdException w:name="toc 5" w:semiHidden="1" w:uiPriority="39" w:unhideWhenUsed="1"/>
+    <w:lsdException w:name="toc 6" w:semiHidden="1" w:uiPriority="39" w:unhideWhenUsed="1"/>
+    <w:lsdException w:name="toc 7" w:semiHidden="1" w:uiPriority="39" w:unhideWhenUsed="1"/>
+    <w:lsdException w:name="toc 8" w:semiHidden="1" w:uiPriority="39" w:unhideWhenUsed="1"/>
+    <w:lsdException w:name="toc 9" w:semiHidden="1" w:uiPriority="39" w:unhideWhenUsed="1"/>
+    <w:lsdException w:name="Normal Indent" w:semiHidden="1" w:unhideWhenUsed="1"/>
+    <w:lsdException w:name="footnote text" w:semiHidden="1" w:unhideWhenUsed="1"/>
+    <w:lsdException w:name="annotation text" w:semiHidden="1" w:unhideWhenUsed="1"/>
+    <w:lsdException w:name="header" w:semiHidden="1" w:unhideWhenUsed="1"/>
+    <w:lsdException w:name="footer" w:semiHidden="1" w:unhideWhenUsed="1"/>
+    <w:lsdException w:name="index heading" w:semiHidden="1" w:unhideWhenUsed="1"/>
+    <w:lsdException w:name="caption" w:semiHidden="1" w:uiPriority="35" w:unhideWhenUsed="1" w:qFormat="1"/>
+    <w:lsdException w:name="table of figures" w:semiHidden="1" w:unhideWhenUsed="1"/>
+    <w:lsdException w:name="envelope address" w:semiHidden="1" w:unhideWhenUsed="1"/>
+    <w:lsdException w:name="envelope return" w:semiHidden="1" w:unhideWhenUsed="1"/>
+    <w:lsdException w:name="footnote reference" w:semiHidden="1" w:unhideWhenUsed="1"/>
+    <w:lsdException w:name="annotation reference" w:semiHidden="1" w:unhideWhenUsed="1"/>
+    <w:lsdException w:name="line number" w:semiHidden="1" w:unhideWhenUsed="1"/>
+    <w:lsdException w:name="page number" w:semiHidden="1" w:unhideWhenUsed="1"/>
+    <w:lsdException w:name="endnote reference" w:semiHidden="1" w:unhideWhenUsed="1"/>
+    <w:lsdException w:name="endnote text" w:semiHidden="1" w:unhideWhenUsed="1"/>
+    <w:lsdException w:name="table of authorities" w:semiHidden="1" w:unhideWhenUsed="1"/>
+    <w:lsdException w:name="macro" w:semiHidden="1" w:unhideWhenUsed="1"/>
+    <w:lsdException w:name="toa heading" w:semiHidden="1" w:unhideWhenUsed="1"/>
+    <w:lsdException w:name="List" w:semiHidden="1" w:unhideWhenUsed="1"/>
+    <w:lsdException w:name="List Bullet" w:semiHidden="1" w:unhideWhenUsed="1"/>
+    <w:lsdException w:name="List Number" w:semiHidden="1" w:unhideWhenUsed="1"/>
+    <w:lsdException w:name="List 2" w:semiHidden="1" w:unhideWhenUsed="1"/>
+    <w:lsdException w:name="List 3" w:semiHidden="1" w:unhideWhenUsed="1"/>
+    <w:lsdException w:name="List 4" w:semiHidden="1" w:unhideWhenUsed="1"/>
+    <w:lsdException w:name="List 5" w:semiHidden="1" w:unhideWhenUsed="1"/>
+    <w:lsdException w:name="List Bullet 2" w:semiHidden="1" w:unhideWhenUsed="1"/>
+    <w:lsdException w:name="List Bullet 3" w:semiHidden="1" w:unhideWhenUsed="1"/>
+    <w:lsdException w:name="List Bullet 4" w:semiHidden="1" w:unhideWhenUsed="1"/>
+    <w:lsdException w:name="List Bullet 5" w:semiHidden="1" w:unhideWhenUsed="1"/>
+    <w:lsdException w:name="List Number 2" w:semiHidden="1" w:unhideWhenUsed="1"/>
+    <w:lsdException w:name="List Number 3" w:semiHidden="1" w:unhideWhenUsed="1"/>
+    <w:lsdException w:name="List Number 4" w:semiHidden="1" w:unhideWhenUsed="1"/>
+    <w:lsdException w:name="List Number 5" w:semiHidden="1" w:unhideWhenUsed="1"/>
+    <w:lsdException w:name="Title" w:uiPriority="10" w:qFormat="1"/>
+    <w:lsdException w:name="Closing" w:semiHidden="1" w:unhideWhenUsed="1"/>
+    <w:lsdException w:name="Signature" w:semiHidden="1" w:unhideWhenUsed="1"/>
+    <w:lsdException w:name="Default Paragraph Font" w:semiHidden="1" w:uiPriority="1" w:unhideWhenUsed="1"/>
+    <w:lsdException w:name="Body Text" w:semiHidden="1" w:unhideWhenUsed="1"/>
+    <w:lsdException w:name="Body Text Indent" w:semiHidden="1" w:unhideWhenUsed="1"/>
+    <w:lsdException w:name="List Continue" w:semiHidden="1" w:unhideWhenUsed="1"/>
+    <w:lsdException w:name="List Continue 2" w:semiHidden="1" w:unhideWhenUsed="1"/>
+    <w:lsdException w:name="List Continue 3" w:semiHidden="1" w:unhideWhenUsed="1"/>
+    <w:lsdException w:name="List Continue 4" w:semiHidden="1" w:unhideWhenUsed="1"/>
+    <w:lsdException w:name="List Continue 5" w:semiHidden="1" w:unhideWhenUsed="1"/>
+    <w:lsdException w:name="Message Header" w:semiHidden="1" w:unhideWhenUsed="1"/>
+    <w:lsdException w:name="Subtitle" w:uiPriority="11" w:qFormat="1"/>
+    <w:lsdException w:name="Salutation" w:semiHidden="1" w:unhideWhenUsed="1"/>
+    <w:lsdException w:name="Date" w:semiHidden="1" w:unhideWhenUsed="1"/>
+    <w:lsdException w:name="Body Text First Indent" w:semiHidden="1" w:unhideWhenUsed="1"/>
+    <w:lsdException w:name="Body Text First Indent 2" w:semiHidden="1" w:unhideWhenUsed="1"/>
+    <w:lsdException w:name="Note Heading" w:semiHidden="1" w:unhideWhenUsed="1"/>
+    <w:lsdException w:name="Body Text 2" w:semiHidden="1" w:unhideWhenUsed="1"/>
+    <w:lsdException w:name="Body Text 3" w:semiHidden="1" w:unhideWhenUsed="1"/>
+    <w:lsdException w:name="Body Text Indent 2" w:semiHidden="1" w:unhideWhenUsed="1"/>
+    <w:lsdException w:name="Body Text Indent 3" w:semiHidden="1" w:unhideWhenUsed="1"/>
+    <w:lsdException w:name="Block Text" w:semiHidden="1" w:unhideWhenUsed="1"/>
+    <w:lsdException w:name="Hyperlink" w:semiHidden="1" w:unhideWhenUsed="1"/>
+    <w:lsdException w:name="FollowedHyperlink" w:semiHidden="1" w:unhideWhenUsed="1"/>
+    <w:lsdException w:name="Strong" w:uiPriority="22" w:qFormat="1"/>
+    <w:lsdException w:name="Emphasis" w:uiPriority="20" w:qFormat="1"/>
+    <w:lsdException w:name="Document Map" w:semiHidden="1" w:unhideWhenUsed="1"/>
+    <w:lsdException w:name="Plain Text" w:semiHidden="1" w:unhideWhenUsed="1"/>
+    <w:lsdException w:name="E-mail Signature" w:semiHidden="1" w:unhideWhenUsed="1"/>
+    <w:lsdException w:name="HTML Top of Form" w:semiHidden="1" w:unhideWhenUsed="1"/>
+    <w:lsdException w:name="HTML Bottom of Form" w:semiHidden="1" w:unhideWhenUsed="1"/>
+    <w:lsdException w:name="Normal (Web)" w:semiHidden="1" w:unhideWhenUsed="1"/>
+    <w:lsdException w:name="HTML Acronym" w:semiHidden="1" w:unhideWhenUsed="1"/>
+    <w:lsdException w:name="HTML Address" w:semiHidden="1" w:unhideWhenUsed="1"/>
+    <w:lsdException w:name="HTML Cite" w:semiHidden="1" w:unhideWhenUsed="1"/>
+    <w:lsdException w:name="HTML Code" w:semiHidden="1" w:unhideWhenUsed="1"/>
+    <w:lsdException w:name="HTML Definition" w:semiHidden="1" w:unhideWhenUsed="1"/>
+    <w:lsdException w:name="HTML Keyboard" w:semiHidden="1" w:unhideWhenUsed="1"/>
+    <w:lsdException w:name="HTML Preformatted" w:semiHidden="1" w:unhideWhenUsed="1"/>
+    <w:lsdException w:name="HTML Sample" w:semiHidden="1" w:unhideWhenUsed="1"/>
+    <w:lsdException w:name="HTML Typewriter" w:semiHidden="1" w:unhideWhenUsed="1"/>
+    <w:lsdException w:name="HTML Variable" w:semiHidden="1" w:unhideWhenUsed="1"/>
+    <w:lsdException w:name="Normal Table" w:semiHidden="1" w:unhideWhenUsed="1"/>
+    <w:lsdException w:name="annotation subject" w:semiHidden="1" w:unhideWhenUsed="1"/>
+    <w:lsdException w:name="No List" w:semiHidden="1" w:unhideWhenUsed="1"/>
+    <w:lsdException w:name="Outline List 1" w:semiHidden="1" w:unhideWhenUsed="1"/>
+    <w:lsdException w:name="Outline List 2" w:semiHidden="1" w:unhideWhenUsed="1"/>
+    <w:lsdException w:name="Outline List 3" w:semiHidden="1" w:unhideWhenUsed="1"/>
+    <w:lsdException w:name="Table Simple 1" w:semiHidden="1" w:unhideWhenUsed="1"/>
+    <w:lsdException w:name="Table Simple 2" w:semiHidden="1" w:unhideWhenUsed="1"/>
+    <w:lsdException w:name="Table Simple 3" w:semiHidden="1" w:unhideWhenUsed="1"/>
+    <w:lsdException w:name="Table Classic 1" w:semiHidden="1" w:unhideWhenUsed="1"/>
+    <w:lsdException w:name="Table Classic 2" w:semiHidden="1" w:unhideWhenUsed="1"/>
+    <w:lsdException w:name="Table Classic 3" w:semiHidden="1" w:unhideWhenUsed="1"/>
+    <w:lsdException w:name="Table Classic 4" w:semiHidden="1" w:unhideWhenUsed="1"/>
+    <w:lsdException w:name="Table Colorful 1" w:semiHidden="1" w:unhideWhenUsed="1"/>
+    <w:lsdException w:name="Table Colorful 2" w:semiHidden="1" w:unhideWhenUsed="1"/>
+    <w:lsdException w:name="Table Colorful 3" w:semiHidden="1" w:unhideWhenUsed="1"/>
+    <w:lsdException w:name="Table Columns 1" w:semiHidden="1" w:unhideWhenUsed="1"/>
+    <w:lsdException w:name="Table Columns 2" w:semiHidden="1" w:unhideWhenUsed="1"/>
+    <w:lsdException w:name="Table Columns 3" w:semiHidden="1" w:unhideWhenUsed="1"/>
+    <w:lsdException w:name="Table Columns 4" w:semiHidden="1" w:unhideWhenUsed="1"/>
+    <w:lsdException w:name="Table Columns 5" w:semiHidden="1" w:unhideWhenUsed="1"/>
+    <w:lsdException w:name="Table Grid 1" w:semiHidden="1" w:unhideWhenUsed="1"/>
+    <w:lsdException w:name="Table Grid 2" w:semiHidden="1" w:unhideWhenUsed="1"/>
+    <w:lsdException w:name="Table Grid 3" w:semiHidden="1" w:unhideWhenUsed="1"/>
+    <w:lsdException w:name="Table Grid 4" w:semiHidden="1" w:unhideWhenUsed="1"/>
+    <w:lsdException w:name="Table Grid 5" w:semiHidden="1" w:unhideWhenUsed="1"/>
+    <w:lsdException w:name="Table Grid 6" w:semiHidden="1" w:unhideWhenUsed="1"/>
+    <w:lsdException w:name="Table Grid 7" w:semiHidden="1" w:unhideWhenUsed="1"/>
+    <w:lsdException w:name="Table Grid 8" w:semiHidden="1" w:unhideWhenUsed="1"/>
+    <w:lsdException w:name="Table List 1" w:semiHidden="1" w:unhideWhenUsed="1"/>
+    <w:lsdException w:name="Table List 2" w:semiHidden="1" w:unhideWhenUsed="1"/>
+    <w:lsdException w:name="Table List 3" w:semiHidden="1" w:unhideWhenUsed="1"/>
+    <w:lsdException w:name="Table List 4" w:semiHidden="1" w:unhideWhenUsed="1"/>
+    <w:lsdException w:name="Table List 5" w:semiHidden="1" w:unhideWhenUsed="1"/>
+    <w:lsdException w:name="Table List 6" w:semiHidden="1" w:unhideWhenUsed="1"/>
+    <w:lsdException w:name="Table List 7" w:semiHidden="1" w:unhideWhenUsed="1"/>
+    <w:lsdException w:name="Table List 8" w:semiHidden="1" w:unhideWhenUsed="1"/>
+    <w:lsdException w:name="Table 3D effects 1" w:semiHidden="1" w:unhideWhenUsed="1"/>
+    <w:lsdException w:name="Table 3D effects 2" w:semiHidden="1" w:unhideWhenUsed="1"/>
+    <w:lsdException w:name="Table 3D effects 3" w:semiHidden="1" w:unhideWhenUsed="1"/>
+    <w:lsdException w:name="Table Contemporary" w:semiHidden="1" w:unhideWhenUsed="1"/>
+    <w:lsdException w:name="Table Elegant" w:semiHidden="1" w:unhideWhenUsed="1"/>
+    <w:lsdException w:name="Table Professional" w:semiHidden="1" w:unhideWhenUsed="1"/>
+    <w:lsdException w:name="Table Subtle 1" w:semiHidden="1" w:unhideWhenUsed="1"/>
+    <w:lsdException w:name="Table Subtle 2" w:semiHidden="1" w:unhideWhenUsed="1"/>
+    <w:lsdException w:name="Table Web 1" w:semiHidden="1" w:unhideWhenUsed="1"/>
+    <w:lsdException w:name="Table Web 2" w:semiHidden="1" w:unhideWhenUsed="1"/>
+    <w:lsdException w:name="Table Web 3" w:semiHidden="1" w:unhideWhenUsed="1"/>
+    <w:lsdException w:name="Balloon Text" w:semiHidden="1" w:unhideWhenUsed="1"/>
+    <w:lsdException w:name="Table Grid" w:uiPriority="39"/>
+    <w:lsdException w:name="Table Theme" w:semiHidden="1" w:unhideWhenUsed="1"/>
+    <w:lsdException w:name="Placeholder Text" w:semiHidden="1"/>
+    <w:lsdException w:name="No Spacing" w:uiPriority="1" w:qFormat="1"/>
+    <w:lsdException w:name="Light Shading" w:uiPriority="60"/>
+    <w:lsdException w:name="Light List" w:uiPriority="61"/>
+    <w:lsdException w:name="Light Grid" w:uiPriority="62"/>
+    <w:lsdException w:name="Medium Shading 1" w:uiPriority="63"/>
+    <w:lsdException w:name="Medium Shading 2" w:uiPriority="64"/>
+    <w:lsdException w:name="Medium List 1" w:uiPriority="65"/>
+    <w:lsdException w:name="Medium List 2" w:uiPriority="66"/>
+    <w:lsdException w:name="Medium Grid 1" w:uiPriority="67"/>
+    <w:lsdException w:name="Medium Grid 2" w:uiPriority="68"/>
+    <w:lsdException w:name="Medium Grid 3" w:uiPriority="69"/>
+    <w:lsdException w:name="Dark List" w:uiPriority="70"/>
+    <w:lsdException w:name="Colorful Shading" w:uiPriority="71"/>
+    <w:lsdException w:name="Colorful List" w:uiPriority="72"/>
+    <w:lsdException w:name="Colorful Grid" w:uiPriority="73"/>
+    <w:lsdException w:name="Light Shading Accent 1" w:uiPriority="60"/>
+    <w:lsdException w:name="Light List Accent 1" w:uiPriority="61"/>
+    <w:lsdException w:name="Light Grid Accent 1" w:uiPriority="62"/>
+    <w:lsdException w:name="Medium Shading 1 Accent 1" w:uiPriority="63"/>
+    <w:lsdException w:name="Medium Shading 2 Accent 1" w:uiPriority="64"/>
+    <w:lsdException w:name="Medium List 1 Accent 1" w:uiPriority="65"/>
+    <w:lsdException w:name="Revision" w:semiHidden="1"/>
+    <w:lsdException w:name="List Paragraph" w:uiPriority="34" w:qFormat="1"/>
+    <w:lsdException w:name="Quote" w:uiPriority="29" w:qFormat="1"/>
+    <w:lsdException w:name="Intense Quote" w:uiPriority="30" w:qFormat="1"/>
+    <w:lsdException w:name="Medium List 2 Accent 1" w:uiPriority="66"/>
+    <w:lsdException w:name="Medium Grid 1 Accent 1" w:uiPriority="67"/>
+    <w:lsdException w:name="Medium Grid 2 Accent 1" w:uiPriority="68"/>
+    <w:lsdException w:name="Medium Grid 3 Accent 1" w:uiPriority="69"/>
+    <w:lsdException w:name="Dark List Accent 1" w:uiPriority="70"/>
+    <w:lsdException w:name="Colorful Shading Accent 1" w:uiPriority="71"/>
+    <w:lsdException w:name="Colorful List Accent 1" w:uiPriority="72"/>
+    <w:lsdException w:name="Colorful Grid Accent 1" w:uiPriority="73"/>
+    <w:lsdException w:name="Light Shading Accent 2" w:uiPriority="60"/>
+    <w:lsdException w:name="Light List Accent 2" w:uiPriority="61"/>
+    <w:lsdException w:name="Light Grid Accent 2" w:uiPriority="62"/>
+    <w:lsdException w:name="Medium Shading 1 Accent 2" w:uiPriority="63"/>
+    <w:lsdException w:name="Medium Shading 2 Accent 2" w:uiPriority="64"/>
+    <w:lsdException w:name="Medium List 1 Accent 2" w:uiPriority="65"/>
+    <w:lsdException w:name="Medium List 2 Accent 2" w:uiPriority="66"/>
+    <w:lsdException w:name="Medium Grid 1 Accent 2" w:uiPriority="67"/>
+    <w:lsdException w:name="Medium Grid 2 Accent 2" w:uiPriority="68"/>
+    <w:lsdException w:name="Medium Grid 3 Accent 2" w:uiPriority="69"/>
+    <w:lsdException w:name="Dark List Accent 2" w:uiPriority="70"/>
+    <w:lsdException w:name="Colorful Shading Accent 2" w:uiPriority="71"/>
+    <w:lsdException w:name="Colorful List Accent 2" w:uiPriority="72"/>
+    <w:lsdException w:name="Colorful Grid Accent 2" w:uiPriority="73"/>
+    <w:lsdException w:name="Light Shading Accent 3" w:uiPriority="60"/>
+    <w:lsdException w:name="Light List Accent 3" w:uiPriority="61"/>
+    <w:lsdException w:name="Light Grid Accent 3" w:uiPriority="62"/>
+    <w:lsdException w:name="Medium Shading 1 Accent 3" w:uiPriority="63"/>
+    <w:lsdException w:name="Medium Shading 2 Accent 3" w:uiPriority="64"/>
+    <w:lsdException w:name="Medium List 1 Accent 3" w:uiPriority="65"/>
+    <w:lsdException w:name="Medium List 2 Accent 3" w:uiPriority="66"/>
+    <w:lsdException w:name="Medium Grid 1 Accent 3" w:uiPriority="67"/>
+    <w:lsdException w:name="Medium Grid 2 Accent 3" w:uiPriority="68"/>
+    <w:lsdException w:name="Medium Grid 3 Accent 3" w:uiPriority="69"/>
+    <w:lsdException w:name="Dark List Accent 3" w:uiPriority="70"/>
+    <w:lsdException w:name="Colorful Shading Accent 3" w:uiPriority="71"/>
+    <w:lsdException w:name="Colorful List Accent 3" w:uiPriority="72"/>
+    <w:lsdException w:name="Colorful Grid Accent 3" w:uiPriority="73"/>
+    <w:lsdException w:name="Light Shading Accent 4" w:uiPriority="60"/>
+    <w:lsdException w:name="Light List Accent 4" w:uiPriority="61"/>
+    <w:lsdException w:name="Light Grid Accent 4" w:uiPriority="62"/>
+    <w:lsdException w:name="Medium Shading 1 Accent 4" w:uiPriority="63"/>
+    <w:lsdException w:name="Medium Shading 2 Accent 4" w:uiPriority="64"/>
+    <w:lsdException w:name="Medium List 1 Accent 4" w:uiPriority="65"/>
+    <w:lsdException w:name="Medium List 2 Accent 4" w:uiPriority="66"/>
+    <w:lsdException w:name="Medium Grid 1 Accent 4" w:uiPriority="67"/>
+    <w:lsdException w:name="Medium Grid 2 Accent 4" w:uiPriority="68"/>
+    <w:lsdException w:name="Medium Grid 3 Accent 4" w:uiPriority="69"/>
+    <w:lsdException w:name="Dark List Accent 4" w:uiPriority="70"/>
+    <w:lsdException w:name="Colorful Shading Accent 4" w:uiPriority="71"/>
+    <w:lsdException w:name="Colorful List Accent 4" w:uiPriority="72"/>
+    <w:lsdException w:name="Colorful Grid Accent 4" w:uiPriority="73"/>
+    <w:lsdException w:name="Light Shading Accent 5" w:uiPriority="60"/>
+    <w:lsdException w:name="Light List Accent 5" w:uiPriority="61"/>
+    <w:lsdException w:name="Light Grid Accent 5" w:uiPriority="62"/>
+    <w:lsdException w:name="Medium Shading 1 Accent 5" w:uiPriority="63"/>
+    <w:lsdException w:name="Medium Shading 2 Accent 5" w:uiPriority="64"/>
+    <w:lsdException w:name="Medium List 1 Accent 5" w:uiPriority="65"/>
+    <w:lsdException w:name="Medium List 2 Accent 5" w:uiPriority="66"/>
+    <w:lsdException w:name="Medium Grid 1 Accent 5" w:uiPriority="67"/>
+    <w:lsdException w:name="Medium Grid 2 Accent 5" w:uiPriority="68"/>
+    <w:lsdException w:name="Medium Grid 3 Accent 5" w:uiPriority="69"/>
+    <w:lsdException w:name="Dark List Accent 5" w:uiPriority="70"/>
+    <w:lsdException w:name="Colorful Shading Accent 5" w:uiPriority="71"/>
+    <w:lsdException w:name="Colorful List Accent 5" w:uiPriority="72"/>
+    <w:lsdException w:name="Colorful Grid Accent 5" w:uiPriority="73"/>
+    <w:lsdException w:name="Light Shading Accent 6" w:uiPriority="60"/>
+    <w:lsdException w:name="Light List Accent 6" w:uiPriority="61"/>
+    <w:lsdException w:name="Light Grid Accent 6" w:uiPriority="62"/>
+    <w:lsdException w:name="Medium Shading 1 Accent 6" w:uiPriority="63"/>
+    <w:lsdException w:name="Medium Shading 2 Accent 6" w:uiPriority="64"/>
+    <w:lsdException w:name="Medium List 1 Accent 6" w:uiPriority="65"/>
+    <w:lsdException w:name="Medium List 2 Accent 6" w:uiPriority="66"/>
+    <w:lsdException w:name="Medium Grid 1 Accent 6" w:uiPriority="67"/>
+    <w:lsdException w:name="Medium Grid 2 Accent 6" w:uiPriority="68"/>
+    <w:lsdException w:name="Medium Grid 3 Accent 6" w:uiPriority="69"/>
+    <w:lsdException w:name="Dark List Accent 6" w:uiPriority="70"/>
+    <w:lsdException w:name="Colorful Shading Accent 6" w:uiPriority="71"/>
+    <w:lsdException w:name="Colorful List Accent 6" w:uiPriority="72"/>
+    <w:lsdException w:name="Colorful Grid Accent 6" w:uiPriority="73"/>
+    <w:lsdException w:name="Subtle Emphasis" w:uiPriority="19" w:qFormat="1"/>
+    <w:lsdException w:name="Intense Emphasis" w:uiPriority="21" w:qFormat="1"/>
+    <w:lsdException w:name="Subtle Reference" w:uiPriority="31" w:qFormat="1"/>
+    <w:lsdException w:name="Intense Reference" w:uiPriority="32" w:qFormat="1"/>
+    <w:lsdException w:name="Book Title" w:uiPriority="33" w:qFormat="1"/>
+    <w:lsdException w:name="Bibliography" w:semiHidden="1" w:uiPriority="37" w:unhideWhenUsed="1"/>
+    <w:lsdException w:name="TOC Heading" w:semiHidden="1" w:uiPriority="39" w:unhideWhenUsed="1" w:qFormat="1"/>
+    <w:lsdException w:name="Plain Table 1" w:uiPriority="41"/>
+    <w:lsdException w:name="Plain Table 2" w:uiPriority="42"/>
+    <w:lsdException w:name="Plain Table 3" w:uiPriority="43"/>
+    <w:lsdException w:name="Plain Table 4" w:uiPriority="44"/>
+    <w:lsdException w:name="Plain Table 5" w:uiPriority="45"/>
+    <w:lsdException w:name="Grid Table Light" w:uiPriority="40"/>
+    <w:lsdException w:name="Grid Table 1 Light" w:uiPriority="46"/>
+    <w:lsdException w:name="Grid Table 2" w:uiPriority="47"/>
+    <w:lsdException w:name="Grid Table 3" w:uiPriority="48"/>
+    <w:lsdException w:name="Grid Table 4" w:uiPriority="49"/>
+    <w:lsdException w:name="Grid Table 5 Dark" w:uiPriority="50"/>
+    <w:lsdException w:name="Grid Table 6 Colorful" w:uiPriority="51"/>
+    <w:lsdException w:name="Grid Table 7 Colorful" w:uiPriority="52"/>
+    <w:lsdException w:name="Grid Table 1 Light Accent 1" w:uiPriority="46"/>
+    <w:lsdException w:name="Grid Table 2 Accent 1" w:uiPriority="47"/>
+    <w:lsdException w:name="Grid Table 3 Accent 1" w:uiPriority="48"/>
+    <w:lsdException w:name="Grid Table 4 Accent 1" w:uiPriority="49"/>
+    <w:lsdException w:name="Grid Table 5 Dark Accent 1" w:uiPriority="50"/>
+    <w:lsdException w:name="Grid Table 6 Colorful Accent 1" w:uiPriority="51"/>
+    <w:lsdException w:name="Grid Table 7 Colorful Accent 1" w:uiPriority="52"/>
+    <w:lsdException w:name="Grid Table 1 Light Accent 2" w:uiPriority="46"/>
+    <w:lsdException w:name="Grid Table 2 Accent 2" w:uiPriority="47"/>
+    <w:lsdException w:name="Grid Table 3 Accent 2" w:uiPriority="48"/>
+    <w:lsdException w:name="Grid Table 4 Accent 2" w:uiPriority="49"/>
+    <w:lsdException w:name="Grid Table 5 Dark Accent 2" w:uiPriority="50"/>
+    <w:lsdException w:name="Grid Table 6 Colorful Accent 2" w:uiPriority="51"/>
+    <w:lsdException w:name="Grid Table 7 Colorful Accent 2" w:uiPriority="52"/>
+    <w:lsdException w:name="Grid Table 1 Light Accent 3" w:uiPriority="46"/>
+    <w:lsdException w:name="Grid Table 2 Accent 3" w:uiPriority="47"/>
+    <w:lsdException w:name="Grid Table 3 Accent 3" w:uiPriority="48"/>
+    <w:lsdException w:name="Grid Table 4 Accent 3" w:uiPriority="49"/>
+    <w:lsdException w:name="Grid Table 5 Dark Accent 3" w:uiPriority="50"/>
+    <w:lsdException w:name="Grid Table 6 Colorful Accent 3" w:uiPriority="51"/>
+    <w:lsdException w:name="Grid Table 7 Colorful Accent 3" w:uiPriority="52"/>
+    <w:lsdException w:name="Grid Table 1 Light Accent 4" w:uiPriority="46"/>
+    <w:lsdException w:name="Grid Table 2 Accent 4" w:uiPriority="47"/>
+    <w:lsdException w:name="Grid Table 3 Accent 4" w:uiPriority="48"/>
+    <w:lsdException w:name="Grid Table 4 Accent 4" w:uiPriority="49"/>
+    <w:lsdException w:name="Grid Table 5 Dark Accent 4" w:uiPriority="50"/>
+    <w:lsdException w:name="Grid Table 6 Colorful Accent 4" w:uiPriority="51"/>
+    <w:lsdException w:name="Grid Table 7 Colorful Accent 4" w:uiPriority="52"/>
+    <w:lsdException w:name="Grid Table 1 Light Accent 5" w:uiPriority="46"/>
+    <w:lsdException w:name="Grid Table 2 Accent 5" w:uiPriority="47"/>
+    <w:lsdException w:name="Grid Table 3 Accent 5" w:uiPriority="48"/>
+    <w:lsdException w:name="Grid Table 4 Accent 5" w:uiPriority="49"/>
+    <w:lsdException w:name="Grid Table 5 Dark Accent 5" w:uiPriority="50"/>
+    <w:lsdException w:name="Grid Table 6 Colorful Accent 5" w:uiPriority="51"/>
+    <w:lsdException w:name="Grid Table 7 Colorful Accent 5" w:uiPriority="52"/>
+    <w:lsdException w:name="Grid Table 1 Light Accent 6" w:uiPriority="46"/>
+    <w:lsdException w:name="Grid Table 2 Accent 6" w:uiPriority="47"/>
+    <w:lsdException w:name="Grid Table 3 Accent 6" w:uiPriority="48"/>
+    <w:lsdException w:name="Grid Table 4 Accent 6" w:uiPriority="49"/>
+    <w:lsdException w:name="Grid Table 5 Dark Accent 6" w:uiPriority="50"/>
+    <w:lsdException w:name="Grid Table 6 Colorful Accent 6" w:uiPriority="51"/>
+    <w:lsdException w:name="Grid Table 7 Colorful Accent 6" w:uiPriority="52"/>
+    <w:lsdException w:name="List Table 1 Light" w:uiPriority="46"/>
+    <w:lsdException w:name="List Table 2" w:uiPriority="47"/>
+    <w:lsdException w:name="List Table 3" w:uiPriority="48"/>
+    <w:lsdException w:name="List Table 4" w:uiPriority="49"/>
+    <w:lsdException w:name="List Table 5 Dark" w:uiPriority="50"/>
+    <w:lsdException w:name="List Table 6 Colorful" w:uiPriority="51"/>
+    <w:lsdException w:name="List Table 7 Colorful" w:uiPriority="52"/>
+    <w:lsdException w:name="List Table 1 Light Accent 1" w:uiPriority="46"/>
+    <w:lsdException w:name="List Table 2 Accent 1" w:uiPriority="47"/>
+    <w:lsdException w:name="List Table 3 Accent 1" w:uiPriority="48"/>
+    <w:lsdException w:name="List Table 4 Accent 1" w:uiPriority="49"/>
+    <w:lsdException w:name="List Table 5 Dark Accent 1" w:uiPriority="50"/>
+    <w:lsdException w:name="List Table 6 Colorful Accent 1" w:uiPriority="51"/>
+    <w:lsdException w:name="List Table 7 Colorful Accent 1" w:uiPriority="52"/>
+    <w:lsdException w:name="List Table 1 Light Accent 2" w:uiPriority="46"/>
+    <w:lsdException w:name="List Table 2 Accent 2" w:uiPriority="47"/>
+    <w:lsdException w:name="List Table 3 Accent 2" w:uiPriority="48"/>
+    <w:lsdException w:name="List Table 4 Accent 2" w:uiPriority="49"/>
+    <w:lsdException w:name="List Table 5 Dark Accent 2" w:uiPriority="50"/>
+    <w:lsdException w:name="List Table 6 Colorful Accent 2" w:uiPriority="51"/>
+    <w:lsdException w:name="List Table 7 Colorful Accent 2" w:uiPriority="52"/>
+    <w:lsdException w:name="List Table 1 Light Accent 3" w:uiPriority="46"/>
+    <w:lsdException w:name="List Table 2 Accent 3" w:uiPriority="47"/>
+    <w:lsdException w:name="List Table 3 Accent 3" w:uiPriority="48"/>
+    <w:lsdException w:name="List Table 4 Accent 3" w:uiPriority="49"/>
+    <w:lsdException w:name="List Table 5 Dark Accent 3" w:uiPriority="50"/>
+    <w:lsdException w:name="List Table 6 Colorful Accent 3" w:uiPriority="51"/>
+    <w:lsdException w:name="List Table 7 Colorful Accent 3" w:uiPriority="52"/>
+    <w:lsdException w:name="List Table 1 Light Accent 4" w:uiPriority="46"/>
+    <w:lsdException w:name="List Table 2 Accent 4" w:uiPriority="47"/>
+    <w:lsdException w:name="List Table 3 Accent 4" w:uiPriority="48"/>
+    <w:lsdException w:name="List Table 4 Accent 4" w:uiPriority="49"/>
+    <w:lsdException w:name="List Table 5 Dark Accent 4" w:uiPriority="50"/>
+    <w:lsdException w:name="List Table 6 Colorful Accent 4" w:uiPriority="51"/>
+    <w:lsdException w:name="List Table 7 Colorful Accent 4" w:uiPriority="52"/>
+    <w:lsdException w:name="List Table 1 Light Accent 5" w:uiPriority="46"/>
+    <w:lsdException w:name="List Table 2 Accent 5" w:uiPriority="47"/>
+    <w:lsdException w:name="List Table 3 Accent 5" w:uiPriority="48"/>
+    <w:lsdException w:name="List Table 4 Accent 5" w:uiPriority="49"/>
+    <w:lsdException w:name="List Table 5 Dark Accent 5" w:uiPriority="50"/>
+    <w:lsdException w:name="List Table 6 Colorful Accent 5" w:uiPriority="51"/>
+    <w:lsdException w:name="List Table 7 Colorful Accent 5" w:uiPriority="52"/>
+    <w:lsdException w:name="List Table 1 Light Accent 6" w:uiPriority="46"/>
+    <w:lsdException w:name="List Table 2 Accent 6" w:uiPriority="47"/>
+    <w:lsdException w:name="List Table 3 Accent 6" w:uiPriority="48"/>
+    <w:lsdException w:name="List Table 4 Accent 6" w:uiPriority="49"/>
+    <w:lsdException w:name="List Table 5 Dark Accent 6" w:uiPriority="50"/>
+    <w:lsdException w:name="List Table 6 Colorful Accent 6" w:uiPriority="51"/>
+    <w:lsdException w:name="List Table 7 Colorful Accent 6" w:uiPriority="52"/>
+    <w:lsdException w:name="Mention" w:semiHidden="1" w:unhideWhenUsed="1"/>
+    <w:lsdException w:name="Smart Hyperlink" w:semiHidden="1" w:unhideWhenUsed="1"/>
+    <w:lsdException w:name="Hashtag" w:semiHidden="1" w:unhideWhenUsed="1"/>
+    <w:lsdException w:name="Unresolved Mention" w:semiHidden="1" w:unhideWhenUsed="1"/>
+    <w:lsdException w:name="Smart Link" w:semiHidden="1" w:unhideWhenUsed="1"/>
+  </w:latentStyles>
+  <w:style w:type="paragraph" w:default="1" w:styleId="Normal">
+    <w:name w:val="Normal"/>
+    <w:qFormat/>
+    <w:rPr>
+      <w:rFonts w:ascii="Times New Roman" w:eastAsia="Times New Roman" w:hAnsi="Times New Roman" w:cs="Times New Roman"/>
+      <w:lang w:val="id"/>
+    </w:rPr>
+  </w:style>
+  <w:style w:type="character" w:default="1" w:styleId="DefaultParagraphFont">
     <w:name w:val="Default Paragraph Font"/>
     <w:uiPriority w:val="1"/>
     <w:semiHidden/>
     <w:unhideWhenUsed/>
   </w:style>
-  <w:style w:styleId="TableNormal" w:default="1" w:type="table">
-    <w:name w:val="Table Normal"/>
-    <w:uiPriority w:val="2"/>
+  <w:style w:type="table" w:default="1" w:styleId="TableNormal">
+    <w:name w:val="Normal Table"/>
+    <w:uiPriority w:val="99"/>
     <w:semiHidden/>
     <w:unhideWhenUsed/>
-    <w:qFormat/>
     <w:tblPr>
       <w:tblInd w:w="0" w:type="dxa"/>
       <w:tblCellMar>
         <w:top w:w="0" w:type="dxa"/>
-        <w:left w:w="0" w:type="dxa"/>
+        <w:left w:w="108" w:type="dxa"/>
         <w:bottom w:w="0" w:type="dxa"/>
-        <w:right w:w="0" w:type="dxa"/>
+        <w:right w:w="108" w:type="dxa"/>
       </w:tblCellMar>
     </w:tblPr>
   </w:style>
-  <w:style w:styleId="NoList" w:default="1" w:type="numbering">
+  <w:style w:type="numbering" w:default="1" w:styleId="NoList">
     <w:name w:val="No List"/>
     <w:uiPriority w:val="99"/>
     <w:semiHidden/>
     <w:unhideWhenUsed/>
   </w:style>
-  <w:style w:default="1" w:styleId="Normal" w:type="paragraph">
-    <w:name w:val="Normal"/>
-    <w:uiPriority w:val="1"/>
-    <w:qFormat/>
-    <w:pPr/>
-    <w:rPr>
-      <w:rFonts w:ascii="Times New Roman" w:hAnsi="Times New Roman" w:eastAsia="Times New Roman" w:cs="Times New Roman"/>
-      <w:lang w:val="id" w:eastAsia="en-US" w:bidi="ar-SA"/>
-    </w:rPr>
-  </w:style>
-  <w:style w:styleId="BodyText" w:type="paragraph">
+  <w:style w:type="paragraph" w:styleId="BodyText">
     <w:name w:val="Body Text"/>
     <w:basedOn w:val="Normal"/>
     <w:uiPriority w:val="1"/>
@@ -4090,16 +4104,14 @@
       <w:ind w:left="314"/>
     </w:pPr>
     <w:rPr>
-      <w:rFonts w:ascii="Times New Roman" w:hAnsi="Times New Roman" w:eastAsia="Times New Roman" w:cs="Times New Roman"/>
       <w:sz w:val="24"/>
       <w:szCs w:val="24"/>
-      <w:lang w:val="id" w:eastAsia="en-US" w:bidi="ar-SA"/>
     </w:rPr>
   </w:style>
-  <w:style w:styleId="Title" w:type="paragraph">
+  <w:style w:type="paragraph" w:styleId="Title">
     <w:name w:val="Title"/>
     <w:basedOn w:val="Normal"/>
-    <w:uiPriority w:val="1"/>
+    <w:uiPriority w:val="10"/>
     <w:qFormat/>
     <w:pPr>
       <w:spacing w:before="99"/>
@@ -4107,33 +4119,40 @@
       <w:jc w:val="center"/>
     </w:pPr>
     <w:rPr>
-      <w:rFonts w:ascii="Arial" w:hAnsi="Arial" w:eastAsia="Arial" w:cs="Arial"/>
+      <w:rFonts w:ascii="Arial" w:eastAsia="Arial" w:hAnsi="Arial" w:cs="Arial"/>
       <w:b/>
       <w:bCs/>
       <w:sz w:val="40"/>
       <w:szCs w:val="40"/>
-      <w:lang w:val="id" w:eastAsia="en-US" w:bidi="ar-SA"/>
     </w:rPr>
   </w:style>
-  <w:style w:styleId="ListParagraph" w:type="paragraph">
+  <w:style w:type="paragraph" w:styleId="ListParagraph">
     <w:name w:val="List Paragraph"/>
     <w:basedOn w:val="Normal"/>
     <w:uiPriority w:val="1"/>
     <w:qFormat/>
-    <w:pPr/>
-    <w:rPr>
-      <w:lang w:val="id" w:eastAsia="en-US" w:bidi="ar-SA"/>
-    </w:rPr>
   </w:style>
-  <w:style w:styleId="TableParagraph" w:type="paragraph">
+  <w:style w:type="paragraph" w:customStyle="1" w:styleId="TableParagraph">
     <w:name w:val="Table Paragraph"/>
     <w:basedOn w:val="Normal"/>
     <w:uiPriority w:val="1"/>
     <w:qFormat/>
-    <w:pPr/>
-    <w:rPr>
-      <w:lang w:val="id" w:eastAsia="en-US" w:bidi="ar-SA"/>
-    </w:rPr>
+  </w:style>
+  <w:style w:type="table" w:styleId="TableGrid">
+    <w:name w:val="Table Grid"/>
+    <w:basedOn w:val="TableNormal"/>
+    <w:uiPriority w:val="39"/>
+    <w:rsid w:val="008E0483"/>
+    <w:tblPr>
+      <w:tblBorders>
+        <w:top w:val="single" w:sz="4" w:space="0" w:color="auto"/>
+        <w:left w:val="single" w:sz="4" w:space="0" w:color="auto"/>
+        <w:bottom w:val="single" w:sz="4" w:space="0" w:color="auto"/>
+        <w:right w:val="single" w:sz="4" w:space="0" w:color="auto"/>
+        <w:insideH w:val="single" w:sz="4" w:space="0" w:color="auto"/>
+        <w:insideV w:val="single" w:sz="4" w:space="0" w:color="auto"/>
+      </w:tblBorders>
+    </w:tblPr>
   </w:style>
 </w:styles>
 </file>
